--- a/output/01-tbl-vaxx.docx
+++ b/output/01-tbl-vaxx.docx
@@ -10,14 +10,14 @@
         <w:tblLook w:val="04A0" w:firstRow="1" w:lastRow="0" w:firstColumn="1" w:lastColumn="0" w:noHBand="0" w:noVBand="1"/>
       </w:tblPr>
       <w:tblGrid>
-        <w:gridCol w:w="1444"/>
+        <w:gridCol w:w="1446"/>
         <w:gridCol w:w="2099"/>
-        <w:gridCol w:w="1122"/>
-        <w:gridCol w:w="1713"/>
-        <w:gridCol w:w="1842"/>
-        <w:gridCol w:w="1700"/>
-        <w:gridCol w:w="1842"/>
-        <w:gridCol w:w="1416"/>
+        <w:gridCol w:w="1115"/>
+        <w:gridCol w:w="1714"/>
+        <w:gridCol w:w="1843"/>
+        <w:gridCol w:w="1701"/>
+        <w:gridCol w:w="1843"/>
+        <w:gridCol w:w="1417"/>
         <w:gridCol w:w="1276"/>
       </w:tblGrid>
       <w:tr>
@@ -32,7 +32,15 @@
             <w:vMerge w:val="restart"/>
           </w:tcPr>
           <w:p>
-            <w:r>
+            <w:pPr>
+              <w:rPr>
+                <w:rFonts w:ascii="Times New Roman" w:hAnsi="Times New Roman" w:cs="Times New Roman"/>
+              </w:rPr>
+            </w:pPr>
+            <w:r>
+              <w:rPr>
+                <w:rFonts w:ascii="Times New Roman" w:hAnsi="Times New Roman" w:cs="Times New Roman"/>
+              </w:rPr>
               <w:t xml:space="preserve">Time </w:t>
             </w:r>
           </w:p>
@@ -45,8 +53,14 @@
           <w:p>
             <w:pPr>
               <w:cnfStyle w:val="100000000000" w:firstRow="1" w:lastRow="0" w:firstColumn="0" w:lastColumn="0" w:oddVBand="0" w:evenVBand="0" w:oddHBand="0" w:evenHBand="0" w:firstRowFirstColumn="0" w:firstRowLastColumn="0" w:lastRowFirstColumn="0" w:lastRowLastColumn="0"/>
-            </w:pPr>
-            <w:r>
+              <w:rPr>
+                <w:rFonts w:ascii="Times New Roman" w:hAnsi="Times New Roman" w:cs="Times New Roman"/>
+              </w:rPr>
+            </w:pPr>
+            <w:r>
+              <w:rPr>
+                <w:rFonts w:ascii="Times New Roman" w:hAnsi="Times New Roman" w:cs="Times New Roman"/>
+              </w:rPr>
               <w:t xml:space="preserve">Vaccine </w:t>
             </w:r>
           </w:p>
@@ -59,12 +73,15 @@
           <w:p>
             <w:pPr>
               <w:cnfStyle w:val="100000000000" w:firstRow="1" w:lastRow="0" w:firstColumn="0" w:lastColumn="0" w:oddVBand="0" w:evenVBand="0" w:oddHBand="0" w:evenHBand="0" w:firstRowFirstColumn="0" w:firstRowLastColumn="0" w:lastRowFirstColumn="0" w:lastRowLastColumn="0"/>
-            </w:pPr>
-            <w:r>
-              <w:t>Eligible children</w:t>
-            </w:r>
-            <w:r>
-              <w:t xml:space="preserve"> on data</w:t>
+              <w:rPr>
+                <w:rFonts w:ascii="Times New Roman" w:hAnsi="Times New Roman" w:cs="Times New Roman"/>
+              </w:rPr>
+            </w:pPr>
+            <w:r>
+              <w:rPr>
+                <w:rFonts w:ascii="Times New Roman" w:hAnsi="Times New Roman" w:cs="Times New Roman"/>
+              </w:rPr>
+              <w:t>Eligible children on data</w:t>
             </w:r>
           </w:p>
         </w:tc>
@@ -77,8 +94,14 @@
             <w:pPr>
               <w:jc w:val="center"/>
               <w:cnfStyle w:val="100000000000" w:firstRow="1" w:lastRow="0" w:firstColumn="0" w:lastColumn="0" w:oddVBand="0" w:evenVBand="0" w:oddHBand="0" w:evenHBand="0" w:firstRowFirstColumn="0" w:firstRowLastColumn="0" w:lastRowFirstColumn="0" w:lastRowLastColumn="0"/>
-            </w:pPr>
-            <w:r>
+              <w:rPr>
+                <w:rFonts w:ascii="Times New Roman" w:hAnsi="Times New Roman" w:cs="Times New Roman"/>
+              </w:rPr>
+            </w:pPr>
+            <w:r>
+              <w:rPr>
+                <w:rFonts w:ascii="Times New Roman" w:hAnsi="Times New Roman" w:cs="Times New Roman"/>
+              </w:rPr>
               <w:t>Vaccination status</w:t>
             </w:r>
           </w:p>
@@ -98,7 +121,13 @@
               <w:bottom w:val="single" w:sz="18" w:space="0" w:color="auto"/>
             </w:tcBorders>
           </w:tcPr>
-          <w:p/>
+          <w:p>
+            <w:pPr>
+              <w:rPr>
+                <w:rFonts w:ascii="Times New Roman" w:hAnsi="Times New Roman" w:cs="Times New Roman"/>
+              </w:rPr>
+            </w:pPr>
+          </w:p>
         </w:tc>
         <w:tc>
           <w:tcPr>
@@ -111,6 +140,9 @@
           <w:p>
             <w:pPr>
               <w:cnfStyle w:val="000000100000" w:firstRow="0" w:lastRow="0" w:firstColumn="0" w:lastColumn="0" w:oddVBand="0" w:evenVBand="0" w:oddHBand="1" w:evenHBand="0" w:firstRowFirstColumn="0" w:firstRowLastColumn="0" w:lastRowFirstColumn="0" w:lastRowLastColumn="0"/>
+              <w:rPr>
+                <w:rFonts w:ascii="Times New Roman" w:hAnsi="Times New Roman" w:cs="Times New Roman"/>
+              </w:rPr>
             </w:pPr>
           </w:p>
         </w:tc>
@@ -125,6 +157,9 @@
           <w:p>
             <w:pPr>
               <w:cnfStyle w:val="000000100000" w:firstRow="0" w:lastRow="0" w:firstColumn="0" w:lastColumn="0" w:oddVBand="0" w:evenVBand="0" w:oddHBand="1" w:evenHBand="0" w:firstRowFirstColumn="0" w:firstRowLastColumn="0" w:lastRowFirstColumn="0" w:lastRowLastColumn="0"/>
+              <w:rPr>
+                <w:rFonts w:ascii="Times New Roman" w:hAnsi="Times New Roman" w:cs="Times New Roman"/>
+              </w:rPr>
             </w:pPr>
           </w:p>
         </w:tc>
@@ -138,8 +173,14 @@
           <w:p>
             <w:pPr>
               <w:cnfStyle w:val="000000100000" w:firstRow="0" w:lastRow="0" w:firstColumn="0" w:lastColumn="0" w:oddVBand="0" w:evenVBand="0" w:oddHBand="1" w:evenHBand="0" w:firstRowFirstColumn="0" w:firstRowLastColumn="0" w:lastRowFirstColumn="0" w:lastRowLastColumn="0"/>
-            </w:pPr>
-            <w:r>
+              <w:rPr>
+                <w:rFonts w:ascii="Times New Roman" w:hAnsi="Times New Roman" w:cs="Times New Roman"/>
+              </w:rPr>
+            </w:pPr>
+            <w:r>
+              <w:rPr>
+                <w:rFonts w:ascii="Times New Roman" w:hAnsi="Times New Roman" w:cs="Times New Roman"/>
+              </w:rPr>
               <w:t>No</w:t>
             </w:r>
           </w:p>
@@ -154,8 +195,14 @@
           <w:p>
             <w:pPr>
               <w:cnfStyle w:val="000000100000" w:firstRow="0" w:lastRow="0" w:firstColumn="0" w:lastColumn="0" w:oddVBand="0" w:evenVBand="0" w:oddHBand="1" w:evenHBand="0" w:firstRowFirstColumn="0" w:firstRowLastColumn="0" w:lastRowFirstColumn="0" w:lastRowLastColumn="0"/>
-            </w:pPr>
-            <w:r>
+              <w:rPr>
+                <w:rFonts w:ascii="Times New Roman" w:hAnsi="Times New Roman" w:cs="Times New Roman"/>
+              </w:rPr>
+            </w:pPr>
+            <w:r>
+              <w:rPr>
+                <w:rFonts w:ascii="Times New Roman" w:hAnsi="Times New Roman" w:cs="Times New Roman"/>
+              </w:rPr>
               <w:t>Date on card</w:t>
             </w:r>
           </w:p>
@@ -170,8 +217,14 @@
           <w:p>
             <w:pPr>
               <w:cnfStyle w:val="000000100000" w:firstRow="0" w:lastRow="0" w:firstColumn="0" w:lastColumn="0" w:oddVBand="0" w:evenVBand="0" w:oddHBand="1" w:evenHBand="0" w:firstRowFirstColumn="0" w:firstRowLastColumn="0" w:lastRowFirstColumn="0" w:lastRowLastColumn="0"/>
-            </w:pPr>
-            <w:r>
+              <w:rPr>
+                <w:rFonts w:ascii="Times New Roman" w:hAnsi="Times New Roman" w:cs="Times New Roman"/>
+              </w:rPr>
+            </w:pPr>
+            <w:r>
+              <w:rPr>
+                <w:rFonts w:ascii="Times New Roman" w:hAnsi="Times New Roman" w:cs="Times New Roman"/>
+              </w:rPr>
               <w:t>Reported by mother</w:t>
             </w:r>
           </w:p>
@@ -186,8 +239,14 @@
           <w:p>
             <w:pPr>
               <w:cnfStyle w:val="000000100000" w:firstRow="0" w:lastRow="0" w:firstColumn="0" w:lastColumn="0" w:oddVBand="0" w:evenVBand="0" w:oddHBand="1" w:evenHBand="0" w:firstRowFirstColumn="0" w:firstRowLastColumn="0" w:lastRowFirstColumn="0" w:lastRowLastColumn="0"/>
-            </w:pPr>
-            <w:r>
+              <w:rPr>
+                <w:rFonts w:ascii="Times New Roman" w:hAnsi="Times New Roman" w:cs="Times New Roman"/>
+              </w:rPr>
+            </w:pPr>
+            <w:r>
+              <w:rPr>
+                <w:rFonts w:ascii="Times New Roman" w:hAnsi="Times New Roman" w:cs="Times New Roman"/>
+              </w:rPr>
               <w:t>Marked on card</w:t>
             </w:r>
           </w:p>
@@ -202,8 +261,14 @@
           <w:p>
             <w:pPr>
               <w:cnfStyle w:val="000000100000" w:firstRow="0" w:lastRow="0" w:firstColumn="0" w:lastColumn="0" w:oddVBand="0" w:evenVBand="0" w:oddHBand="1" w:evenHBand="0" w:firstRowFirstColumn="0" w:firstRowLastColumn="0" w:lastRowFirstColumn="0" w:lastRowLastColumn="0"/>
-            </w:pPr>
-            <w:r>
+              <w:rPr>
+                <w:rFonts w:ascii="Times New Roman" w:hAnsi="Times New Roman" w:cs="Times New Roman"/>
+              </w:rPr>
+            </w:pPr>
+            <w:r>
+              <w:rPr>
+                <w:rFonts w:ascii="Times New Roman" w:hAnsi="Times New Roman" w:cs="Times New Roman"/>
+              </w:rPr>
               <w:t>Don’t know</w:t>
             </w:r>
           </w:p>
@@ -218,8 +283,14 @@
           <w:p>
             <w:pPr>
               <w:cnfStyle w:val="000000100000" w:firstRow="0" w:lastRow="0" w:firstColumn="0" w:lastColumn="0" w:oddVBand="0" w:evenVBand="0" w:oddHBand="1" w:evenHBand="0" w:firstRowFirstColumn="0" w:firstRowLastColumn="0" w:lastRowFirstColumn="0" w:lastRowLastColumn="0"/>
-            </w:pPr>
-            <w:r>
+              <w:rPr>
+                <w:rFonts w:ascii="Times New Roman" w:hAnsi="Times New Roman" w:cs="Times New Roman"/>
+              </w:rPr>
+            </w:pPr>
+            <w:r>
+              <w:rPr>
+                <w:rFonts w:ascii="Times New Roman" w:hAnsi="Times New Roman" w:cs="Times New Roman"/>
+              </w:rPr>
               <w:t>Missing</w:t>
             </w:r>
           </w:p>
@@ -236,7 +307,15 @@
             </w:tcBorders>
           </w:tcPr>
           <w:p>
-            <w:r>
+            <w:pPr>
+              <w:rPr>
+                <w:rFonts w:ascii="Times New Roman" w:hAnsi="Times New Roman" w:cs="Times New Roman"/>
+              </w:rPr>
+            </w:pPr>
+            <w:r>
+              <w:rPr>
+                <w:rFonts w:ascii="Times New Roman" w:hAnsi="Times New Roman" w:cs="Times New Roman"/>
+              </w:rPr>
               <w:t>Birth</w:t>
             </w:r>
           </w:p>
@@ -251,8 +330,14 @@
           <w:p>
             <w:pPr>
               <w:cnfStyle w:val="000000000000" w:firstRow="0" w:lastRow="0" w:firstColumn="0" w:lastColumn="0" w:oddVBand="0" w:evenVBand="0" w:oddHBand="0" w:evenHBand="0" w:firstRowFirstColumn="0" w:firstRowLastColumn="0" w:lastRowFirstColumn="0" w:lastRowLastColumn="0"/>
-            </w:pPr>
-            <w:r>
+              <w:rPr>
+                <w:rFonts w:ascii="Times New Roman" w:hAnsi="Times New Roman" w:cs="Times New Roman"/>
+              </w:rPr>
+            </w:pPr>
+            <w:r>
+              <w:rPr>
+                <w:rFonts w:ascii="Times New Roman" w:hAnsi="Times New Roman" w:cs="Times New Roman"/>
+              </w:rPr>
               <w:t>BCG</w:t>
             </w:r>
           </w:p>
@@ -268,8 +353,14 @@
           <w:p>
             <w:pPr>
               <w:cnfStyle w:val="000000000000" w:firstRow="0" w:lastRow="0" w:firstColumn="0" w:lastColumn="0" w:oddVBand="0" w:evenVBand="0" w:oddHBand="0" w:evenHBand="0" w:firstRowFirstColumn="0" w:firstRowLastColumn="0" w:lastRowFirstColumn="0" w:lastRowLastColumn="0"/>
-            </w:pPr>
-            <w:r>
+              <w:rPr>
+                <w:rFonts w:ascii="Times New Roman" w:hAnsi="Times New Roman" w:cs="Times New Roman"/>
+              </w:rPr>
+            </w:pPr>
+            <w:r>
+              <w:rPr>
+                <w:rFonts w:ascii="Times New Roman" w:hAnsi="Times New Roman" w:cs="Times New Roman"/>
+              </w:rPr>
               <w:t>15,347</w:t>
             </w:r>
           </w:p>
@@ -284,8 +375,14 @@
           <w:p>
             <w:pPr>
               <w:cnfStyle w:val="000000000000" w:firstRow="0" w:lastRow="0" w:firstColumn="0" w:lastColumn="0" w:oddVBand="0" w:evenVBand="0" w:oddHBand="0" w:evenHBand="0" w:firstRowFirstColumn="0" w:firstRowLastColumn="0" w:lastRowFirstColumn="0" w:lastRowLastColumn="0"/>
-            </w:pPr>
-            <w:r>
+              <w:rPr>
+                <w:rFonts w:ascii="Times New Roman" w:hAnsi="Times New Roman" w:cs="Times New Roman"/>
+              </w:rPr>
+            </w:pPr>
+            <w:r>
+              <w:rPr>
+                <w:rFonts w:ascii="Times New Roman" w:hAnsi="Times New Roman" w:cs="Times New Roman"/>
+              </w:rPr>
               <w:t>5,186 (33%)</w:t>
             </w:r>
           </w:p>
@@ -300,8 +397,14 @@
           <w:p>
             <w:pPr>
               <w:cnfStyle w:val="000000000000" w:firstRow="0" w:lastRow="0" w:firstColumn="0" w:lastColumn="0" w:oddVBand="0" w:evenVBand="0" w:oddHBand="0" w:evenHBand="0" w:firstRowFirstColumn="0" w:firstRowLastColumn="0" w:lastRowFirstColumn="0" w:lastRowLastColumn="0"/>
-            </w:pPr>
-            <w:r>
+              <w:rPr>
+                <w:rFonts w:ascii="Times New Roman" w:hAnsi="Times New Roman" w:cs="Times New Roman"/>
+              </w:rPr>
+            </w:pPr>
+            <w:r>
+              <w:rPr>
+                <w:rFonts w:ascii="Times New Roman" w:hAnsi="Times New Roman" w:cs="Times New Roman"/>
+              </w:rPr>
               <w:t>6,952 (45%)</w:t>
             </w:r>
           </w:p>
@@ -316,8 +419,14 @@
           <w:p>
             <w:pPr>
               <w:cnfStyle w:val="000000000000" w:firstRow="0" w:lastRow="0" w:firstColumn="0" w:lastColumn="0" w:oddVBand="0" w:evenVBand="0" w:oddHBand="0" w:evenHBand="0" w:firstRowFirstColumn="0" w:firstRowLastColumn="0" w:lastRowFirstColumn="0" w:lastRowLastColumn="0"/>
-            </w:pPr>
-            <w:r>
+              <w:rPr>
+                <w:rFonts w:ascii="Times New Roman" w:hAnsi="Times New Roman" w:cs="Times New Roman"/>
+              </w:rPr>
+            </w:pPr>
+            <w:r>
+              <w:rPr>
+                <w:rFonts w:ascii="Times New Roman" w:hAnsi="Times New Roman" w:cs="Times New Roman"/>
+              </w:rPr>
               <w:t>2,744 (17%)</w:t>
             </w:r>
           </w:p>
@@ -332,8 +441,14 @@
           <w:p>
             <w:pPr>
               <w:cnfStyle w:val="000000000000" w:firstRow="0" w:lastRow="0" w:firstColumn="0" w:lastColumn="0" w:oddVBand="0" w:evenVBand="0" w:oddHBand="0" w:evenHBand="0" w:firstRowFirstColumn="0" w:firstRowLastColumn="0" w:lastRowFirstColumn="0" w:lastRowLastColumn="0"/>
-            </w:pPr>
-            <w:r>
+              <w:rPr>
+                <w:rFonts w:ascii="Times New Roman" w:hAnsi="Times New Roman" w:cs="Times New Roman"/>
+              </w:rPr>
+            </w:pPr>
+            <w:r>
+              <w:rPr>
+                <w:rFonts w:ascii="Times New Roman" w:hAnsi="Times New Roman" w:cs="Times New Roman"/>
+              </w:rPr>
               <w:t>14 (0%)</w:t>
             </w:r>
           </w:p>
@@ -348,8 +463,14 @@
           <w:p>
             <w:pPr>
               <w:cnfStyle w:val="000000000000" w:firstRow="0" w:lastRow="0" w:firstColumn="0" w:lastColumn="0" w:oddVBand="0" w:evenVBand="0" w:oddHBand="0" w:evenHBand="0" w:firstRowFirstColumn="0" w:firstRowLastColumn="0" w:lastRowFirstColumn="0" w:lastRowLastColumn="0"/>
-            </w:pPr>
-            <w:r>
+              <w:rPr>
+                <w:rFonts w:ascii="Times New Roman" w:hAnsi="Times New Roman" w:cs="Times New Roman"/>
+              </w:rPr>
+            </w:pPr>
+            <w:r>
+              <w:rPr>
+                <w:rFonts w:ascii="Times New Roman" w:hAnsi="Times New Roman" w:cs="Times New Roman"/>
+              </w:rPr>
               <w:t>20 (0%)</w:t>
             </w:r>
           </w:p>
@@ -364,8 +485,14 @@
           <w:p>
             <w:pPr>
               <w:cnfStyle w:val="000000000000" w:firstRow="0" w:lastRow="0" w:firstColumn="0" w:lastColumn="0" w:oddVBand="0" w:evenVBand="0" w:oddHBand="0" w:evenHBand="0" w:firstRowFirstColumn="0" w:firstRowLastColumn="0" w:lastRowFirstColumn="0" w:lastRowLastColumn="0"/>
-            </w:pPr>
-            <w:r>
+              <w:rPr>
+                <w:rFonts w:ascii="Times New Roman" w:hAnsi="Times New Roman" w:cs="Times New Roman"/>
+              </w:rPr>
+            </w:pPr>
+            <w:r>
+              <w:rPr>
+                <w:rFonts w:ascii="Times New Roman" w:hAnsi="Times New Roman" w:cs="Times New Roman"/>
+              </w:rPr>
               <w:t>431 (3%)</w:t>
             </w:r>
           </w:p>
@@ -381,7 +508,13 @@
             <w:tcW w:w="1446" w:type="dxa"/>
             <w:vMerge/>
           </w:tcPr>
-          <w:p/>
+          <w:p>
+            <w:pPr>
+              <w:rPr>
+                <w:rFonts w:ascii="Times New Roman" w:hAnsi="Times New Roman" w:cs="Times New Roman"/>
+              </w:rPr>
+            </w:pPr>
+          </w:p>
         </w:tc>
         <w:tc>
           <w:tcPr>
@@ -390,14 +523,26 @@
           <w:p>
             <w:pPr>
               <w:cnfStyle w:val="000000100000" w:firstRow="0" w:lastRow="0" w:firstColumn="0" w:lastColumn="0" w:oddVBand="0" w:evenVBand="0" w:oddHBand="1" w:evenHBand="0" w:firstRowFirstColumn="0" w:firstRowLastColumn="0" w:lastRowFirstColumn="0" w:lastRowLastColumn="0"/>
-            </w:pPr>
-            <w:r>
+              <w:rPr>
+                <w:rFonts w:ascii="Times New Roman" w:hAnsi="Times New Roman" w:cs="Times New Roman"/>
+              </w:rPr>
+            </w:pPr>
+            <w:r>
+              <w:rPr>
+                <w:rFonts w:ascii="Times New Roman" w:hAnsi="Times New Roman" w:cs="Times New Roman"/>
+              </w:rPr>
               <w:t>OPV</w:t>
             </w:r>
             <w:r>
+              <w:rPr>
+                <w:rFonts w:ascii="Times New Roman" w:hAnsi="Times New Roman" w:cs="Times New Roman"/>
+              </w:rPr>
               <w:t>-</w:t>
             </w:r>
             <w:r>
+              <w:rPr>
+                <w:rFonts w:ascii="Times New Roman" w:hAnsi="Times New Roman" w:cs="Times New Roman"/>
+              </w:rPr>
               <w:t>0</w:t>
             </w:r>
           </w:p>
@@ -410,6 +555,9 @@
           <w:p>
             <w:pPr>
               <w:cnfStyle w:val="000000100000" w:firstRow="0" w:lastRow="0" w:firstColumn="0" w:lastColumn="0" w:oddVBand="0" w:evenVBand="0" w:oddHBand="1" w:evenHBand="0" w:firstRowFirstColumn="0" w:firstRowLastColumn="0" w:lastRowFirstColumn="0" w:lastRowLastColumn="0"/>
+              <w:rPr>
+                <w:rFonts w:ascii="Times New Roman" w:hAnsi="Times New Roman" w:cs="Times New Roman"/>
+              </w:rPr>
             </w:pPr>
           </w:p>
         </w:tc>
@@ -420,8 +568,14 @@
           <w:p>
             <w:pPr>
               <w:cnfStyle w:val="000000100000" w:firstRow="0" w:lastRow="0" w:firstColumn="0" w:lastColumn="0" w:oddVBand="0" w:evenVBand="0" w:oddHBand="1" w:evenHBand="0" w:firstRowFirstColumn="0" w:firstRowLastColumn="0" w:lastRowFirstColumn="0" w:lastRowLastColumn="0"/>
-            </w:pPr>
-            <w:r>
+              <w:rPr>
+                <w:rFonts w:ascii="Times New Roman" w:hAnsi="Times New Roman" w:cs="Times New Roman"/>
+              </w:rPr>
+            </w:pPr>
+            <w:r>
+              <w:rPr>
+                <w:rFonts w:ascii="Times New Roman" w:hAnsi="Times New Roman" w:cs="Times New Roman"/>
+              </w:rPr>
               <w:t>6,379 (42%)</w:t>
             </w:r>
           </w:p>
@@ -433,8 +587,14 @@
           <w:p>
             <w:pPr>
               <w:cnfStyle w:val="000000100000" w:firstRow="0" w:lastRow="0" w:firstColumn="0" w:lastColumn="0" w:oddVBand="0" w:evenVBand="0" w:oddHBand="1" w:evenHBand="0" w:firstRowFirstColumn="0" w:firstRowLastColumn="0" w:lastRowFirstColumn="0" w:lastRowLastColumn="0"/>
-            </w:pPr>
-            <w:r>
+              <w:rPr>
+                <w:rFonts w:ascii="Times New Roman" w:hAnsi="Times New Roman" w:cs="Times New Roman"/>
+              </w:rPr>
+            </w:pPr>
+            <w:r>
+              <w:rPr>
+                <w:rFonts w:ascii="Times New Roman" w:hAnsi="Times New Roman" w:cs="Times New Roman"/>
+              </w:rPr>
               <w:t>6,208 (41%)</w:t>
             </w:r>
           </w:p>
@@ -446,8 +606,14 @@
           <w:p>
             <w:pPr>
               <w:cnfStyle w:val="000000100000" w:firstRow="0" w:lastRow="0" w:firstColumn="0" w:lastColumn="0" w:oddVBand="0" w:evenVBand="0" w:oddHBand="1" w:evenHBand="0" w:firstRowFirstColumn="0" w:firstRowLastColumn="0" w:lastRowFirstColumn="0" w:lastRowLastColumn="0"/>
-            </w:pPr>
-            <w:r>
+              <w:rPr>
+                <w:rFonts w:ascii="Times New Roman" w:hAnsi="Times New Roman" w:cs="Times New Roman"/>
+              </w:rPr>
+            </w:pPr>
+            <w:r>
+              <w:rPr>
+                <w:rFonts w:ascii="Times New Roman" w:hAnsi="Times New Roman" w:cs="Times New Roman"/>
+              </w:rPr>
               <w:t>2,269 (15%)</w:t>
             </w:r>
           </w:p>
@@ -459,8 +625,14 @@
           <w:p>
             <w:pPr>
               <w:cnfStyle w:val="000000100000" w:firstRow="0" w:lastRow="0" w:firstColumn="0" w:lastColumn="0" w:oddVBand="0" w:evenVBand="0" w:oddHBand="1" w:evenHBand="0" w:firstRowFirstColumn="0" w:firstRowLastColumn="0" w:lastRowFirstColumn="0" w:lastRowLastColumn="0"/>
-            </w:pPr>
-            <w:r>
+              <w:rPr>
+                <w:rFonts w:ascii="Times New Roman" w:hAnsi="Times New Roman" w:cs="Times New Roman"/>
+              </w:rPr>
+            </w:pPr>
+            <w:r>
+              <w:rPr>
+                <w:rFonts w:ascii="Times New Roman" w:hAnsi="Times New Roman" w:cs="Times New Roman"/>
+              </w:rPr>
               <w:t>36 (0%)</w:t>
             </w:r>
           </w:p>
@@ -472,8 +644,14 @@
           <w:p>
             <w:pPr>
               <w:cnfStyle w:val="000000100000" w:firstRow="0" w:lastRow="0" w:firstColumn="0" w:lastColumn="0" w:oddVBand="0" w:evenVBand="0" w:oddHBand="1" w:evenHBand="0" w:firstRowFirstColumn="0" w:firstRowLastColumn="0" w:lastRowFirstColumn="0" w:lastRowLastColumn="0"/>
-            </w:pPr>
-            <w:r>
+              <w:rPr>
+                <w:rFonts w:ascii="Times New Roman" w:hAnsi="Times New Roman" w:cs="Times New Roman"/>
+              </w:rPr>
+            </w:pPr>
+            <w:r>
+              <w:rPr>
+                <w:rFonts w:ascii="Times New Roman" w:hAnsi="Times New Roman" w:cs="Times New Roman"/>
+              </w:rPr>
               <w:t>24 (0%)</w:t>
             </w:r>
           </w:p>
@@ -485,8 +663,14 @@
           <w:p>
             <w:pPr>
               <w:cnfStyle w:val="000000100000" w:firstRow="0" w:lastRow="0" w:firstColumn="0" w:lastColumn="0" w:oddVBand="0" w:evenVBand="0" w:oddHBand="1" w:evenHBand="0" w:firstRowFirstColumn="0" w:firstRowLastColumn="0" w:lastRowFirstColumn="0" w:lastRowLastColumn="0"/>
-            </w:pPr>
-            <w:r>
+              <w:rPr>
+                <w:rFonts w:ascii="Times New Roman" w:hAnsi="Times New Roman" w:cs="Times New Roman"/>
+              </w:rPr>
+            </w:pPr>
+            <w:r>
+              <w:rPr>
+                <w:rFonts w:ascii="Times New Roman" w:hAnsi="Times New Roman" w:cs="Times New Roman"/>
+              </w:rPr>
               <w:t>431 (3%)</w:t>
             </w:r>
           </w:p>
@@ -502,7 +686,13 @@
               <w:bottom w:val="single" w:sz="18" w:space="0" w:color="auto"/>
             </w:tcBorders>
           </w:tcPr>
-          <w:p/>
+          <w:p>
+            <w:pPr>
+              <w:rPr>
+                <w:rFonts w:ascii="Times New Roman" w:hAnsi="Times New Roman" w:cs="Times New Roman"/>
+              </w:rPr>
+            </w:pPr>
+          </w:p>
         </w:tc>
         <w:tc>
           <w:tcPr>
@@ -514,14 +704,26 @@
           <w:p>
             <w:pPr>
               <w:cnfStyle w:val="000000000000" w:firstRow="0" w:lastRow="0" w:firstColumn="0" w:lastColumn="0" w:oddVBand="0" w:evenVBand="0" w:oddHBand="0" w:evenHBand="0" w:firstRowFirstColumn="0" w:firstRowLastColumn="0" w:lastRowFirstColumn="0" w:lastRowLastColumn="0"/>
-            </w:pPr>
-            <w:r>
+              <w:rPr>
+                <w:rFonts w:ascii="Times New Roman" w:hAnsi="Times New Roman" w:cs="Times New Roman"/>
+              </w:rPr>
+            </w:pPr>
+            <w:r>
+              <w:rPr>
+                <w:rFonts w:ascii="Times New Roman" w:hAnsi="Times New Roman" w:cs="Times New Roman"/>
+              </w:rPr>
               <w:t>Hep</w:t>
             </w:r>
             <w:r>
+              <w:rPr>
+                <w:rFonts w:ascii="Times New Roman" w:hAnsi="Times New Roman" w:cs="Times New Roman"/>
+              </w:rPr>
               <w:t xml:space="preserve">atitis </w:t>
             </w:r>
             <w:r>
+              <w:rPr>
+                <w:rFonts w:ascii="Times New Roman" w:hAnsi="Times New Roman" w:cs="Times New Roman"/>
+              </w:rPr>
               <w:t>B</w:t>
             </w:r>
           </w:p>
@@ -537,6 +739,9 @@
           <w:p>
             <w:pPr>
               <w:cnfStyle w:val="000000000000" w:firstRow="0" w:lastRow="0" w:firstColumn="0" w:lastColumn="0" w:oddVBand="0" w:evenVBand="0" w:oddHBand="0" w:evenHBand="0" w:firstRowFirstColumn="0" w:firstRowLastColumn="0" w:lastRowFirstColumn="0" w:lastRowLastColumn="0"/>
+              <w:rPr>
+                <w:rFonts w:ascii="Times New Roman" w:hAnsi="Times New Roman" w:cs="Times New Roman"/>
+              </w:rPr>
             </w:pPr>
           </w:p>
         </w:tc>
@@ -550,8 +755,14 @@
           <w:p>
             <w:pPr>
               <w:cnfStyle w:val="000000000000" w:firstRow="0" w:lastRow="0" w:firstColumn="0" w:lastColumn="0" w:oddVBand="0" w:evenVBand="0" w:oddHBand="0" w:evenHBand="0" w:firstRowFirstColumn="0" w:firstRowLastColumn="0" w:lastRowFirstColumn="0" w:lastRowLastColumn="0"/>
-            </w:pPr>
-            <w:r>
+              <w:rPr>
+                <w:rFonts w:ascii="Times New Roman" w:hAnsi="Times New Roman" w:cs="Times New Roman"/>
+              </w:rPr>
+            </w:pPr>
+            <w:r>
+              <w:rPr>
+                <w:rFonts w:ascii="Times New Roman" w:hAnsi="Times New Roman" w:cs="Times New Roman"/>
+              </w:rPr>
               <w:t>6,383 (42%)</w:t>
             </w:r>
           </w:p>
@@ -566,8 +777,14 @@
           <w:p>
             <w:pPr>
               <w:cnfStyle w:val="000000000000" w:firstRow="0" w:lastRow="0" w:firstColumn="0" w:lastColumn="0" w:oddVBand="0" w:evenVBand="0" w:oddHBand="0" w:evenHBand="0" w:firstRowFirstColumn="0" w:firstRowLastColumn="0" w:lastRowFirstColumn="0" w:lastRowLastColumn="0"/>
-            </w:pPr>
-            <w:r>
+              <w:rPr>
+                <w:rFonts w:ascii="Times New Roman" w:hAnsi="Times New Roman" w:cs="Times New Roman"/>
+              </w:rPr>
+            </w:pPr>
+            <w:r>
+              <w:rPr>
+                <w:rFonts w:ascii="Times New Roman" w:hAnsi="Times New Roman" w:cs="Times New Roman"/>
+              </w:rPr>
               <w:t>5,799 (38%)</w:t>
             </w:r>
           </w:p>
@@ -582,8 +799,14 @@
           <w:p>
             <w:pPr>
               <w:cnfStyle w:val="000000000000" w:firstRow="0" w:lastRow="0" w:firstColumn="0" w:lastColumn="0" w:oddVBand="0" w:evenVBand="0" w:oddHBand="0" w:evenHBand="0" w:firstRowFirstColumn="0" w:firstRowLastColumn="0" w:lastRowFirstColumn="0" w:lastRowLastColumn="0"/>
-            </w:pPr>
-            <w:r>
+              <w:rPr>
+                <w:rFonts w:ascii="Times New Roman" w:hAnsi="Times New Roman" w:cs="Times New Roman"/>
+              </w:rPr>
+            </w:pPr>
+            <w:r>
+              <w:rPr>
+                <w:rFonts w:ascii="Times New Roman" w:hAnsi="Times New Roman" w:cs="Times New Roman"/>
+              </w:rPr>
               <w:t>2,672 (17%)</w:t>
             </w:r>
           </w:p>
@@ -598,8 +821,14 @@
           <w:p>
             <w:pPr>
               <w:cnfStyle w:val="000000000000" w:firstRow="0" w:lastRow="0" w:firstColumn="0" w:lastColumn="0" w:oddVBand="0" w:evenVBand="0" w:oddHBand="0" w:evenHBand="0" w:firstRowFirstColumn="0" w:firstRowLastColumn="0" w:lastRowFirstColumn="0" w:lastRowLastColumn="0"/>
-            </w:pPr>
-            <w:r>
+              <w:rPr>
+                <w:rFonts w:ascii="Times New Roman" w:hAnsi="Times New Roman" w:cs="Times New Roman"/>
+              </w:rPr>
+            </w:pPr>
+            <w:r>
+              <w:rPr>
+                <w:rFonts w:ascii="Times New Roman" w:hAnsi="Times New Roman" w:cs="Times New Roman"/>
+              </w:rPr>
               <w:t>33 (0%)</w:t>
             </w:r>
           </w:p>
@@ -614,8 +843,14 @@
           <w:p>
             <w:pPr>
               <w:cnfStyle w:val="000000000000" w:firstRow="0" w:lastRow="0" w:firstColumn="0" w:lastColumn="0" w:oddVBand="0" w:evenVBand="0" w:oddHBand="0" w:evenHBand="0" w:firstRowFirstColumn="0" w:firstRowLastColumn="0" w:lastRowFirstColumn="0" w:lastRowLastColumn="0"/>
-            </w:pPr>
-            <w:r>
+              <w:rPr>
+                <w:rFonts w:ascii="Times New Roman" w:hAnsi="Times New Roman" w:cs="Times New Roman"/>
+              </w:rPr>
+            </w:pPr>
+            <w:r>
+              <w:rPr>
+                <w:rFonts w:ascii="Times New Roman" w:hAnsi="Times New Roman" w:cs="Times New Roman"/>
+              </w:rPr>
               <w:t>29 (0%)</w:t>
             </w:r>
           </w:p>
@@ -630,8 +865,14 @@
           <w:p>
             <w:pPr>
               <w:cnfStyle w:val="000000000000" w:firstRow="0" w:lastRow="0" w:firstColumn="0" w:lastColumn="0" w:oddVBand="0" w:evenVBand="0" w:oddHBand="0" w:evenHBand="0" w:firstRowFirstColumn="0" w:firstRowLastColumn="0" w:lastRowFirstColumn="0" w:lastRowLastColumn="0"/>
-            </w:pPr>
-            <w:r>
+              <w:rPr>
+                <w:rFonts w:ascii="Times New Roman" w:hAnsi="Times New Roman" w:cs="Times New Roman"/>
+              </w:rPr>
+            </w:pPr>
+            <w:r>
+              <w:rPr>
+                <w:rFonts w:ascii="Times New Roman" w:hAnsi="Times New Roman" w:cs="Times New Roman"/>
+              </w:rPr>
               <w:t>431 (3%)</w:t>
             </w:r>
           </w:p>
@@ -651,7 +892,15 @@
             </w:tcBorders>
           </w:tcPr>
           <w:p>
-            <w:r>
+            <w:pPr>
+              <w:rPr>
+                <w:rFonts w:ascii="Times New Roman" w:hAnsi="Times New Roman" w:cs="Times New Roman"/>
+              </w:rPr>
+            </w:pPr>
+            <w:r>
+              <w:rPr>
+                <w:rFonts w:ascii="Times New Roman" w:hAnsi="Times New Roman" w:cs="Times New Roman"/>
+              </w:rPr>
               <w:t>6 Weeks</w:t>
             </w:r>
           </w:p>
@@ -666,17 +915,26 @@
           <w:p>
             <w:pPr>
               <w:cnfStyle w:val="000000100000" w:firstRow="0" w:lastRow="0" w:firstColumn="0" w:lastColumn="0" w:oddVBand="0" w:evenVBand="0" w:oddHBand="1" w:evenHBand="0" w:firstRowFirstColumn="0" w:firstRowLastColumn="0" w:lastRowFirstColumn="0" w:lastRowLastColumn="0"/>
-            </w:pPr>
-            <w:r>
-              <w:t>Penta</w:t>
-            </w:r>
-            <w:r>
-              <w:t>valent</w:t>
-            </w:r>
-            <w:r>
+              <w:rPr>
+                <w:rFonts w:ascii="Times New Roman" w:hAnsi="Times New Roman" w:cs="Times New Roman"/>
+              </w:rPr>
+            </w:pPr>
+            <w:r>
+              <w:rPr>
+                <w:rFonts w:ascii="Times New Roman" w:hAnsi="Times New Roman" w:cs="Times New Roman"/>
+              </w:rPr>
+              <w:t>Pentavalent</w:t>
+            </w:r>
+            <w:r>
+              <w:rPr>
+                <w:rFonts w:ascii="Times New Roman" w:hAnsi="Times New Roman" w:cs="Times New Roman"/>
+              </w:rPr>
               <w:t>-</w:t>
             </w:r>
             <w:r>
+              <w:rPr>
+                <w:rFonts w:ascii="Times New Roman" w:hAnsi="Times New Roman" w:cs="Times New Roman"/>
+              </w:rPr>
               <w:t>1</w:t>
             </w:r>
           </w:p>
@@ -692,8 +950,14 @@
           <w:p>
             <w:pPr>
               <w:cnfStyle w:val="000000100000" w:firstRow="0" w:lastRow="0" w:firstColumn="0" w:lastColumn="0" w:oddVBand="0" w:evenVBand="0" w:oddHBand="1" w:evenHBand="0" w:firstRowFirstColumn="0" w:firstRowLastColumn="0" w:lastRowFirstColumn="0" w:lastRowLastColumn="0"/>
-            </w:pPr>
-            <w:r>
+              <w:rPr>
+                <w:rFonts w:ascii="Times New Roman" w:hAnsi="Times New Roman" w:cs="Times New Roman"/>
+              </w:rPr>
+            </w:pPr>
+            <w:r>
+              <w:rPr>
+                <w:rFonts w:ascii="Times New Roman" w:hAnsi="Times New Roman" w:cs="Times New Roman"/>
+              </w:rPr>
               <w:t>14,933</w:t>
             </w:r>
           </w:p>
@@ -708,8 +972,14 @@
           <w:p>
             <w:pPr>
               <w:cnfStyle w:val="000000100000" w:firstRow="0" w:lastRow="0" w:firstColumn="0" w:lastColumn="0" w:oddVBand="0" w:evenVBand="0" w:oddHBand="1" w:evenHBand="0" w:firstRowFirstColumn="0" w:firstRowLastColumn="0" w:lastRowFirstColumn="0" w:lastRowLastColumn="0"/>
-            </w:pPr>
-            <w:r>
+              <w:rPr>
+                <w:rFonts w:ascii="Times New Roman" w:hAnsi="Times New Roman" w:cs="Times New Roman"/>
+              </w:rPr>
+            </w:pPr>
+            <w:r>
+              <w:rPr>
+                <w:rFonts w:ascii="Times New Roman" w:hAnsi="Times New Roman" w:cs="Times New Roman"/>
+              </w:rPr>
               <w:t>5,595 (37%)</w:t>
             </w:r>
           </w:p>
@@ -724,8 +994,14 @@
           <w:p>
             <w:pPr>
               <w:cnfStyle w:val="000000100000" w:firstRow="0" w:lastRow="0" w:firstColumn="0" w:lastColumn="0" w:oddVBand="0" w:evenVBand="0" w:oddHBand="1" w:evenHBand="0" w:firstRowFirstColumn="0" w:firstRowLastColumn="0" w:lastRowFirstColumn="0" w:lastRowLastColumn="0"/>
-            </w:pPr>
-            <w:r>
+              <w:rPr>
+                <w:rFonts w:ascii="Times New Roman" w:hAnsi="Times New Roman" w:cs="Times New Roman"/>
+              </w:rPr>
+            </w:pPr>
+            <w:r>
+              <w:rPr>
+                <w:rFonts w:ascii="Times New Roman" w:hAnsi="Times New Roman" w:cs="Times New Roman"/>
+              </w:rPr>
               <w:t>6,392 (43%)</w:t>
             </w:r>
           </w:p>
@@ -740,8 +1016,14 @@
           <w:p>
             <w:pPr>
               <w:cnfStyle w:val="000000100000" w:firstRow="0" w:lastRow="0" w:firstColumn="0" w:lastColumn="0" w:oddVBand="0" w:evenVBand="0" w:oddHBand="1" w:evenHBand="0" w:firstRowFirstColumn="0" w:firstRowLastColumn="0" w:lastRowFirstColumn="0" w:lastRowLastColumn="0"/>
-            </w:pPr>
-            <w:r>
+              <w:rPr>
+                <w:rFonts w:ascii="Times New Roman" w:hAnsi="Times New Roman" w:cs="Times New Roman"/>
+              </w:rPr>
+            </w:pPr>
+            <w:r>
+              <w:rPr>
+                <w:rFonts w:ascii="Times New Roman" w:hAnsi="Times New Roman" w:cs="Times New Roman"/>
+              </w:rPr>
               <w:t>2,448 (16%)</w:t>
             </w:r>
           </w:p>
@@ -756,8 +1038,14 @@
           <w:p>
             <w:pPr>
               <w:cnfStyle w:val="000000100000" w:firstRow="0" w:lastRow="0" w:firstColumn="0" w:lastColumn="0" w:oddVBand="0" w:evenVBand="0" w:oddHBand="1" w:evenHBand="0" w:firstRowFirstColumn="0" w:firstRowLastColumn="0" w:lastRowFirstColumn="0" w:lastRowLastColumn="0"/>
-            </w:pPr>
-            <w:r>
+              <w:rPr>
+                <w:rFonts w:ascii="Times New Roman" w:hAnsi="Times New Roman" w:cs="Times New Roman"/>
+              </w:rPr>
+            </w:pPr>
+            <w:r>
+              <w:rPr>
+                <w:rFonts w:ascii="Times New Roman" w:hAnsi="Times New Roman" w:cs="Times New Roman"/>
+              </w:rPr>
               <w:t>16 (0%)</w:t>
             </w:r>
           </w:p>
@@ -772,8 +1060,14 @@
           <w:p>
             <w:pPr>
               <w:cnfStyle w:val="000000100000" w:firstRow="0" w:lastRow="0" w:firstColumn="0" w:lastColumn="0" w:oddVBand="0" w:evenVBand="0" w:oddHBand="1" w:evenHBand="0" w:firstRowFirstColumn="0" w:firstRowLastColumn="0" w:lastRowFirstColumn="0" w:lastRowLastColumn="0"/>
-            </w:pPr>
-            <w:r>
+              <w:rPr>
+                <w:rFonts w:ascii="Times New Roman" w:hAnsi="Times New Roman" w:cs="Times New Roman"/>
+              </w:rPr>
+            </w:pPr>
+            <w:r>
+              <w:rPr>
+                <w:rFonts w:ascii="Times New Roman" w:hAnsi="Times New Roman" w:cs="Times New Roman"/>
+              </w:rPr>
               <w:t>51 (0%)</w:t>
             </w:r>
           </w:p>
@@ -788,8 +1082,14 @@
           <w:p>
             <w:pPr>
               <w:cnfStyle w:val="000000100000" w:firstRow="0" w:lastRow="0" w:firstColumn="0" w:lastColumn="0" w:oddVBand="0" w:evenVBand="0" w:oddHBand="1" w:evenHBand="0" w:firstRowFirstColumn="0" w:firstRowLastColumn="0" w:lastRowFirstColumn="0" w:lastRowLastColumn="0"/>
-            </w:pPr>
-            <w:r>
+              <w:rPr>
+                <w:rFonts w:ascii="Times New Roman" w:hAnsi="Times New Roman" w:cs="Times New Roman"/>
+              </w:rPr>
+            </w:pPr>
+            <w:r>
+              <w:rPr>
+                <w:rFonts w:ascii="Times New Roman" w:hAnsi="Times New Roman" w:cs="Times New Roman"/>
+              </w:rPr>
               <w:t>431 (3%)</w:t>
             </w:r>
           </w:p>
@@ -802,7 +1102,13 @@
             <w:tcW w:w="1446" w:type="dxa"/>
             <w:vMerge/>
           </w:tcPr>
-          <w:p/>
+          <w:p>
+            <w:pPr>
+              <w:rPr>
+                <w:rFonts w:ascii="Times New Roman" w:hAnsi="Times New Roman" w:cs="Times New Roman"/>
+              </w:rPr>
+            </w:pPr>
+          </w:p>
         </w:tc>
         <w:tc>
           <w:tcPr>
@@ -811,8 +1117,14 @@
           <w:p>
             <w:pPr>
               <w:cnfStyle w:val="000000000000" w:firstRow="0" w:lastRow="0" w:firstColumn="0" w:lastColumn="0" w:oddVBand="0" w:evenVBand="0" w:oddHBand="0" w:evenHBand="0" w:firstRowFirstColumn="0" w:firstRowLastColumn="0" w:lastRowFirstColumn="0" w:lastRowLastColumn="0"/>
-            </w:pPr>
-            <w:r>
+              <w:rPr>
+                <w:rFonts w:ascii="Times New Roman" w:hAnsi="Times New Roman" w:cs="Times New Roman"/>
+              </w:rPr>
+            </w:pPr>
+            <w:r>
+              <w:rPr>
+                <w:rFonts w:ascii="Times New Roman" w:hAnsi="Times New Roman" w:cs="Times New Roman"/>
+              </w:rPr>
               <w:t>OPV-1</w:t>
             </w:r>
           </w:p>
@@ -825,6 +1137,9 @@
           <w:p>
             <w:pPr>
               <w:cnfStyle w:val="000000000000" w:firstRow="0" w:lastRow="0" w:firstColumn="0" w:lastColumn="0" w:oddVBand="0" w:evenVBand="0" w:oddHBand="0" w:evenHBand="0" w:firstRowFirstColumn="0" w:firstRowLastColumn="0" w:lastRowFirstColumn="0" w:lastRowLastColumn="0"/>
+              <w:rPr>
+                <w:rFonts w:ascii="Times New Roman" w:hAnsi="Times New Roman" w:cs="Times New Roman"/>
+              </w:rPr>
             </w:pPr>
           </w:p>
         </w:tc>
@@ -835,8 +1150,14 @@
           <w:p>
             <w:pPr>
               <w:cnfStyle w:val="000000000000" w:firstRow="0" w:lastRow="0" w:firstColumn="0" w:lastColumn="0" w:oddVBand="0" w:evenVBand="0" w:oddHBand="0" w:evenHBand="0" w:firstRowFirstColumn="0" w:firstRowLastColumn="0" w:lastRowFirstColumn="0" w:lastRowLastColumn="0"/>
-            </w:pPr>
-            <w:r>
+              <w:rPr>
+                <w:rFonts w:ascii="Times New Roman" w:hAnsi="Times New Roman" w:cs="Times New Roman"/>
+              </w:rPr>
+            </w:pPr>
+            <w:r>
+              <w:rPr>
+                <w:rFonts w:ascii="Times New Roman" w:hAnsi="Times New Roman" w:cs="Times New Roman"/>
+              </w:rPr>
               <w:t>5,461 (36%)</w:t>
             </w:r>
           </w:p>
@@ -848,8 +1169,14 @@
           <w:p>
             <w:pPr>
               <w:cnfStyle w:val="000000000000" w:firstRow="0" w:lastRow="0" w:firstColumn="0" w:lastColumn="0" w:oddVBand="0" w:evenVBand="0" w:oddHBand="0" w:evenHBand="0" w:firstRowFirstColumn="0" w:firstRowLastColumn="0" w:lastRowFirstColumn="0" w:lastRowLastColumn="0"/>
-            </w:pPr>
-            <w:r>
+              <w:rPr>
+                <w:rFonts w:ascii="Times New Roman" w:hAnsi="Times New Roman" w:cs="Times New Roman"/>
+              </w:rPr>
+            </w:pPr>
+            <w:r>
+              <w:rPr>
+                <w:rFonts w:ascii="Times New Roman" w:hAnsi="Times New Roman" w:cs="Times New Roman"/>
+              </w:rPr>
               <w:t>6,366 (43%)</w:t>
             </w:r>
           </w:p>
@@ -861,8 +1188,14 @@
           <w:p>
             <w:pPr>
               <w:cnfStyle w:val="000000000000" w:firstRow="0" w:lastRow="0" w:firstColumn="0" w:lastColumn="0" w:oddVBand="0" w:evenVBand="0" w:oddHBand="0" w:evenHBand="0" w:firstRowFirstColumn="0" w:firstRowLastColumn="0" w:lastRowFirstColumn="0" w:lastRowLastColumn="0"/>
-            </w:pPr>
-            <w:r>
+              <w:rPr>
+                <w:rFonts w:ascii="Times New Roman" w:hAnsi="Times New Roman" w:cs="Times New Roman"/>
+              </w:rPr>
+            </w:pPr>
+            <w:r>
+              <w:rPr>
+                <w:rFonts w:ascii="Times New Roman" w:hAnsi="Times New Roman" w:cs="Times New Roman"/>
+              </w:rPr>
               <w:t>2,642 (18%)</w:t>
             </w:r>
           </w:p>
@@ -874,8 +1207,14 @@
           <w:p>
             <w:pPr>
               <w:cnfStyle w:val="000000000000" w:firstRow="0" w:lastRow="0" w:firstColumn="0" w:lastColumn="0" w:oddVBand="0" w:evenVBand="0" w:oddHBand="0" w:evenHBand="0" w:firstRowFirstColumn="0" w:firstRowLastColumn="0" w:lastRowFirstColumn="0" w:lastRowLastColumn="0"/>
-            </w:pPr>
-            <w:r>
+              <w:rPr>
+                <w:rFonts w:ascii="Times New Roman" w:hAnsi="Times New Roman" w:cs="Times New Roman"/>
+              </w:rPr>
+            </w:pPr>
+            <w:r>
+              <w:rPr>
+                <w:rFonts w:ascii="Times New Roman" w:hAnsi="Times New Roman" w:cs="Times New Roman"/>
+              </w:rPr>
               <w:t>10 (0%)</w:t>
             </w:r>
           </w:p>
@@ -887,8 +1226,14 @@
           <w:p>
             <w:pPr>
               <w:cnfStyle w:val="000000000000" w:firstRow="0" w:lastRow="0" w:firstColumn="0" w:lastColumn="0" w:oddVBand="0" w:evenVBand="0" w:oddHBand="0" w:evenHBand="0" w:firstRowFirstColumn="0" w:firstRowLastColumn="0" w:lastRowFirstColumn="0" w:lastRowLastColumn="0"/>
-            </w:pPr>
-            <w:r>
+              <w:rPr>
+                <w:rFonts w:ascii="Times New Roman" w:hAnsi="Times New Roman" w:cs="Times New Roman"/>
+              </w:rPr>
+            </w:pPr>
+            <w:r>
+              <w:rPr>
+                <w:rFonts w:ascii="Times New Roman" w:hAnsi="Times New Roman" w:cs="Times New Roman"/>
+              </w:rPr>
               <w:t>23 (0%)</w:t>
             </w:r>
           </w:p>
@@ -900,8 +1245,14 @@
           <w:p>
             <w:pPr>
               <w:cnfStyle w:val="000000000000" w:firstRow="0" w:lastRow="0" w:firstColumn="0" w:lastColumn="0" w:oddVBand="0" w:evenVBand="0" w:oddHBand="0" w:evenHBand="0" w:firstRowFirstColumn="0" w:firstRowLastColumn="0" w:lastRowFirstColumn="0" w:lastRowLastColumn="0"/>
-            </w:pPr>
-            <w:r>
+              <w:rPr>
+                <w:rFonts w:ascii="Times New Roman" w:hAnsi="Times New Roman" w:cs="Times New Roman"/>
+              </w:rPr>
+            </w:pPr>
+            <w:r>
+              <w:rPr>
+                <w:rFonts w:ascii="Times New Roman" w:hAnsi="Times New Roman" w:cs="Times New Roman"/>
+              </w:rPr>
               <w:t>431 (3%)</w:t>
             </w:r>
           </w:p>
@@ -920,7 +1271,13 @@
               <w:bottom w:val="single" w:sz="18" w:space="0" w:color="auto"/>
             </w:tcBorders>
           </w:tcPr>
-          <w:p/>
+          <w:p>
+            <w:pPr>
+              <w:rPr>
+                <w:rFonts w:ascii="Times New Roman" w:hAnsi="Times New Roman" w:cs="Times New Roman"/>
+              </w:rPr>
+            </w:pPr>
+          </w:p>
         </w:tc>
         <w:tc>
           <w:tcPr>
@@ -932,15 +1289,15 @@
           <w:p>
             <w:pPr>
               <w:cnfStyle w:val="000000100000" w:firstRow="0" w:lastRow="0" w:firstColumn="0" w:lastColumn="0" w:oddVBand="0" w:evenVBand="0" w:oddHBand="1" w:evenHBand="0" w:firstRowFirstColumn="0" w:firstRowLastColumn="0" w:lastRowFirstColumn="0" w:lastRowLastColumn="0"/>
-            </w:pPr>
-            <w:r>
-              <w:t>Pneumo</w:t>
-            </w:r>
-            <w:r>
-              <w:t>coccal</w:t>
-            </w:r>
-            <w:r>
-              <w:t>-1</w:t>
+              <w:rPr>
+                <w:rFonts w:ascii="Times New Roman" w:hAnsi="Times New Roman" w:cs="Times New Roman"/>
+              </w:rPr>
+            </w:pPr>
+            <w:r>
+              <w:rPr>
+                <w:rFonts w:ascii="Times New Roman" w:hAnsi="Times New Roman" w:cs="Times New Roman"/>
+              </w:rPr>
+              <w:t>Pneumococcal-1</w:t>
             </w:r>
           </w:p>
         </w:tc>
@@ -955,6 +1312,9 @@
           <w:p>
             <w:pPr>
               <w:cnfStyle w:val="000000100000" w:firstRow="0" w:lastRow="0" w:firstColumn="0" w:lastColumn="0" w:oddVBand="0" w:evenVBand="0" w:oddHBand="1" w:evenHBand="0" w:firstRowFirstColumn="0" w:firstRowLastColumn="0" w:lastRowFirstColumn="0" w:lastRowLastColumn="0"/>
+              <w:rPr>
+                <w:rFonts w:ascii="Times New Roman" w:hAnsi="Times New Roman" w:cs="Times New Roman"/>
+              </w:rPr>
             </w:pPr>
           </w:p>
         </w:tc>
@@ -968,8 +1328,14 @@
           <w:p>
             <w:pPr>
               <w:cnfStyle w:val="000000100000" w:firstRow="0" w:lastRow="0" w:firstColumn="0" w:lastColumn="0" w:oddVBand="0" w:evenVBand="0" w:oddHBand="1" w:evenHBand="0" w:firstRowFirstColumn="0" w:firstRowLastColumn="0" w:lastRowFirstColumn="0" w:lastRowLastColumn="0"/>
-            </w:pPr>
-            <w:r>
+              <w:rPr>
+                <w:rFonts w:ascii="Times New Roman" w:hAnsi="Times New Roman" w:cs="Times New Roman"/>
+              </w:rPr>
+            </w:pPr>
+            <w:r>
+              <w:rPr>
+                <w:rFonts w:ascii="Times New Roman" w:hAnsi="Times New Roman" w:cs="Times New Roman"/>
+              </w:rPr>
               <w:t>5,569 (37%)</w:t>
             </w:r>
           </w:p>
@@ -984,8 +1350,14 @@
           <w:p>
             <w:pPr>
               <w:cnfStyle w:val="000000100000" w:firstRow="0" w:lastRow="0" w:firstColumn="0" w:lastColumn="0" w:oddVBand="0" w:evenVBand="0" w:oddHBand="1" w:evenHBand="0" w:firstRowFirstColumn="0" w:firstRowLastColumn="0" w:lastRowFirstColumn="0" w:lastRowLastColumn="0"/>
-            </w:pPr>
-            <w:r>
+              <w:rPr>
+                <w:rFonts w:ascii="Times New Roman" w:hAnsi="Times New Roman" w:cs="Times New Roman"/>
+              </w:rPr>
+            </w:pPr>
+            <w:r>
+              <w:rPr>
+                <w:rFonts w:ascii="Times New Roman" w:hAnsi="Times New Roman" w:cs="Times New Roman"/>
+              </w:rPr>
               <w:t>6,453 (43%)</w:t>
             </w:r>
           </w:p>
@@ -1000,8 +1372,14 @@
           <w:p>
             <w:pPr>
               <w:cnfStyle w:val="000000100000" w:firstRow="0" w:lastRow="0" w:firstColumn="0" w:lastColumn="0" w:oddVBand="0" w:evenVBand="0" w:oddHBand="1" w:evenHBand="0" w:firstRowFirstColumn="0" w:firstRowLastColumn="0" w:lastRowFirstColumn="0" w:lastRowLastColumn="0"/>
-            </w:pPr>
-            <w:r>
+              <w:rPr>
+                <w:rFonts w:ascii="Times New Roman" w:hAnsi="Times New Roman" w:cs="Times New Roman"/>
+              </w:rPr>
+            </w:pPr>
+            <w:r>
+              <w:rPr>
+                <w:rFonts w:ascii="Times New Roman" w:hAnsi="Times New Roman" w:cs="Times New Roman"/>
+              </w:rPr>
               <w:t>2,388 (16%)</w:t>
             </w:r>
           </w:p>
@@ -1016,8 +1394,14 @@
           <w:p>
             <w:pPr>
               <w:cnfStyle w:val="000000100000" w:firstRow="0" w:lastRow="0" w:firstColumn="0" w:lastColumn="0" w:oddVBand="0" w:evenVBand="0" w:oddHBand="1" w:evenHBand="0" w:firstRowFirstColumn="0" w:firstRowLastColumn="0" w:lastRowFirstColumn="0" w:lastRowLastColumn="0"/>
-            </w:pPr>
-            <w:r>
+              <w:rPr>
+                <w:rFonts w:ascii="Times New Roman" w:hAnsi="Times New Roman" w:cs="Times New Roman"/>
+              </w:rPr>
+            </w:pPr>
+            <w:r>
+              <w:rPr>
+                <w:rFonts w:ascii="Times New Roman" w:hAnsi="Times New Roman" w:cs="Times New Roman"/>
+              </w:rPr>
               <w:t>26 (0%)</w:t>
             </w:r>
           </w:p>
@@ -1032,8 +1416,14 @@
           <w:p>
             <w:pPr>
               <w:cnfStyle w:val="000000100000" w:firstRow="0" w:lastRow="0" w:firstColumn="0" w:lastColumn="0" w:oddVBand="0" w:evenVBand="0" w:oddHBand="1" w:evenHBand="0" w:firstRowFirstColumn="0" w:firstRowLastColumn="0" w:lastRowFirstColumn="0" w:lastRowLastColumn="0"/>
-            </w:pPr>
-            <w:r>
+              <w:rPr>
+                <w:rFonts w:ascii="Times New Roman" w:hAnsi="Times New Roman" w:cs="Times New Roman"/>
+              </w:rPr>
+            </w:pPr>
+            <w:r>
+              <w:rPr>
+                <w:rFonts w:ascii="Times New Roman" w:hAnsi="Times New Roman" w:cs="Times New Roman"/>
+              </w:rPr>
               <w:t>66 (0%)</w:t>
             </w:r>
           </w:p>
@@ -1048,8 +1438,14 @@
           <w:p>
             <w:pPr>
               <w:cnfStyle w:val="000000100000" w:firstRow="0" w:lastRow="0" w:firstColumn="0" w:lastColumn="0" w:oddVBand="0" w:evenVBand="0" w:oddHBand="1" w:evenHBand="0" w:firstRowFirstColumn="0" w:firstRowLastColumn="0" w:lastRowFirstColumn="0" w:lastRowLastColumn="0"/>
-            </w:pPr>
-            <w:r>
+              <w:rPr>
+                <w:rFonts w:ascii="Times New Roman" w:hAnsi="Times New Roman" w:cs="Times New Roman"/>
+              </w:rPr>
+            </w:pPr>
+            <w:r>
+              <w:rPr>
+                <w:rFonts w:ascii="Times New Roman" w:hAnsi="Times New Roman" w:cs="Times New Roman"/>
+              </w:rPr>
               <w:t>431 (3%)</w:t>
             </w:r>
           </w:p>
@@ -1066,7 +1462,15 @@
             </w:tcBorders>
           </w:tcPr>
           <w:p>
-            <w:r>
+            <w:pPr>
+              <w:rPr>
+                <w:rFonts w:ascii="Times New Roman" w:hAnsi="Times New Roman" w:cs="Times New Roman"/>
+              </w:rPr>
+            </w:pPr>
+            <w:r>
+              <w:rPr>
+                <w:rFonts w:ascii="Times New Roman" w:hAnsi="Times New Roman" w:cs="Times New Roman"/>
+              </w:rPr>
               <w:t>10 Weeks</w:t>
             </w:r>
           </w:p>
@@ -1081,14 +1485,26 @@
           <w:p>
             <w:pPr>
               <w:cnfStyle w:val="000000000000" w:firstRow="0" w:lastRow="0" w:firstColumn="0" w:lastColumn="0" w:oddVBand="0" w:evenVBand="0" w:oddHBand="0" w:evenHBand="0" w:firstRowFirstColumn="0" w:firstRowLastColumn="0" w:lastRowFirstColumn="0" w:lastRowLastColumn="0"/>
-            </w:pPr>
-            <w:r>
+              <w:rPr>
+                <w:rFonts w:ascii="Times New Roman" w:hAnsi="Times New Roman" w:cs="Times New Roman"/>
+              </w:rPr>
+            </w:pPr>
+            <w:r>
+              <w:rPr>
+                <w:rFonts w:ascii="Times New Roman" w:hAnsi="Times New Roman" w:cs="Times New Roman"/>
+              </w:rPr>
               <w:t>Pentavalent</w:t>
             </w:r>
             <w:r>
+              <w:rPr>
+                <w:rFonts w:ascii="Times New Roman" w:hAnsi="Times New Roman" w:cs="Times New Roman"/>
+              </w:rPr>
               <w:t>-</w:t>
             </w:r>
             <w:r>
+              <w:rPr>
+                <w:rFonts w:ascii="Times New Roman" w:hAnsi="Times New Roman" w:cs="Times New Roman"/>
+              </w:rPr>
               <w:t>2</w:t>
             </w:r>
           </w:p>
@@ -1104,8 +1520,14 @@
           <w:p>
             <w:pPr>
               <w:cnfStyle w:val="000000000000" w:firstRow="0" w:lastRow="0" w:firstColumn="0" w:lastColumn="0" w:oddVBand="0" w:evenVBand="0" w:oddHBand="0" w:evenHBand="0" w:firstRowFirstColumn="0" w:firstRowLastColumn="0" w:lastRowFirstColumn="0" w:lastRowLastColumn="0"/>
-            </w:pPr>
-            <w:r>
+              <w:rPr>
+                <w:rFonts w:ascii="Times New Roman" w:hAnsi="Times New Roman" w:cs="Times New Roman"/>
+              </w:rPr>
+            </w:pPr>
+            <w:r>
+              <w:rPr>
+                <w:rFonts w:ascii="Times New Roman" w:hAnsi="Times New Roman" w:cs="Times New Roman"/>
+              </w:rPr>
               <w:t>14,508</w:t>
             </w:r>
           </w:p>
@@ -1120,8 +1542,14 @@
           <w:p>
             <w:pPr>
               <w:cnfStyle w:val="000000000000" w:firstRow="0" w:lastRow="0" w:firstColumn="0" w:lastColumn="0" w:oddVBand="0" w:evenVBand="0" w:oddHBand="0" w:evenHBand="0" w:firstRowFirstColumn="0" w:firstRowLastColumn="0" w:lastRowFirstColumn="0" w:lastRowLastColumn="0"/>
-            </w:pPr>
-            <w:r>
+              <w:rPr>
+                <w:rFonts w:ascii="Times New Roman" w:hAnsi="Times New Roman" w:cs="Times New Roman"/>
+              </w:rPr>
+            </w:pPr>
+            <w:r>
+              <w:rPr>
+                <w:rFonts w:ascii="Times New Roman" w:hAnsi="Times New Roman" w:cs="Times New Roman"/>
+              </w:rPr>
               <w:t>6,006 (41%)</w:t>
             </w:r>
           </w:p>
@@ -1136,8 +1564,14 @@
           <w:p>
             <w:pPr>
               <w:cnfStyle w:val="000000000000" w:firstRow="0" w:lastRow="0" w:firstColumn="0" w:lastColumn="0" w:oddVBand="0" w:evenVBand="0" w:oddHBand="0" w:evenHBand="0" w:firstRowFirstColumn="0" w:firstRowLastColumn="0" w:lastRowFirstColumn="0" w:lastRowLastColumn="0"/>
-            </w:pPr>
-            <w:r>
+              <w:rPr>
+                <w:rFonts w:ascii="Times New Roman" w:hAnsi="Times New Roman" w:cs="Times New Roman"/>
+              </w:rPr>
+            </w:pPr>
+            <w:r>
+              <w:rPr>
+                <w:rFonts w:ascii="Times New Roman" w:hAnsi="Times New Roman" w:cs="Times New Roman"/>
+              </w:rPr>
               <w:t>5,728 (39%)</w:t>
             </w:r>
           </w:p>
@@ -1152,8 +1586,14 @@
           <w:p>
             <w:pPr>
               <w:cnfStyle w:val="000000000000" w:firstRow="0" w:lastRow="0" w:firstColumn="0" w:lastColumn="0" w:oddVBand="0" w:evenVBand="0" w:oddHBand="0" w:evenHBand="0" w:firstRowFirstColumn="0" w:firstRowLastColumn="0" w:lastRowFirstColumn="0" w:lastRowLastColumn="0"/>
-            </w:pPr>
-            <w:r>
+              <w:rPr>
+                <w:rFonts w:ascii="Times New Roman" w:hAnsi="Times New Roman" w:cs="Times New Roman"/>
+              </w:rPr>
+            </w:pPr>
+            <w:r>
+              <w:rPr>
+                <w:rFonts w:ascii="Times New Roman" w:hAnsi="Times New Roman" w:cs="Times New Roman"/>
+              </w:rPr>
               <w:t>2,281 (16%)</w:t>
             </w:r>
           </w:p>
@@ -1168,8 +1608,14 @@
           <w:p>
             <w:pPr>
               <w:cnfStyle w:val="000000000000" w:firstRow="0" w:lastRow="0" w:firstColumn="0" w:lastColumn="0" w:oddVBand="0" w:evenVBand="0" w:oddHBand="0" w:evenHBand="0" w:firstRowFirstColumn="0" w:firstRowLastColumn="0" w:lastRowFirstColumn="0" w:lastRowLastColumn="0"/>
-            </w:pPr>
-            <w:r>
+              <w:rPr>
+                <w:rFonts w:ascii="Times New Roman" w:hAnsi="Times New Roman" w:cs="Times New Roman"/>
+              </w:rPr>
+            </w:pPr>
+            <w:r>
+              <w:rPr>
+                <w:rFonts w:ascii="Times New Roman" w:hAnsi="Times New Roman" w:cs="Times New Roman"/>
+              </w:rPr>
               <w:t>13 (0%)</w:t>
             </w:r>
           </w:p>
@@ -1184,8 +1630,14 @@
           <w:p>
             <w:pPr>
               <w:cnfStyle w:val="000000000000" w:firstRow="0" w:lastRow="0" w:firstColumn="0" w:lastColumn="0" w:oddVBand="0" w:evenVBand="0" w:oddHBand="0" w:evenHBand="0" w:firstRowFirstColumn="0" w:firstRowLastColumn="0" w:lastRowFirstColumn="0" w:lastRowLastColumn="0"/>
-            </w:pPr>
-            <w:r>
+              <w:rPr>
+                <w:rFonts w:ascii="Times New Roman" w:hAnsi="Times New Roman" w:cs="Times New Roman"/>
+              </w:rPr>
+            </w:pPr>
+            <w:r>
+              <w:rPr>
+                <w:rFonts w:ascii="Times New Roman" w:hAnsi="Times New Roman" w:cs="Times New Roman"/>
+              </w:rPr>
               <w:t>49 (0%)</w:t>
             </w:r>
           </w:p>
@@ -1200,8 +1652,14 @@
           <w:p>
             <w:pPr>
               <w:cnfStyle w:val="000000000000" w:firstRow="0" w:lastRow="0" w:firstColumn="0" w:lastColumn="0" w:oddVBand="0" w:evenVBand="0" w:oddHBand="0" w:evenHBand="0" w:firstRowFirstColumn="0" w:firstRowLastColumn="0" w:lastRowFirstColumn="0" w:lastRowLastColumn="0"/>
-            </w:pPr>
-            <w:r>
+              <w:rPr>
+                <w:rFonts w:ascii="Times New Roman" w:hAnsi="Times New Roman" w:cs="Times New Roman"/>
+              </w:rPr>
+            </w:pPr>
+            <w:r>
+              <w:rPr>
+                <w:rFonts w:ascii="Times New Roman" w:hAnsi="Times New Roman" w:cs="Times New Roman"/>
+              </w:rPr>
               <w:t>431 (3%)</w:t>
             </w:r>
           </w:p>
@@ -1217,7 +1675,13 @@
             <w:tcW w:w="1446" w:type="dxa"/>
             <w:vMerge/>
           </w:tcPr>
-          <w:p/>
+          <w:p>
+            <w:pPr>
+              <w:rPr>
+                <w:rFonts w:ascii="Times New Roman" w:hAnsi="Times New Roman" w:cs="Times New Roman"/>
+              </w:rPr>
+            </w:pPr>
+          </w:p>
         </w:tc>
         <w:tc>
           <w:tcPr>
@@ -1226,12 +1690,15 @@
           <w:p>
             <w:pPr>
               <w:cnfStyle w:val="000000100000" w:firstRow="0" w:lastRow="0" w:firstColumn="0" w:lastColumn="0" w:oddVBand="0" w:evenVBand="0" w:oddHBand="1" w:evenHBand="0" w:firstRowFirstColumn="0" w:firstRowLastColumn="0" w:lastRowFirstColumn="0" w:lastRowLastColumn="0"/>
-            </w:pPr>
-            <w:r>
-              <w:t>OPV-</w:t>
-            </w:r>
-            <w:r>
-              <w:t>2</w:t>
+              <w:rPr>
+                <w:rFonts w:ascii="Times New Roman" w:hAnsi="Times New Roman" w:cs="Times New Roman"/>
+              </w:rPr>
+            </w:pPr>
+            <w:r>
+              <w:rPr>
+                <w:rFonts w:ascii="Times New Roman" w:hAnsi="Times New Roman" w:cs="Times New Roman"/>
+              </w:rPr>
+              <w:t>OPV-2</w:t>
             </w:r>
           </w:p>
         </w:tc>
@@ -1243,6 +1710,9 @@
           <w:p>
             <w:pPr>
               <w:cnfStyle w:val="000000100000" w:firstRow="0" w:lastRow="0" w:firstColumn="0" w:lastColumn="0" w:oddVBand="0" w:evenVBand="0" w:oddHBand="1" w:evenHBand="0" w:firstRowFirstColumn="0" w:firstRowLastColumn="0" w:lastRowFirstColumn="0" w:lastRowLastColumn="0"/>
+              <w:rPr>
+                <w:rFonts w:ascii="Times New Roman" w:hAnsi="Times New Roman" w:cs="Times New Roman"/>
+              </w:rPr>
             </w:pPr>
           </w:p>
         </w:tc>
@@ -1253,8 +1723,14 @@
           <w:p>
             <w:pPr>
               <w:cnfStyle w:val="000000100000" w:firstRow="0" w:lastRow="0" w:firstColumn="0" w:lastColumn="0" w:oddVBand="0" w:evenVBand="0" w:oddHBand="1" w:evenHBand="0" w:firstRowFirstColumn="0" w:firstRowLastColumn="0" w:lastRowFirstColumn="0" w:lastRowLastColumn="0"/>
-            </w:pPr>
-            <w:r>
+              <w:rPr>
+                <w:rFonts w:ascii="Times New Roman" w:hAnsi="Times New Roman" w:cs="Times New Roman"/>
+              </w:rPr>
+            </w:pPr>
+            <w:r>
+              <w:rPr>
+                <w:rFonts w:ascii="Times New Roman" w:hAnsi="Times New Roman" w:cs="Times New Roman"/>
+              </w:rPr>
               <w:t>6,328 (44%)</w:t>
             </w:r>
           </w:p>
@@ -1266,8 +1742,14 @@
           <w:p>
             <w:pPr>
               <w:cnfStyle w:val="000000100000" w:firstRow="0" w:lastRow="0" w:firstColumn="0" w:lastColumn="0" w:oddVBand="0" w:evenVBand="0" w:oddHBand="1" w:evenHBand="0" w:firstRowFirstColumn="0" w:firstRowLastColumn="0" w:lastRowFirstColumn="0" w:lastRowLastColumn="0"/>
-            </w:pPr>
-            <w:r>
+              <w:rPr>
+                <w:rFonts w:ascii="Times New Roman" w:hAnsi="Times New Roman" w:cs="Times New Roman"/>
+              </w:rPr>
+            </w:pPr>
+            <w:r>
+              <w:rPr>
+                <w:rFonts w:ascii="Times New Roman" w:hAnsi="Times New Roman" w:cs="Times New Roman"/>
+              </w:rPr>
               <w:t>5,764 (40%)</w:t>
             </w:r>
           </w:p>
@@ -1279,8 +1761,14 @@
           <w:p>
             <w:pPr>
               <w:cnfStyle w:val="000000100000" w:firstRow="0" w:lastRow="0" w:firstColumn="0" w:lastColumn="0" w:oddVBand="0" w:evenVBand="0" w:oddHBand="1" w:evenHBand="0" w:firstRowFirstColumn="0" w:firstRowLastColumn="0" w:lastRowFirstColumn="0" w:lastRowLastColumn="0"/>
-            </w:pPr>
-            <w:r>
+              <w:rPr>
+                <w:rFonts w:ascii="Times New Roman" w:hAnsi="Times New Roman" w:cs="Times New Roman"/>
+              </w:rPr>
+            </w:pPr>
+            <w:r>
+              <w:rPr>
+                <w:rFonts w:ascii="Times New Roman" w:hAnsi="Times New Roman" w:cs="Times New Roman"/>
+              </w:rPr>
               <w:t>1,956 (13%)</w:t>
             </w:r>
           </w:p>
@@ -1292,8 +1780,14 @@
           <w:p>
             <w:pPr>
               <w:cnfStyle w:val="000000100000" w:firstRow="0" w:lastRow="0" w:firstColumn="0" w:lastColumn="0" w:oddVBand="0" w:evenVBand="0" w:oddHBand="1" w:evenHBand="0" w:firstRowFirstColumn="0" w:firstRowLastColumn="0" w:lastRowFirstColumn="0" w:lastRowLastColumn="0"/>
-            </w:pPr>
-            <w:r>
+              <w:rPr>
+                <w:rFonts w:ascii="Times New Roman" w:hAnsi="Times New Roman" w:cs="Times New Roman"/>
+              </w:rPr>
+            </w:pPr>
+            <w:r>
+              <w:rPr>
+                <w:rFonts w:ascii="Times New Roman" w:hAnsi="Times New Roman" w:cs="Times New Roman"/>
+              </w:rPr>
               <w:t>6 (0%)</w:t>
             </w:r>
           </w:p>
@@ -1305,8 +1799,14 @@
           <w:p>
             <w:pPr>
               <w:cnfStyle w:val="000000100000" w:firstRow="0" w:lastRow="0" w:firstColumn="0" w:lastColumn="0" w:oddVBand="0" w:evenVBand="0" w:oddHBand="1" w:evenHBand="0" w:firstRowFirstColumn="0" w:firstRowLastColumn="0" w:lastRowFirstColumn="0" w:lastRowLastColumn="0"/>
-            </w:pPr>
-            <w:r>
+              <w:rPr>
+                <w:rFonts w:ascii="Times New Roman" w:hAnsi="Times New Roman" w:cs="Times New Roman"/>
+              </w:rPr>
+            </w:pPr>
+            <w:r>
+              <w:rPr>
+                <w:rFonts w:ascii="Times New Roman" w:hAnsi="Times New Roman" w:cs="Times New Roman"/>
+              </w:rPr>
               <w:t>23 (0%)</w:t>
             </w:r>
           </w:p>
@@ -1318,8 +1818,14 @@
           <w:p>
             <w:pPr>
               <w:cnfStyle w:val="000000100000" w:firstRow="0" w:lastRow="0" w:firstColumn="0" w:lastColumn="0" w:oddVBand="0" w:evenVBand="0" w:oddHBand="1" w:evenHBand="0" w:firstRowFirstColumn="0" w:firstRowLastColumn="0" w:lastRowFirstColumn="0" w:lastRowLastColumn="0"/>
-            </w:pPr>
-            <w:r>
+              <w:rPr>
+                <w:rFonts w:ascii="Times New Roman" w:hAnsi="Times New Roman" w:cs="Times New Roman"/>
+              </w:rPr>
+            </w:pPr>
+            <w:r>
+              <w:rPr>
+                <w:rFonts w:ascii="Times New Roman" w:hAnsi="Times New Roman" w:cs="Times New Roman"/>
+              </w:rPr>
               <w:t>431 (3%)</w:t>
             </w:r>
           </w:p>
@@ -1335,7 +1841,13 @@
               <w:bottom w:val="single" w:sz="18" w:space="0" w:color="auto"/>
             </w:tcBorders>
           </w:tcPr>
-          <w:p/>
+          <w:p>
+            <w:pPr>
+              <w:rPr>
+                <w:rFonts w:ascii="Times New Roman" w:hAnsi="Times New Roman" w:cs="Times New Roman"/>
+              </w:rPr>
+            </w:pPr>
+          </w:p>
         </w:tc>
         <w:tc>
           <w:tcPr>
@@ -1347,12 +1859,15 @@
           <w:p>
             <w:pPr>
               <w:cnfStyle w:val="000000000000" w:firstRow="0" w:lastRow="0" w:firstColumn="0" w:lastColumn="0" w:oddVBand="0" w:evenVBand="0" w:oddHBand="0" w:evenHBand="0" w:firstRowFirstColumn="0" w:firstRowLastColumn="0" w:lastRowFirstColumn="0" w:lastRowLastColumn="0"/>
-            </w:pPr>
-            <w:r>
-              <w:t>Pneumococcal-</w:t>
-            </w:r>
-            <w:r>
-              <w:t>2</w:t>
+              <w:rPr>
+                <w:rFonts w:ascii="Times New Roman" w:hAnsi="Times New Roman" w:cs="Times New Roman"/>
+              </w:rPr>
+            </w:pPr>
+            <w:r>
+              <w:rPr>
+                <w:rFonts w:ascii="Times New Roman" w:hAnsi="Times New Roman" w:cs="Times New Roman"/>
+              </w:rPr>
+              <w:t>Pneumococcal-2</w:t>
             </w:r>
           </w:p>
         </w:tc>
@@ -1367,6 +1882,9 @@
           <w:p>
             <w:pPr>
               <w:cnfStyle w:val="000000000000" w:firstRow="0" w:lastRow="0" w:firstColumn="0" w:lastColumn="0" w:oddVBand="0" w:evenVBand="0" w:oddHBand="0" w:evenHBand="0" w:firstRowFirstColumn="0" w:firstRowLastColumn="0" w:lastRowFirstColumn="0" w:lastRowLastColumn="0"/>
+              <w:rPr>
+                <w:rFonts w:ascii="Times New Roman" w:hAnsi="Times New Roman" w:cs="Times New Roman"/>
+              </w:rPr>
             </w:pPr>
           </w:p>
         </w:tc>
@@ -1380,8 +1898,14 @@
           <w:p>
             <w:pPr>
               <w:cnfStyle w:val="000000000000" w:firstRow="0" w:lastRow="0" w:firstColumn="0" w:lastColumn="0" w:oddVBand="0" w:evenVBand="0" w:oddHBand="0" w:evenHBand="0" w:firstRowFirstColumn="0" w:firstRowLastColumn="0" w:lastRowFirstColumn="0" w:lastRowLastColumn="0"/>
-            </w:pPr>
-            <w:r>
+              <w:rPr>
+                <w:rFonts w:ascii="Times New Roman" w:hAnsi="Times New Roman" w:cs="Times New Roman"/>
+              </w:rPr>
+            </w:pPr>
+            <w:r>
+              <w:rPr>
+                <w:rFonts w:ascii="Times New Roman" w:hAnsi="Times New Roman" w:cs="Times New Roman"/>
+              </w:rPr>
               <w:t>6,000 (41%)</w:t>
             </w:r>
           </w:p>
@@ -1396,8 +1920,14 @@
           <w:p>
             <w:pPr>
               <w:cnfStyle w:val="000000000000" w:firstRow="0" w:lastRow="0" w:firstColumn="0" w:lastColumn="0" w:oddVBand="0" w:evenVBand="0" w:oddHBand="0" w:evenHBand="0" w:firstRowFirstColumn="0" w:firstRowLastColumn="0" w:lastRowFirstColumn="0" w:lastRowLastColumn="0"/>
-            </w:pPr>
-            <w:r>
+              <w:rPr>
+                <w:rFonts w:ascii="Times New Roman" w:hAnsi="Times New Roman" w:cs="Times New Roman"/>
+              </w:rPr>
+            </w:pPr>
+            <w:r>
+              <w:rPr>
+                <w:rFonts w:ascii="Times New Roman" w:hAnsi="Times New Roman" w:cs="Times New Roman"/>
+              </w:rPr>
               <w:t>5,795 (40%)</w:t>
             </w:r>
           </w:p>
@@ -1412,8 +1942,14 @@
           <w:p>
             <w:pPr>
               <w:cnfStyle w:val="000000000000" w:firstRow="0" w:lastRow="0" w:firstColumn="0" w:lastColumn="0" w:oddVBand="0" w:evenVBand="0" w:oddHBand="0" w:evenHBand="0" w:firstRowFirstColumn="0" w:firstRowLastColumn="0" w:lastRowFirstColumn="0" w:lastRowLastColumn="0"/>
-            </w:pPr>
-            <w:r>
+              <w:rPr>
+                <w:rFonts w:ascii="Times New Roman" w:hAnsi="Times New Roman" w:cs="Times New Roman"/>
+              </w:rPr>
+            </w:pPr>
+            <w:r>
+              <w:rPr>
+                <w:rFonts w:ascii="Times New Roman" w:hAnsi="Times New Roman" w:cs="Times New Roman"/>
+              </w:rPr>
               <w:t>2,196 (15%)</w:t>
             </w:r>
           </w:p>
@@ -1428,8 +1964,14 @@
           <w:p>
             <w:pPr>
               <w:cnfStyle w:val="000000000000" w:firstRow="0" w:lastRow="0" w:firstColumn="0" w:lastColumn="0" w:oddVBand="0" w:evenVBand="0" w:oddHBand="0" w:evenHBand="0" w:firstRowFirstColumn="0" w:firstRowLastColumn="0" w:lastRowFirstColumn="0" w:lastRowLastColumn="0"/>
-            </w:pPr>
-            <w:r>
+              <w:rPr>
+                <w:rFonts w:ascii="Times New Roman" w:hAnsi="Times New Roman" w:cs="Times New Roman"/>
+              </w:rPr>
+            </w:pPr>
+            <w:r>
+              <w:rPr>
+                <w:rFonts w:ascii="Times New Roman" w:hAnsi="Times New Roman" w:cs="Times New Roman"/>
+              </w:rPr>
               <w:t>22 (0%)</w:t>
             </w:r>
           </w:p>
@@ -1444,8 +1986,14 @@
           <w:p>
             <w:pPr>
               <w:cnfStyle w:val="000000000000" w:firstRow="0" w:lastRow="0" w:firstColumn="0" w:lastColumn="0" w:oddVBand="0" w:evenVBand="0" w:oddHBand="0" w:evenHBand="0" w:firstRowFirstColumn="0" w:firstRowLastColumn="0" w:lastRowFirstColumn="0" w:lastRowLastColumn="0"/>
-            </w:pPr>
-            <w:r>
+              <w:rPr>
+                <w:rFonts w:ascii="Times New Roman" w:hAnsi="Times New Roman" w:cs="Times New Roman"/>
+              </w:rPr>
+            </w:pPr>
+            <w:r>
+              <w:rPr>
+                <w:rFonts w:ascii="Times New Roman" w:hAnsi="Times New Roman" w:cs="Times New Roman"/>
+              </w:rPr>
               <w:t>64 (0%)</w:t>
             </w:r>
           </w:p>
@@ -1460,8 +2008,14 @@
           <w:p>
             <w:pPr>
               <w:cnfStyle w:val="000000000000" w:firstRow="0" w:lastRow="0" w:firstColumn="0" w:lastColumn="0" w:oddVBand="0" w:evenVBand="0" w:oddHBand="0" w:evenHBand="0" w:firstRowFirstColumn="0" w:firstRowLastColumn="0" w:lastRowFirstColumn="0" w:lastRowLastColumn="0"/>
-            </w:pPr>
-            <w:r>
+              <w:rPr>
+                <w:rFonts w:ascii="Times New Roman" w:hAnsi="Times New Roman" w:cs="Times New Roman"/>
+              </w:rPr>
+            </w:pPr>
+            <w:r>
+              <w:rPr>
+                <w:rFonts w:ascii="Times New Roman" w:hAnsi="Times New Roman" w:cs="Times New Roman"/>
+              </w:rPr>
               <w:t>431 (3%)</w:t>
             </w:r>
           </w:p>
@@ -1481,7 +2035,15 @@
             </w:tcBorders>
           </w:tcPr>
           <w:p>
-            <w:r>
+            <w:pPr>
+              <w:rPr>
+                <w:rFonts w:ascii="Times New Roman" w:hAnsi="Times New Roman" w:cs="Times New Roman"/>
+              </w:rPr>
+            </w:pPr>
+            <w:r>
+              <w:rPr>
+                <w:rFonts w:ascii="Times New Roman" w:hAnsi="Times New Roman" w:cs="Times New Roman"/>
+              </w:rPr>
               <w:t>14 Weeks</w:t>
             </w:r>
           </w:p>
@@ -1496,14 +2058,26 @@
           <w:p>
             <w:pPr>
               <w:cnfStyle w:val="000000100000" w:firstRow="0" w:lastRow="0" w:firstColumn="0" w:lastColumn="0" w:oddVBand="0" w:evenVBand="0" w:oddHBand="1" w:evenHBand="0" w:firstRowFirstColumn="0" w:firstRowLastColumn="0" w:lastRowFirstColumn="0" w:lastRowLastColumn="0"/>
-            </w:pPr>
-            <w:r>
+              <w:rPr>
+                <w:rFonts w:ascii="Times New Roman" w:hAnsi="Times New Roman" w:cs="Times New Roman"/>
+              </w:rPr>
+            </w:pPr>
+            <w:r>
+              <w:rPr>
+                <w:rFonts w:ascii="Times New Roman" w:hAnsi="Times New Roman" w:cs="Times New Roman"/>
+              </w:rPr>
               <w:t>Pentavalent</w:t>
             </w:r>
             <w:r>
+              <w:rPr>
+                <w:rFonts w:ascii="Times New Roman" w:hAnsi="Times New Roman" w:cs="Times New Roman"/>
+              </w:rPr>
               <w:t>-</w:t>
             </w:r>
             <w:r>
+              <w:rPr>
+                <w:rFonts w:ascii="Times New Roman" w:hAnsi="Times New Roman" w:cs="Times New Roman"/>
+              </w:rPr>
               <w:t>3</w:t>
             </w:r>
           </w:p>
@@ -1519,8 +2093,14 @@
           <w:p>
             <w:pPr>
               <w:cnfStyle w:val="000000100000" w:firstRow="0" w:lastRow="0" w:firstColumn="0" w:lastColumn="0" w:oddVBand="0" w:evenVBand="0" w:oddHBand="1" w:evenHBand="0" w:firstRowFirstColumn="0" w:firstRowLastColumn="0" w:lastRowFirstColumn="0" w:lastRowLastColumn="0"/>
-            </w:pPr>
-            <w:r>
+              <w:rPr>
+                <w:rFonts w:ascii="Times New Roman" w:hAnsi="Times New Roman" w:cs="Times New Roman"/>
+              </w:rPr>
+            </w:pPr>
+            <w:r>
+              <w:rPr>
+                <w:rFonts w:ascii="Times New Roman" w:hAnsi="Times New Roman" w:cs="Times New Roman"/>
+              </w:rPr>
               <w:t>14,056</w:t>
             </w:r>
           </w:p>
@@ -1535,8 +2115,14 @@
           <w:p>
             <w:pPr>
               <w:cnfStyle w:val="000000100000" w:firstRow="0" w:lastRow="0" w:firstColumn="0" w:lastColumn="0" w:oddVBand="0" w:evenVBand="0" w:oddHBand="1" w:evenHBand="0" w:firstRowFirstColumn="0" w:firstRowLastColumn="0" w:lastRowFirstColumn="0" w:lastRowLastColumn="0"/>
-            </w:pPr>
-            <w:r>
+              <w:rPr>
+                <w:rFonts w:ascii="Times New Roman" w:hAnsi="Times New Roman" w:cs="Times New Roman"/>
+              </w:rPr>
+            </w:pPr>
+            <w:r>
+              <w:rPr>
+                <w:rFonts w:ascii="Times New Roman" w:hAnsi="Times New Roman" w:cs="Times New Roman"/>
+              </w:rPr>
               <w:t>6,705 (48%)</w:t>
             </w:r>
           </w:p>
@@ -1551,8 +2137,14 @@
           <w:p>
             <w:pPr>
               <w:cnfStyle w:val="000000100000" w:firstRow="0" w:lastRow="0" w:firstColumn="0" w:lastColumn="0" w:oddVBand="0" w:evenVBand="0" w:oddHBand="1" w:evenHBand="0" w:firstRowFirstColumn="0" w:firstRowLastColumn="0" w:lastRowFirstColumn="0" w:lastRowLastColumn="0"/>
-            </w:pPr>
-            <w:r>
+              <w:rPr>
+                <w:rFonts w:ascii="Times New Roman" w:hAnsi="Times New Roman" w:cs="Times New Roman"/>
+              </w:rPr>
+            </w:pPr>
+            <w:r>
+              <w:rPr>
+                <w:rFonts w:ascii="Times New Roman" w:hAnsi="Times New Roman" w:cs="Times New Roman"/>
+              </w:rPr>
               <w:t>5,141 (37%)</w:t>
             </w:r>
           </w:p>
@@ -1567,8 +2159,14 @@
           <w:p>
             <w:pPr>
               <w:cnfStyle w:val="000000100000" w:firstRow="0" w:lastRow="0" w:firstColumn="0" w:lastColumn="0" w:oddVBand="0" w:evenVBand="0" w:oddHBand="1" w:evenHBand="0" w:firstRowFirstColumn="0" w:firstRowLastColumn="0" w:lastRowFirstColumn="0" w:lastRowLastColumn="0"/>
-            </w:pPr>
-            <w:r>
+              <w:rPr>
+                <w:rFonts w:ascii="Times New Roman" w:hAnsi="Times New Roman" w:cs="Times New Roman"/>
+              </w:rPr>
+            </w:pPr>
+            <w:r>
+              <w:rPr>
+                <w:rFonts w:ascii="Times New Roman" w:hAnsi="Times New Roman" w:cs="Times New Roman"/>
+              </w:rPr>
               <w:t>1,720 (12%)</w:t>
             </w:r>
           </w:p>
@@ -1583,8 +2181,14 @@
           <w:p>
             <w:pPr>
               <w:cnfStyle w:val="000000100000" w:firstRow="0" w:lastRow="0" w:firstColumn="0" w:lastColumn="0" w:oddVBand="0" w:evenVBand="0" w:oddHBand="1" w:evenHBand="0" w:firstRowFirstColumn="0" w:firstRowLastColumn="0" w:lastRowFirstColumn="0" w:lastRowLastColumn="0"/>
-            </w:pPr>
-            <w:r>
+              <w:rPr>
+                <w:rFonts w:ascii="Times New Roman" w:hAnsi="Times New Roman" w:cs="Times New Roman"/>
+              </w:rPr>
+            </w:pPr>
+            <w:r>
+              <w:rPr>
+                <w:rFonts w:ascii="Times New Roman" w:hAnsi="Times New Roman" w:cs="Times New Roman"/>
+              </w:rPr>
               <w:t>11 (0%)</w:t>
             </w:r>
           </w:p>
@@ -1599,8 +2203,14 @@
           <w:p>
             <w:pPr>
               <w:cnfStyle w:val="000000100000" w:firstRow="0" w:lastRow="0" w:firstColumn="0" w:lastColumn="0" w:oddVBand="0" w:evenVBand="0" w:oddHBand="1" w:evenHBand="0" w:firstRowFirstColumn="0" w:firstRowLastColumn="0" w:lastRowFirstColumn="0" w:lastRowLastColumn="0"/>
-            </w:pPr>
-            <w:r>
+              <w:rPr>
+                <w:rFonts w:ascii="Times New Roman" w:hAnsi="Times New Roman" w:cs="Times New Roman"/>
+              </w:rPr>
+            </w:pPr>
+            <w:r>
+              <w:rPr>
+                <w:rFonts w:ascii="Times New Roman" w:hAnsi="Times New Roman" w:cs="Times New Roman"/>
+              </w:rPr>
               <w:t>48 (0%)</w:t>
             </w:r>
           </w:p>
@@ -1615,8 +2225,14 @@
           <w:p>
             <w:pPr>
               <w:cnfStyle w:val="000000100000" w:firstRow="0" w:lastRow="0" w:firstColumn="0" w:lastColumn="0" w:oddVBand="0" w:evenVBand="0" w:oddHBand="1" w:evenHBand="0" w:firstRowFirstColumn="0" w:firstRowLastColumn="0" w:lastRowFirstColumn="0" w:lastRowLastColumn="0"/>
-            </w:pPr>
-            <w:r>
+              <w:rPr>
+                <w:rFonts w:ascii="Times New Roman" w:hAnsi="Times New Roman" w:cs="Times New Roman"/>
+              </w:rPr>
+            </w:pPr>
+            <w:r>
+              <w:rPr>
+                <w:rFonts w:ascii="Times New Roman" w:hAnsi="Times New Roman" w:cs="Times New Roman"/>
+              </w:rPr>
               <w:t>431 (3%)</w:t>
             </w:r>
           </w:p>
@@ -1629,7 +2245,13 @@
             <w:tcW w:w="1446" w:type="dxa"/>
             <w:vMerge/>
           </w:tcPr>
-          <w:p/>
+          <w:p>
+            <w:pPr>
+              <w:rPr>
+                <w:rFonts w:ascii="Times New Roman" w:hAnsi="Times New Roman" w:cs="Times New Roman"/>
+              </w:rPr>
+            </w:pPr>
+          </w:p>
         </w:tc>
         <w:tc>
           <w:tcPr>
@@ -1638,12 +2260,15 @@
           <w:p>
             <w:pPr>
               <w:cnfStyle w:val="000000000000" w:firstRow="0" w:lastRow="0" w:firstColumn="0" w:lastColumn="0" w:oddVBand="0" w:evenVBand="0" w:oddHBand="0" w:evenHBand="0" w:firstRowFirstColumn="0" w:firstRowLastColumn="0" w:lastRowFirstColumn="0" w:lastRowLastColumn="0"/>
-            </w:pPr>
-            <w:r>
-              <w:t>OPV-</w:t>
-            </w:r>
-            <w:r>
-              <w:t>3</w:t>
+              <w:rPr>
+                <w:rFonts w:ascii="Times New Roman" w:hAnsi="Times New Roman" w:cs="Times New Roman"/>
+              </w:rPr>
+            </w:pPr>
+            <w:r>
+              <w:rPr>
+                <w:rFonts w:ascii="Times New Roman" w:hAnsi="Times New Roman" w:cs="Times New Roman"/>
+              </w:rPr>
+              <w:t>OPV-3</w:t>
             </w:r>
           </w:p>
         </w:tc>
@@ -1655,6 +2280,9 @@
           <w:p>
             <w:pPr>
               <w:cnfStyle w:val="000000000000" w:firstRow="0" w:lastRow="0" w:firstColumn="0" w:lastColumn="0" w:oddVBand="0" w:evenVBand="0" w:oddHBand="0" w:evenHBand="0" w:firstRowFirstColumn="0" w:firstRowLastColumn="0" w:lastRowFirstColumn="0" w:lastRowLastColumn="0"/>
+              <w:rPr>
+                <w:rFonts w:ascii="Times New Roman" w:hAnsi="Times New Roman" w:cs="Times New Roman"/>
+              </w:rPr>
             </w:pPr>
           </w:p>
         </w:tc>
@@ -1665,8 +2293,14 @@
           <w:p>
             <w:pPr>
               <w:cnfStyle w:val="000000000000" w:firstRow="0" w:lastRow="0" w:firstColumn="0" w:lastColumn="0" w:oddVBand="0" w:evenVBand="0" w:oddHBand="0" w:evenHBand="0" w:firstRowFirstColumn="0" w:firstRowLastColumn="0" w:lastRowFirstColumn="0" w:lastRowLastColumn="0"/>
-            </w:pPr>
-            <w:r>
+              <w:rPr>
+                <w:rFonts w:ascii="Times New Roman" w:hAnsi="Times New Roman" w:cs="Times New Roman"/>
+              </w:rPr>
+            </w:pPr>
+            <w:r>
+              <w:rPr>
+                <w:rFonts w:ascii="Times New Roman" w:hAnsi="Times New Roman" w:cs="Times New Roman"/>
+              </w:rPr>
               <w:t>7,703 (55%)</w:t>
             </w:r>
           </w:p>
@@ -1678,8 +2312,14 @@
           <w:p>
             <w:pPr>
               <w:cnfStyle w:val="000000000000" w:firstRow="0" w:lastRow="0" w:firstColumn="0" w:lastColumn="0" w:oddVBand="0" w:evenVBand="0" w:oddHBand="0" w:evenHBand="0" w:firstRowFirstColumn="0" w:firstRowLastColumn="0" w:lastRowFirstColumn="0" w:lastRowLastColumn="0"/>
-            </w:pPr>
-            <w:r>
+              <w:rPr>
+                <w:rFonts w:ascii="Times New Roman" w:hAnsi="Times New Roman" w:cs="Times New Roman"/>
+              </w:rPr>
+            </w:pPr>
+            <w:r>
+              <w:rPr>
+                <w:rFonts w:ascii="Times New Roman" w:hAnsi="Times New Roman" w:cs="Times New Roman"/>
+              </w:rPr>
               <w:t>5,135 (37%)</w:t>
             </w:r>
           </w:p>
@@ -1691,8 +2331,14 @@
           <w:p>
             <w:pPr>
               <w:cnfStyle w:val="000000000000" w:firstRow="0" w:lastRow="0" w:firstColumn="0" w:lastColumn="0" w:oddVBand="0" w:evenVBand="0" w:oddHBand="0" w:evenHBand="0" w:firstRowFirstColumn="0" w:firstRowLastColumn="0" w:lastRowFirstColumn="0" w:lastRowLastColumn="0"/>
-            </w:pPr>
-            <w:r>
+              <w:rPr>
+                <w:rFonts w:ascii="Times New Roman" w:hAnsi="Times New Roman" w:cs="Times New Roman"/>
+              </w:rPr>
+            </w:pPr>
+            <w:r>
+              <w:rPr>
+                <w:rFonts w:ascii="Times New Roman" w:hAnsi="Times New Roman" w:cs="Times New Roman"/>
+              </w:rPr>
               <w:t>753 (5%)</w:t>
             </w:r>
           </w:p>
@@ -1704,8 +2350,14 @@
           <w:p>
             <w:pPr>
               <w:cnfStyle w:val="000000000000" w:firstRow="0" w:lastRow="0" w:firstColumn="0" w:lastColumn="0" w:oddVBand="0" w:evenVBand="0" w:oddHBand="0" w:evenHBand="0" w:firstRowFirstColumn="0" w:firstRowLastColumn="0" w:lastRowFirstColumn="0" w:lastRowLastColumn="0"/>
-            </w:pPr>
-            <w:r>
+              <w:rPr>
+                <w:rFonts w:ascii="Times New Roman" w:hAnsi="Times New Roman" w:cs="Times New Roman"/>
+              </w:rPr>
+            </w:pPr>
+            <w:r>
+              <w:rPr>
+                <w:rFonts w:ascii="Times New Roman" w:hAnsi="Times New Roman" w:cs="Times New Roman"/>
+              </w:rPr>
               <w:t>11 (0%)</w:t>
             </w:r>
           </w:p>
@@ -1717,8 +2369,14 @@
           <w:p>
             <w:pPr>
               <w:cnfStyle w:val="000000000000" w:firstRow="0" w:lastRow="0" w:firstColumn="0" w:lastColumn="0" w:oddVBand="0" w:evenVBand="0" w:oddHBand="0" w:evenHBand="0" w:firstRowFirstColumn="0" w:firstRowLastColumn="0" w:lastRowFirstColumn="0" w:lastRowLastColumn="0"/>
-            </w:pPr>
-            <w:r>
+              <w:rPr>
+                <w:rFonts w:ascii="Times New Roman" w:hAnsi="Times New Roman" w:cs="Times New Roman"/>
+              </w:rPr>
+            </w:pPr>
+            <w:r>
+              <w:rPr>
+                <w:rFonts w:ascii="Times New Roman" w:hAnsi="Times New Roman" w:cs="Times New Roman"/>
+              </w:rPr>
               <w:t>23 (0%)</w:t>
             </w:r>
           </w:p>
@@ -1730,8 +2388,14 @@
           <w:p>
             <w:pPr>
               <w:cnfStyle w:val="000000000000" w:firstRow="0" w:lastRow="0" w:firstColumn="0" w:lastColumn="0" w:oddVBand="0" w:evenVBand="0" w:oddHBand="0" w:evenHBand="0" w:firstRowFirstColumn="0" w:firstRowLastColumn="0" w:lastRowFirstColumn="0" w:lastRowLastColumn="0"/>
-            </w:pPr>
-            <w:r>
+              <w:rPr>
+                <w:rFonts w:ascii="Times New Roman" w:hAnsi="Times New Roman" w:cs="Times New Roman"/>
+              </w:rPr>
+            </w:pPr>
+            <w:r>
+              <w:rPr>
+                <w:rFonts w:ascii="Times New Roman" w:hAnsi="Times New Roman" w:cs="Times New Roman"/>
+              </w:rPr>
               <w:t>431 (3%)</w:t>
             </w:r>
           </w:p>
@@ -1750,7 +2414,13 @@
               <w:bottom w:val="single" w:sz="18" w:space="0" w:color="auto"/>
             </w:tcBorders>
           </w:tcPr>
-          <w:p/>
+          <w:p>
+            <w:pPr>
+              <w:rPr>
+                <w:rFonts w:ascii="Times New Roman" w:hAnsi="Times New Roman" w:cs="Times New Roman"/>
+              </w:rPr>
+            </w:pPr>
+          </w:p>
         </w:tc>
         <w:tc>
           <w:tcPr>
@@ -1762,12 +2432,15 @@
           <w:p>
             <w:pPr>
               <w:cnfStyle w:val="000000100000" w:firstRow="0" w:lastRow="0" w:firstColumn="0" w:lastColumn="0" w:oddVBand="0" w:evenVBand="0" w:oddHBand="1" w:evenHBand="0" w:firstRowFirstColumn="0" w:firstRowLastColumn="0" w:lastRowFirstColumn="0" w:lastRowLastColumn="0"/>
-            </w:pPr>
-            <w:r>
-              <w:t>Pneumococcal-</w:t>
-            </w:r>
-            <w:r>
-              <w:t>3</w:t>
+              <w:rPr>
+                <w:rFonts w:ascii="Times New Roman" w:hAnsi="Times New Roman" w:cs="Times New Roman"/>
+              </w:rPr>
+            </w:pPr>
+            <w:r>
+              <w:rPr>
+                <w:rFonts w:ascii="Times New Roman" w:hAnsi="Times New Roman" w:cs="Times New Roman"/>
+              </w:rPr>
+              <w:t>Pneumococcal-3</w:t>
             </w:r>
           </w:p>
         </w:tc>
@@ -1782,6 +2455,9 @@
           <w:p>
             <w:pPr>
               <w:cnfStyle w:val="000000100000" w:firstRow="0" w:lastRow="0" w:firstColumn="0" w:lastColumn="0" w:oddVBand="0" w:evenVBand="0" w:oddHBand="1" w:evenHBand="0" w:firstRowFirstColumn="0" w:firstRowLastColumn="0" w:lastRowFirstColumn="0" w:lastRowLastColumn="0"/>
+              <w:rPr>
+                <w:rFonts w:ascii="Times New Roman" w:hAnsi="Times New Roman" w:cs="Times New Roman"/>
+              </w:rPr>
             </w:pPr>
           </w:p>
         </w:tc>
@@ -1795,8 +2471,14 @@
           <w:p>
             <w:pPr>
               <w:cnfStyle w:val="000000100000" w:firstRow="0" w:lastRow="0" w:firstColumn="0" w:lastColumn="0" w:oddVBand="0" w:evenVBand="0" w:oddHBand="1" w:evenHBand="0" w:firstRowFirstColumn="0" w:firstRowLastColumn="0" w:lastRowFirstColumn="0" w:lastRowLastColumn="0"/>
-            </w:pPr>
-            <w:r>
+              <w:rPr>
+                <w:rFonts w:ascii="Times New Roman" w:hAnsi="Times New Roman" w:cs="Times New Roman"/>
+              </w:rPr>
+            </w:pPr>
+            <w:r>
+              <w:rPr>
+                <w:rFonts w:ascii="Times New Roman" w:hAnsi="Times New Roman" w:cs="Times New Roman"/>
+              </w:rPr>
               <w:t>6,571 (48%)</w:t>
             </w:r>
           </w:p>
@@ -1811,8 +2493,14 @@
           <w:p>
             <w:pPr>
               <w:cnfStyle w:val="000000100000" w:firstRow="0" w:lastRow="0" w:firstColumn="0" w:lastColumn="0" w:oddVBand="0" w:evenVBand="0" w:oddHBand="1" w:evenHBand="0" w:firstRowFirstColumn="0" w:firstRowLastColumn="0" w:lastRowFirstColumn="0" w:lastRowLastColumn="0"/>
-            </w:pPr>
-            <w:r>
+              <w:rPr>
+                <w:rFonts w:ascii="Times New Roman" w:hAnsi="Times New Roman" w:cs="Times New Roman"/>
+              </w:rPr>
+            </w:pPr>
+            <w:r>
+              <w:rPr>
+                <w:rFonts w:ascii="Times New Roman" w:hAnsi="Times New Roman" w:cs="Times New Roman"/>
+              </w:rPr>
               <w:t>5,165 (37%)</w:t>
             </w:r>
           </w:p>
@@ -1827,8 +2515,14 @@
           <w:p>
             <w:pPr>
               <w:cnfStyle w:val="000000100000" w:firstRow="0" w:lastRow="0" w:firstColumn="0" w:lastColumn="0" w:oddVBand="0" w:evenVBand="0" w:oddHBand="1" w:evenHBand="0" w:firstRowFirstColumn="0" w:firstRowLastColumn="0" w:lastRowFirstColumn="0" w:lastRowLastColumn="0"/>
-            </w:pPr>
-            <w:r>
+              <w:rPr>
+                <w:rFonts w:ascii="Times New Roman" w:hAnsi="Times New Roman" w:cs="Times New Roman"/>
+              </w:rPr>
+            </w:pPr>
+            <w:r>
+              <w:rPr>
+                <w:rFonts w:ascii="Times New Roman" w:hAnsi="Times New Roman" w:cs="Times New Roman"/>
+              </w:rPr>
               <w:t>1,626 (11%)</w:t>
             </w:r>
           </w:p>
@@ -1843,8 +2537,14 @@
           <w:p>
             <w:pPr>
               <w:cnfStyle w:val="000000100000" w:firstRow="0" w:lastRow="0" w:firstColumn="0" w:lastColumn="0" w:oddVBand="0" w:evenVBand="0" w:oddHBand="1" w:evenHBand="0" w:firstRowFirstColumn="0" w:firstRowLastColumn="0" w:lastRowFirstColumn="0" w:lastRowLastColumn="0"/>
-            </w:pPr>
-            <w:r>
+              <w:rPr>
+                <w:rFonts w:ascii="Times New Roman" w:hAnsi="Times New Roman" w:cs="Times New Roman"/>
+              </w:rPr>
+            </w:pPr>
+            <w:r>
+              <w:rPr>
+                <w:rFonts w:ascii="Times New Roman" w:hAnsi="Times New Roman" w:cs="Times New Roman"/>
+              </w:rPr>
               <w:t>20 (0%)</w:t>
             </w:r>
           </w:p>
@@ -1859,8 +2559,14 @@
           <w:p>
             <w:pPr>
               <w:cnfStyle w:val="000000100000" w:firstRow="0" w:lastRow="0" w:firstColumn="0" w:lastColumn="0" w:oddVBand="0" w:evenVBand="0" w:oddHBand="1" w:evenHBand="0" w:firstRowFirstColumn="0" w:firstRowLastColumn="0" w:lastRowFirstColumn="0" w:lastRowLastColumn="0"/>
-            </w:pPr>
-            <w:r>
+              <w:rPr>
+                <w:rFonts w:ascii="Times New Roman" w:hAnsi="Times New Roman" w:cs="Times New Roman"/>
+              </w:rPr>
+            </w:pPr>
+            <w:r>
+              <w:rPr>
+                <w:rFonts w:ascii="Times New Roman" w:hAnsi="Times New Roman" w:cs="Times New Roman"/>
+              </w:rPr>
               <w:t>63 (0%)</w:t>
             </w:r>
           </w:p>
@@ -1875,8 +2581,14 @@
           <w:p>
             <w:pPr>
               <w:cnfStyle w:val="000000100000" w:firstRow="0" w:lastRow="0" w:firstColumn="0" w:lastColumn="0" w:oddVBand="0" w:evenVBand="0" w:oddHBand="1" w:evenHBand="0" w:firstRowFirstColumn="0" w:firstRowLastColumn="0" w:lastRowFirstColumn="0" w:lastRowLastColumn="0"/>
-            </w:pPr>
-            <w:r>
+              <w:rPr>
+                <w:rFonts w:ascii="Times New Roman" w:hAnsi="Times New Roman" w:cs="Times New Roman"/>
+              </w:rPr>
+            </w:pPr>
+            <w:r>
+              <w:rPr>
+                <w:rFonts w:ascii="Times New Roman" w:hAnsi="Times New Roman" w:cs="Times New Roman"/>
+              </w:rPr>
               <w:t>431 (3%)</w:t>
             </w:r>
           </w:p>
@@ -1893,7 +2605,15 @@
             </w:tcBorders>
           </w:tcPr>
           <w:p>
-            <w:r>
+            <w:pPr>
+              <w:rPr>
+                <w:rFonts w:ascii="Times New Roman" w:hAnsi="Times New Roman" w:cs="Times New Roman"/>
+              </w:rPr>
+            </w:pPr>
+            <w:r>
+              <w:rPr>
+                <w:rFonts w:ascii="Times New Roman" w:hAnsi="Times New Roman" w:cs="Times New Roman"/>
+              </w:rPr>
               <w:t>6 Months</w:t>
             </w:r>
           </w:p>
@@ -1909,8 +2629,14 @@
           <w:p>
             <w:pPr>
               <w:cnfStyle w:val="000000000000" w:firstRow="0" w:lastRow="0" w:firstColumn="0" w:lastColumn="0" w:oddVBand="0" w:evenVBand="0" w:oddHBand="0" w:evenHBand="0" w:firstRowFirstColumn="0" w:firstRowLastColumn="0" w:lastRowFirstColumn="0" w:lastRowLastColumn="0"/>
-            </w:pPr>
-            <w:r>
+              <w:rPr>
+                <w:rFonts w:ascii="Times New Roman" w:hAnsi="Times New Roman" w:cs="Times New Roman"/>
+              </w:rPr>
+            </w:pPr>
+            <w:r>
+              <w:rPr>
+                <w:rFonts w:ascii="Times New Roman" w:hAnsi="Times New Roman" w:cs="Times New Roman"/>
+              </w:rPr>
               <w:t>Vitamin A</w:t>
             </w:r>
           </w:p>
@@ -1926,8 +2652,14 @@
           <w:p>
             <w:pPr>
               <w:cnfStyle w:val="000000000000" w:firstRow="0" w:lastRow="0" w:firstColumn="0" w:lastColumn="0" w:oddVBand="0" w:evenVBand="0" w:oddHBand="0" w:evenHBand="0" w:firstRowFirstColumn="0" w:firstRowLastColumn="0" w:lastRowFirstColumn="0" w:lastRowLastColumn="0"/>
-            </w:pPr>
-            <w:r>
+              <w:rPr>
+                <w:rFonts w:ascii="Times New Roman" w:hAnsi="Times New Roman" w:cs="Times New Roman"/>
+              </w:rPr>
+            </w:pPr>
+            <w:r>
+              <w:rPr>
+                <w:rFonts w:ascii="Times New Roman" w:hAnsi="Times New Roman" w:cs="Times New Roman"/>
+              </w:rPr>
               <w:t>12,653</w:t>
             </w:r>
           </w:p>
@@ -1943,8 +2675,14 @@
           <w:p>
             <w:pPr>
               <w:cnfStyle w:val="000000000000" w:firstRow="0" w:lastRow="0" w:firstColumn="0" w:lastColumn="0" w:oddVBand="0" w:evenVBand="0" w:oddHBand="0" w:evenHBand="0" w:firstRowFirstColumn="0" w:firstRowLastColumn="0" w:lastRowFirstColumn="0" w:lastRowLastColumn="0"/>
-            </w:pPr>
-            <w:r>
+              <w:rPr>
+                <w:rFonts w:ascii="Times New Roman" w:hAnsi="Times New Roman" w:cs="Times New Roman"/>
+              </w:rPr>
+            </w:pPr>
+            <w:r>
+              <w:rPr>
+                <w:rFonts w:ascii="Times New Roman" w:hAnsi="Times New Roman" w:cs="Times New Roman"/>
+              </w:rPr>
               <w:t>6,378 (50%)</w:t>
             </w:r>
           </w:p>
@@ -1960,8 +2698,14 @@
           <w:p>
             <w:pPr>
               <w:cnfStyle w:val="000000000000" w:firstRow="0" w:lastRow="0" w:firstColumn="0" w:lastColumn="0" w:oddVBand="0" w:evenVBand="0" w:oddHBand="0" w:evenHBand="0" w:firstRowFirstColumn="0" w:firstRowLastColumn="0" w:lastRowFirstColumn="0" w:lastRowLastColumn="0"/>
-            </w:pPr>
-            <w:r>
+              <w:rPr>
+                <w:rFonts w:ascii="Times New Roman" w:hAnsi="Times New Roman" w:cs="Times New Roman"/>
+              </w:rPr>
+            </w:pPr>
+            <w:r>
+              <w:rPr>
+                <w:rFonts w:ascii="Times New Roman" w:hAnsi="Times New Roman" w:cs="Times New Roman"/>
+              </w:rPr>
               <w:t>2,550 (20%)</w:t>
             </w:r>
           </w:p>
@@ -1977,8 +2721,14 @@
           <w:p>
             <w:pPr>
               <w:cnfStyle w:val="000000000000" w:firstRow="0" w:lastRow="0" w:firstColumn="0" w:lastColumn="0" w:oddVBand="0" w:evenVBand="0" w:oddHBand="0" w:evenHBand="0" w:firstRowFirstColumn="0" w:firstRowLastColumn="0" w:lastRowFirstColumn="0" w:lastRowLastColumn="0"/>
-            </w:pPr>
-            <w:r>
+              <w:rPr>
+                <w:rFonts w:ascii="Times New Roman" w:hAnsi="Times New Roman" w:cs="Times New Roman"/>
+              </w:rPr>
+            </w:pPr>
+            <w:r>
+              <w:rPr>
+                <w:rFonts w:ascii="Times New Roman" w:hAnsi="Times New Roman" w:cs="Times New Roman"/>
+              </w:rPr>
               <w:t>3,237 (26%)</w:t>
             </w:r>
           </w:p>
@@ -1994,8 +2744,14 @@
           <w:p>
             <w:pPr>
               <w:cnfStyle w:val="000000000000" w:firstRow="0" w:lastRow="0" w:firstColumn="0" w:lastColumn="0" w:oddVBand="0" w:evenVBand="0" w:oddHBand="0" w:evenHBand="0" w:firstRowFirstColumn="0" w:firstRowLastColumn="0" w:lastRowFirstColumn="0" w:lastRowLastColumn="0"/>
-            </w:pPr>
-            <w:r>
+              <w:rPr>
+                <w:rFonts w:ascii="Times New Roman" w:hAnsi="Times New Roman" w:cs="Times New Roman"/>
+              </w:rPr>
+            </w:pPr>
+            <w:r>
+              <w:rPr>
+                <w:rFonts w:ascii="Times New Roman" w:hAnsi="Times New Roman" w:cs="Times New Roman"/>
+              </w:rPr>
               <w:t>14 (0%)</w:t>
             </w:r>
           </w:p>
@@ -2011,8 +2767,14 @@
           <w:p>
             <w:pPr>
               <w:cnfStyle w:val="000000000000" w:firstRow="0" w:lastRow="0" w:firstColumn="0" w:lastColumn="0" w:oddVBand="0" w:evenVBand="0" w:oddHBand="0" w:evenHBand="0" w:firstRowFirstColumn="0" w:firstRowLastColumn="0" w:lastRowFirstColumn="0" w:lastRowLastColumn="0"/>
-            </w:pPr>
-            <w:r>
+              <w:rPr>
+                <w:rFonts w:ascii="Times New Roman" w:hAnsi="Times New Roman" w:cs="Times New Roman"/>
+              </w:rPr>
+            </w:pPr>
+            <w:r>
+              <w:rPr>
+                <w:rFonts w:ascii="Times New Roman" w:hAnsi="Times New Roman" w:cs="Times New Roman"/>
+              </w:rPr>
               <w:t>43 (0%)</w:t>
             </w:r>
           </w:p>
@@ -2028,8 +2790,14 @@
           <w:p>
             <w:pPr>
               <w:cnfStyle w:val="000000000000" w:firstRow="0" w:lastRow="0" w:firstColumn="0" w:lastColumn="0" w:oddVBand="0" w:evenVBand="0" w:oddHBand="0" w:evenHBand="0" w:firstRowFirstColumn="0" w:firstRowLastColumn="0" w:lastRowFirstColumn="0" w:lastRowLastColumn="0"/>
-            </w:pPr>
-            <w:r>
+              <w:rPr>
+                <w:rFonts w:ascii="Times New Roman" w:hAnsi="Times New Roman" w:cs="Times New Roman"/>
+              </w:rPr>
+            </w:pPr>
+            <w:r>
+              <w:rPr>
+                <w:rFonts w:ascii="Times New Roman" w:hAnsi="Times New Roman" w:cs="Times New Roman"/>
+              </w:rPr>
               <w:t>431 (3%)</w:t>
             </w:r>
           </w:p>
@@ -2049,7 +2817,15 @@
             </w:tcBorders>
           </w:tcPr>
           <w:p>
-            <w:r>
+            <w:pPr>
+              <w:rPr>
+                <w:rFonts w:ascii="Times New Roman" w:hAnsi="Times New Roman" w:cs="Times New Roman"/>
+              </w:rPr>
+            </w:pPr>
+            <w:r>
+              <w:rPr>
+                <w:rFonts w:ascii="Times New Roman" w:hAnsi="Times New Roman" w:cs="Times New Roman"/>
+              </w:rPr>
               <w:t>9 months</w:t>
             </w:r>
           </w:p>
@@ -2065,8 +2841,14 @@
           <w:p>
             <w:pPr>
               <w:cnfStyle w:val="000000100000" w:firstRow="0" w:lastRow="0" w:firstColumn="0" w:lastColumn="0" w:oddVBand="0" w:evenVBand="0" w:oddHBand="1" w:evenHBand="0" w:firstRowFirstColumn="0" w:firstRowLastColumn="0" w:lastRowFirstColumn="0" w:lastRowLastColumn="0"/>
-            </w:pPr>
-            <w:r>
+              <w:rPr>
+                <w:rFonts w:ascii="Times New Roman" w:hAnsi="Times New Roman" w:cs="Times New Roman"/>
+              </w:rPr>
+            </w:pPr>
+            <w:r>
+              <w:rPr>
+                <w:rFonts w:ascii="Times New Roman" w:hAnsi="Times New Roman" w:cs="Times New Roman"/>
+              </w:rPr>
               <w:t>MCV-1</w:t>
             </w:r>
           </w:p>
@@ -2082,8 +2864,14 @@
           <w:p>
             <w:pPr>
               <w:cnfStyle w:val="000000100000" w:firstRow="0" w:lastRow="0" w:firstColumn="0" w:lastColumn="0" w:oddVBand="0" w:evenVBand="0" w:oddHBand="1" w:evenHBand="0" w:firstRowFirstColumn="0" w:firstRowLastColumn="0" w:lastRowFirstColumn="0" w:lastRowLastColumn="0"/>
-            </w:pPr>
-            <w:r>
+              <w:rPr>
+                <w:rFonts w:ascii="Times New Roman" w:hAnsi="Times New Roman" w:cs="Times New Roman"/>
+              </w:rPr>
+            </w:pPr>
+            <w:r>
+              <w:rPr>
+                <w:rFonts w:ascii="Times New Roman" w:hAnsi="Times New Roman" w:cs="Times New Roman"/>
+              </w:rPr>
               <w:t>11,300</w:t>
             </w:r>
           </w:p>
@@ -2099,8 +2887,14 @@
           <w:p>
             <w:pPr>
               <w:cnfStyle w:val="000000100000" w:firstRow="0" w:lastRow="0" w:firstColumn="0" w:lastColumn="0" w:oddVBand="0" w:evenVBand="0" w:oddHBand="1" w:evenHBand="0" w:firstRowFirstColumn="0" w:firstRowLastColumn="0" w:lastRowFirstColumn="0" w:lastRowLastColumn="0"/>
-            </w:pPr>
-            <w:r>
+              <w:rPr>
+                <w:rFonts w:ascii="Times New Roman" w:hAnsi="Times New Roman" w:cs="Times New Roman"/>
+              </w:rPr>
+            </w:pPr>
+            <w:r>
+              <w:rPr>
+                <w:rFonts w:ascii="Times New Roman" w:hAnsi="Times New Roman" w:cs="Times New Roman"/>
+              </w:rPr>
               <w:t>5,319 (47%)</w:t>
             </w:r>
           </w:p>
@@ -2116,8 +2910,14 @@
           <w:p>
             <w:pPr>
               <w:cnfStyle w:val="000000100000" w:firstRow="0" w:lastRow="0" w:firstColumn="0" w:lastColumn="0" w:oddVBand="0" w:evenVBand="0" w:oddHBand="1" w:evenHBand="0" w:firstRowFirstColumn="0" w:firstRowLastColumn="0" w:lastRowFirstColumn="0" w:lastRowLastColumn="0"/>
-            </w:pPr>
-            <w:r>
+              <w:rPr>
+                <w:rFonts w:ascii="Times New Roman" w:hAnsi="Times New Roman" w:cs="Times New Roman"/>
+              </w:rPr>
+            </w:pPr>
+            <w:r>
+              <w:rPr>
+                <w:rFonts w:ascii="Times New Roman" w:hAnsi="Times New Roman" w:cs="Times New Roman"/>
+              </w:rPr>
               <w:t>3,579 (31%)</w:t>
             </w:r>
           </w:p>
@@ -2133,8 +2933,14 @@
           <w:p>
             <w:pPr>
               <w:cnfStyle w:val="000000100000" w:firstRow="0" w:lastRow="0" w:firstColumn="0" w:lastColumn="0" w:oddVBand="0" w:evenVBand="0" w:oddHBand="1" w:evenHBand="0" w:firstRowFirstColumn="0" w:firstRowLastColumn="0" w:lastRowFirstColumn="0" w:lastRowLastColumn="0"/>
-            </w:pPr>
-            <w:r>
+              <w:rPr>
+                <w:rFonts w:ascii="Times New Roman" w:hAnsi="Times New Roman" w:cs="Times New Roman"/>
+              </w:rPr>
+            </w:pPr>
+            <w:r>
+              <w:rPr>
+                <w:rFonts w:ascii="Times New Roman" w:hAnsi="Times New Roman" w:cs="Times New Roman"/>
+              </w:rPr>
               <w:t>1,913 (16%)</w:t>
             </w:r>
           </w:p>
@@ -2150,8 +2956,14 @@
           <w:p>
             <w:pPr>
               <w:cnfStyle w:val="000000100000" w:firstRow="0" w:lastRow="0" w:firstColumn="0" w:lastColumn="0" w:oddVBand="0" w:evenVBand="0" w:oddHBand="1" w:evenHBand="0" w:firstRowFirstColumn="0" w:firstRowLastColumn="0" w:lastRowFirstColumn="0" w:lastRowLastColumn="0"/>
-            </w:pPr>
-            <w:r>
+              <w:rPr>
+                <w:rFonts w:ascii="Times New Roman" w:hAnsi="Times New Roman" w:cs="Times New Roman"/>
+              </w:rPr>
+            </w:pPr>
+            <w:r>
+              <w:rPr>
+                <w:rFonts w:ascii="Times New Roman" w:hAnsi="Times New Roman" w:cs="Times New Roman"/>
+              </w:rPr>
               <w:t>10 (0%)</w:t>
             </w:r>
           </w:p>
@@ -2167,8 +2979,14 @@
           <w:p>
             <w:pPr>
               <w:cnfStyle w:val="000000100000" w:firstRow="0" w:lastRow="0" w:firstColumn="0" w:lastColumn="0" w:oddVBand="0" w:evenVBand="0" w:oddHBand="1" w:evenHBand="0" w:firstRowFirstColumn="0" w:firstRowLastColumn="0" w:lastRowFirstColumn="0" w:lastRowLastColumn="0"/>
-            </w:pPr>
-            <w:r>
+              <w:rPr>
+                <w:rFonts w:ascii="Times New Roman" w:hAnsi="Times New Roman" w:cs="Times New Roman"/>
+              </w:rPr>
+            </w:pPr>
+            <w:r>
+              <w:rPr>
+                <w:rFonts w:ascii="Times New Roman" w:hAnsi="Times New Roman" w:cs="Times New Roman"/>
+              </w:rPr>
               <w:t>48 (0%)</w:t>
             </w:r>
           </w:p>
@@ -2184,8 +3002,14 @@
           <w:p>
             <w:pPr>
               <w:cnfStyle w:val="000000100000" w:firstRow="0" w:lastRow="0" w:firstColumn="0" w:lastColumn="0" w:oddVBand="0" w:evenVBand="0" w:oddHBand="1" w:evenHBand="0" w:firstRowFirstColumn="0" w:firstRowLastColumn="0" w:lastRowFirstColumn="0" w:lastRowLastColumn="0"/>
-            </w:pPr>
-            <w:r>
+              <w:rPr>
+                <w:rFonts w:ascii="Times New Roman" w:hAnsi="Times New Roman" w:cs="Times New Roman"/>
+              </w:rPr>
+            </w:pPr>
+            <w:r>
+              <w:rPr>
+                <w:rFonts w:ascii="Times New Roman" w:hAnsi="Times New Roman" w:cs="Times New Roman"/>
+              </w:rPr>
               <w:t>431 (3%)</w:t>
             </w:r>
           </w:p>
@@ -2201,7 +3025,15 @@
             </w:tcBorders>
           </w:tcPr>
           <w:p>
-            <w:r>
+            <w:pPr>
+              <w:rPr>
+                <w:rFonts w:ascii="Times New Roman" w:hAnsi="Times New Roman" w:cs="Times New Roman"/>
+              </w:rPr>
+            </w:pPr>
+            <w:r>
+              <w:rPr>
+                <w:rFonts w:ascii="Times New Roman" w:hAnsi="Times New Roman" w:cs="Times New Roman"/>
+              </w:rPr>
               <w:t>15 months</w:t>
             </w:r>
           </w:p>
@@ -2216,8 +3048,14 @@
           <w:p>
             <w:pPr>
               <w:cnfStyle w:val="000000000000" w:firstRow="0" w:lastRow="0" w:firstColumn="0" w:lastColumn="0" w:oddVBand="0" w:evenVBand="0" w:oddHBand="0" w:evenHBand="0" w:firstRowFirstColumn="0" w:firstRowLastColumn="0" w:lastRowFirstColumn="0" w:lastRowLastColumn="0"/>
-            </w:pPr>
-            <w:r>
+              <w:rPr>
+                <w:rFonts w:ascii="Times New Roman" w:hAnsi="Times New Roman" w:cs="Times New Roman"/>
+              </w:rPr>
+            </w:pPr>
+            <w:r>
+              <w:rPr>
+                <w:rFonts w:ascii="Times New Roman" w:hAnsi="Times New Roman" w:cs="Times New Roman"/>
+              </w:rPr>
               <w:t>MCV-2</w:t>
             </w:r>
           </w:p>
@@ -2232,8 +3070,14 @@
           <w:p>
             <w:pPr>
               <w:cnfStyle w:val="000000000000" w:firstRow="0" w:lastRow="0" w:firstColumn="0" w:lastColumn="0" w:oddVBand="0" w:evenVBand="0" w:oddHBand="0" w:evenHBand="0" w:firstRowFirstColumn="0" w:firstRowLastColumn="0" w:lastRowFirstColumn="0" w:lastRowLastColumn="0"/>
-            </w:pPr>
-            <w:r>
+              <w:rPr>
+                <w:rFonts w:ascii="Times New Roman" w:hAnsi="Times New Roman" w:cs="Times New Roman"/>
+              </w:rPr>
+            </w:pPr>
+            <w:r>
+              <w:rPr>
+                <w:rFonts w:ascii="Times New Roman" w:hAnsi="Times New Roman" w:cs="Times New Roman"/>
+              </w:rPr>
               <w:t>8,464</w:t>
             </w:r>
           </w:p>
@@ -2248,8 +3092,14 @@
           <w:p>
             <w:pPr>
               <w:cnfStyle w:val="000000000000" w:firstRow="0" w:lastRow="0" w:firstColumn="0" w:lastColumn="0" w:oddVBand="0" w:evenVBand="0" w:oddHBand="0" w:evenHBand="0" w:firstRowFirstColumn="0" w:firstRowLastColumn="0" w:lastRowFirstColumn="0" w:lastRowLastColumn="0"/>
-            </w:pPr>
-            <w:r>
+              <w:rPr>
+                <w:rFonts w:ascii="Times New Roman" w:hAnsi="Times New Roman" w:cs="Times New Roman"/>
+              </w:rPr>
+            </w:pPr>
+            <w:r>
+              <w:rPr>
+                <w:rFonts w:ascii="Times New Roman" w:hAnsi="Times New Roman" w:cs="Times New Roman"/>
+              </w:rPr>
               <w:t>5,415 (64%)</w:t>
             </w:r>
           </w:p>
@@ -2264,8 +3114,14 @@
           <w:p>
             <w:pPr>
               <w:cnfStyle w:val="000000000000" w:firstRow="0" w:lastRow="0" w:firstColumn="0" w:lastColumn="0" w:oddVBand="0" w:evenVBand="0" w:oddHBand="0" w:evenHBand="0" w:firstRowFirstColumn="0" w:firstRowLastColumn="0" w:lastRowFirstColumn="0" w:lastRowLastColumn="0"/>
-            </w:pPr>
-            <w:r>
+              <w:rPr>
+                <w:rFonts w:ascii="Times New Roman" w:hAnsi="Times New Roman" w:cs="Times New Roman"/>
+              </w:rPr>
+            </w:pPr>
+            <w:r>
+              <w:rPr>
+                <w:rFonts w:ascii="Times New Roman" w:hAnsi="Times New Roman" w:cs="Times New Roman"/>
+              </w:rPr>
               <w:t>1,552 (18%)</w:t>
             </w:r>
           </w:p>
@@ -2280,8 +3136,14 @@
           <w:p>
             <w:pPr>
               <w:cnfStyle w:val="000000000000" w:firstRow="0" w:lastRow="0" w:firstColumn="0" w:lastColumn="0" w:oddVBand="0" w:evenVBand="0" w:oddHBand="0" w:evenHBand="0" w:firstRowFirstColumn="0" w:firstRowLastColumn="0" w:lastRowFirstColumn="0" w:lastRowLastColumn="0"/>
-            </w:pPr>
-            <w:r>
+              <w:rPr>
+                <w:rFonts w:ascii="Times New Roman" w:hAnsi="Times New Roman" w:cs="Times New Roman"/>
+              </w:rPr>
+            </w:pPr>
+            <w:r>
+              <w:rPr>
+                <w:rFonts w:ascii="Times New Roman" w:hAnsi="Times New Roman" w:cs="Times New Roman"/>
+              </w:rPr>
               <w:t>1,026 (12%)</w:t>
             </w:r>
           </w:p>
@@ -2296,8 +3158,14 @@
           <w:p>
             <w:pPr>
               <w:cnfStyle w:val="000000000000" w:firstRow="0" w:lastRow="0" w:firstColumn="0" w:lastColumn="0" w:oddVBand="0" w:evenVBand="0" w:oddHBand="0" w:evenHBand="0" w:firstRowFirstColumn="0" w:firstRowLastColumn="0" w:lastRowFirstColumn="0" w:lastRowLastColumn="0"/>
-            </w:pPr>
-            <w:r>
+              <w:rPr>
+                <w:rFonts w:ascii="Times New Roman" w:hAnsi="Times New Roman" w:cs="Times New Roman"/>
+              </w:rPr>
+            </w:pPr>
+            <w:r>
+              <w:rPr>
+                <w:rFonts w:ascii="Times New Roman" w:hAnsi="Times New Roman" w:cs="Times New Roman"/>
+              </w:rPr>
               <w:t>7 (0%)</w:t>
             </w:r>
           </w:p>
@@ -2312,8 +3180,14 @@
           <w:p>
             <w:pPr>
               <w:cnfStyle w:val="000000000000" w:firstRow="0" w:lastRow="0" w:firstColumn="0" w:lastColumn="0" w:oddVBand="0" w:evenVBand="0" w:oddHBand="0" w:evenHBand="0" w:firstRowFirstColumn="0" w:firstRowLastColumn="0" w:lastRowFirstColumn="0" w:lastRowLastColumn="0"/>
-            </w:pPr>
-            <w:r>
+              <w:rPr>
+                <w:rFonts w:ascii="Times New Roman" w:hAnsi="Times New Roman" w:cs="Times New Roman"/>
+              </w:rPr>
+            </w:pPr>
+            <w:r>
+              <w:rPr>
+                <w:rFonts w:ascii="Times New Roman" w:hAnsi="Times New Roman" w:cs="Times New Roman"/>
+              </w:rPr>
               <w:t>33 (0%)</w:t>
             </w:r>
           </w:p>
@@ -2328,15 +3202,3133 @@
           <w:p>
             <w:pPr>
               <w:cnfStyle w:val="000000000000" w:firstRow="0" w:lastRow="0" w:firstColumn="0" w:lastColumn="0" w:oddVBand="0" w:evenVBand="0" w:oddHBand="0" w:evenHBand="0" w:firstRowFirstColumn="0" w:firstRowLastColumn="0" w:lastRowFirstColumn="0" w:lastRowLastColumn="0"/>
-            </w:pPr>
-            <w:r>
+              <w:rPr>
+                <w:rFonts w:ascii="Times New Roman" w:hAnsi="Times New Roman" w:cs="Times New Roman"/>
+              </w:rPr>
+            </w:pPr>
+            <w:r>
+              <w:rPr>
+                <w:rFonts w:ascii="Times New Roman" w:hAnsi="Times New Roman" w:cs="Times New Roman"/>
+              </w:rPr>
               <w:t>431 (3%)</w:t>
             </w:r>
           </w:p>
         </w:tc>
       </w:tr>
     </w:tbl>
-    <w:p/>
+    <w:p>
+      <w:pPr>
+        <w:rPr>
+          <w:rFonts w:ascii="Times New Roman" w:hAnsi="Times New Roman" w:cs="Times New Roman"/>
+        </w:rPr>
+      </w:pPr>
+    </w:p>
+    <w:p>
+      <w:pPr>
+        <w:rPr>
+          <w:rFonts w:ascii="Times New Roman" w:hAnsi="Times New Roman" w:cs="Times New Roman"/>
+          <w:sz w:val="30"/>
+          <w:szCs w:val="30"/>
+        </w:rPr>
+      </w:pPr>
+      <w:r>
+        <w:rPr>
+          <w:rFonts w:ascii="Times New Roman" w:hAnsi="Times New Roman" w:cs="Times New Roman"/>
+          <w:sz w:val="30"/>
+          <w:szCs w:val="30"/>
+        </w:rPr>
+        <w:t>Table showing the descriptions of the data, available data points on eligible children and characteristics of vaccine column:</w:t>
+      </w:r>
+      <w:r>
+        <w:rPr>
+          <w:rFonts w:ascii="Times New Roman" w:hAnsi="Times New Roman" w:cs="Times New Roman"/>
+          <w:sz w:val="30"/>
+          <w:szCs w:val="30"/>
+        </w:rPr>
+        <w:br w:type="page"/>
+      </w:r>
+    </w:p>
+    <w:p>
+      <w:pPr>
+        <w:pStyle w:val="ListParagraph"/>
+        <w:numPr>
+          <w:ilvl w:val="0"/>
+          <w:numId w:val="1"/>
+        </w:numPr>
+        <w:rPr>
+          <w:rFonts w:ascii="Times New Roman" w:hAnsi="Times New Roman" w:cs="Times New Roman"/>
+          <w:sz w:val="30"/>
+          <w:szCs w:val="30"/>
+        </w:rPr>
+      </w:pPr>
+      <w:r>
+        <w:rPr>
+          <w:rFonts w:ascii="Times New Roman" w:hAnsi="Times New Roman" w:cs="Times New Roman"/>
+          <w:sz w:val="30"/>
+          <w:szCs w:val="30"/>
+        </w:rPr>
+        <w:lastRenderedPageBreak/>
+        <w:t xml:space="preserve">Pixel Level: Temperatures were </w:t>
+      </w:r>
+      <w:r>
+        <w:rPr>
+          <w:rFonts w:ascii="Times New Roman" w:hAnsi="Times New Roman" w:cs="Times New Roman"/>
+          <w:sz w:val="30"/>
+          <w:szCs w:val="30"/>
+        </w:rPr>
+        <w:t>analyzed and extremes were modelled</w:t>
+      </w:r>
+      <w:r>
+        <w:rPr>
+          <w:rFonts w:ascii="Times New Roman" w:hAnsi="Times New Roman" w:cs="Times New Roman"/>
+          <w:sz w:val="30"/>
+          <w:szCs w:val="30"/>
+        </w:rPr>
+        <w:t xml:space="preserve"> within a small radius around each child (2km for urban, 5km for rural</w:t>
+      </w:r>
+      <w:r>
+        <w:rPr>
+          <w:rFonts w:ascii="Times New Roman" w:hAnsi="Times New Roman" w:cs="Times New Roman"/>
+          <w:sz w:val="30"/>
+          <w:szCs w:val="30"/>
+        </w:rPr>
+        <w:t xml:space="preserve"> following DHS rules on data anonymization</w:t>
+      </w:r>
+      <w:r>
+        <w:rPr>
+          <w:rFonts w:ascii="Times New Roman" w:hAnsi="Times New Roman" w:cs="Times New Roman"/>
+          <w:sz w:val="30"/>
+          <w:szCs w:val="30"/>
+        </w:rPr>
+        <w:t xml:space="preserve">). A child was marked as having experienced a heatwave if the </w:t>
+      </w:r>
+      <w:r>
+        <w:rPr>
+          <w:rFonts w:ascii="Times New Roman" w:hAnsi="Times New Roman" w:cs="Times New Roman"/>
+          <w:sz w:val="30"/>
+          <w:szCs w:val="30"/>
+        </w:rPr>
+        <w:t xml:space="preserve">daily </w:t>
+      </w:r>
+      <w:r>
+        <w:rPr>
+          <w:rFonts w:ascii="Times New Roman" w:hAnsi="Times New Roman" w:cs="Times New Roman"/>
+          <w:sz w:val="30"/>
+          <w:szCs w:val="30"/>
+        </w:rPr>
+        <w:t>temperature</w:t>
+      </w:r>
+      <w:r>
+        <w:rPr>
+          <w:rFonts w:ascii="Times New Roman" w:hAnsi="Times New Roman" w:cs="Times New Roman"/>
+          <w:sz w:val="30"/>
+          <w:szCs w:val="30"/>
+        </w:rPr>
+        <w:t>s</w:t>
+      </w:r>
+      <w:r>
+        <w:rPr>
+          <w:rFonts w:ascii="Times New Roman" w:hAnsi="Times New Roman" w:cs="Times New Roman"/>
+          <w:sz w:val="30"/>
+          <w:szCs w:val="30"/>
+        </w:rPr>
+        <w:t xml:space="preserve"> during the 14 days around their </w:t>
+      </w:r>
+      <w:r>
+        <w:rPr>
+          <w:rFonts w:ascii="Times New Roman" w:hAnsi="Times New Roman" w:cs="Times New Roman"/>
+          <w:sz w:val="30"/>
+          <w:szCs w:val="30"/>
+        </w:rPr>
+        <w:t xml:space="preserve">vaccine </w:t>
+      </w:r>
+      <w:r>
+        <w:rPr>
+          <w:rFonts w:ascii="Times New Roman" w:hAnsi="Times New Roman" w:cs="Times New Roman"/>
+          <w:sz w:val="30"/>
+          <w:szCs w:val="30"/>
+        </w:rPr>
+        <w:t>due date</w:t>
+      </w:r>
+      <w:r>
+        <w:rPr>
+          <w:rFonts w:ascii="Times New Roman" w:hAnsi="Times New Roman" w:cs="Times New Roman"/>
+          <w:sz w:val="30"/>
+          <w:szCs w:val="30"/>
+        </w:rPr>
+        <w:t xml:space="preserve"> (7 days pre, 7 days post)</w:t>
+      </w:r>
+      <w:r>
+        <w:rPr>
+          <w:rFonts w:ascii="Times New Roman" w:hAnsi="Times New Roman" w:cs="Times New Roman"/>
+          <w:sz w:val="30"/>
+          <w:szCs w:val="30"/>
+        </w:rPr>
+        <w:t xml:space="preserve"> was in the top 5%</w:t>
+      </w:r>
+      <w:r>
+        <w:rPr>
+          <w:rFonts w:ascii="Times New Roman" w:hAnsi="Times New Roman" w:cs="Times New Roman"/>
+          <w:sz w:val="30"/>
+          <w:szCs w:val="30"/>
+        </w:rPr>
+        <w:t>(0.95 threshold) or top 10%(0.9 threshold)</w:t>
+      </w:r>
+      <w:r>
+        <w:rPr>
+          <w:rFonts w:ascii="Times New Roman" w:hAnsi="Times New Roman" w:cs="Times New Roman"/>
+          <w:sz w:val="30"/>
+          <w:szCs w:val="30"/>
+        </w:rPr>
+        <w:t xml:space="preserve"> of all historical yearly highs (1940–2019).</w:t>
+      </w:r>
+    </w:p>
+    <w:p>
+      <w:pPr>
+        <w:pStyle w:val="ListParagraph"/>
+        <w:numPr>
+          <w:ilvl w:val="0"/>
+          <w:numId w:val="1"/>
+        </w:numPr>
+        <w:rPr>
+          <w:rFonts w:ascii="Times New Roman" w:hAnsi="Times New Roman" w:cs="Times New Roman"/>
+          <w:sz w:val="30"/>
+          <w:szCs w:val="30"/>
+        </w:rPr>
+      </w:pPr>
+      <w:r>
+        <w:rPr>
+          <w:rFonts w:ascii="Times New Roman" w:hAnsi="Times New Roman" w:cs="Times New Roman"/>
+          <w:sz w:val="30"/>
+          <w:szCs w:val="30"/>
+        </w:rPr>
+        <w:t xml:space="preserve">Areal Aggregation: </w:t>
+      </w:r>
+      <w:r>
+        <w:rPr>
+          <w:rFonts w:ascii="Times New Roman" w:hAnsi="Times New Roman" w:cs="Times New Roman"/>
+          <w:sz w:val="30"/>
+          <w:szCs w:val="30"/>
+        </w:rPr>
+        <w:t>Daily t</w:t>
+      </w:r>
+      <w:r>
+        <w:rPr>
+          <w:rFonts w:ascii="Times New Roman" w:hAnsi="Times New Roman" w:cs="Times New Roman"/>
+          <w:sz w:val="30"/>
+          <w:szCs w:val="30"/>
+        </w:rPr>
+        <w:t xml:space="preserve">emperatures were </w:t>
+      </w:r>
+      <w:r>
+        <w:rPr>
+          <w:rFonts w:ascii="Times New Roman" w:hAnsi="Times New Roman" w:cs="Times New Roman"/>
+          <w:sz w:val="30"/>
+          <w:szCs w:val="30"/>
+        </w:rPr>
+        <w:t xml:space="preserve">first </w:t>
+      </w:r>
+      <w:r>
+        <w:rPr>
+          <w:rFonts w:ascii="Times New Roman" w:hAnsi="Times New Roman" w:cs="Times New Roman"/>
+          <w:sz w:val="30"/>
+          <w:szCs w:val="30"/>
+        </w:rPr>
+        <w:t>averaged across entire administrative regions (Admin 2)</w:t>
+      </w:r>
+      <w:r>
+        <w:rPr>
+          <w:rFonts w:ascii="Times New Roman" w:hAnsi="Times New Roman" w:cs="Times New Roman"/>
+          <w:sz w:val="30"/>
+          <w:szCs w:val="30"/>
+        </w:rPr>
+        <w:t>, and extreme-modelling was done at areal data level</w:t>
+      </w:r>
+      <w:r>
+        <w:rPr>
+          <w:rFonts w:ascii="Times New Roman" w:hAnsi="Times New Roman" w:cs="Times New Roman"/>
+          <w:sz w:val="30"/>
+          <w:szCs w:val="30"/>
+        </w:rPr>
+        <w:t>. If a heatwave occurred anywhere in that region, all children living there with a vaccine due date during that time were recorded as exposed</w:t>
+      </w:r>
+      <w:r>
+        <w:rPr>
+          <w:rFonts w:ascii="Times New Roman" w:hAnsi="Times New Roman" w:cs="Times New Roman"/>
+          <w:sz w:val="30"/>
+          <w:szCs w:val="30"/>
+        </w:rPr>
+        <w:t xml:space="preserve"> to a heatwave</w:t>
+      </w:r>
+      <w:r>
+        <w:rPr>
+          <w:rFonts w:ascii="Times New Roman" w:hAnsi="Times New Roman" w:cs="Times New Roman"/>
+          <w:sz w:val="30"/>
+          <w:szCs w:val="30"/>
+        </w:rPr>
+        <w:t>.</w:t>
+      </w:r>
+    </w:p>
+    <w:p>
+      <w:pPr>
+        <w:rPr>
+          <w:rFonts w:ascii="Times New Roman" w:hAnsi="Times New Roman" w:cs="Times New Roman"/>
+          <w:sz w:val="30"/>
+          <w:szCs w:val="30"/>
+        </w:rPr>
+      </w:pPr>
+    </w:p>
+    <w:tbl>
+      <w:tblPr>
+        <w:tblStyle w:val="PlainTable2"/>
+        <w:tblpPr w:leftFromText="180" w:rightFromText="180" w:vertAnchor="page" w:horzAnchor="margin" w:tblpXSpec="center" w:tblpY="4461"/>
+        <w:tblW w:w="11761" w:type="dxa"/>
+        <w:tblLook w:val="04A0" w:firstRow="1" w:lastRow="0" w:firstColumn="1" w:lastColumn="0" w:noHBand="0" w:noVBand="1"/>
+      </w:tblPr>
+      <w:tblGrid>
+        <w:gridCol w:w="1446"/>
+        <w:gridCol w:w="2099"/>
+        <w:gridCol w:w="1115"/>
+        <w:gridCol w:w="1714"/>
+        <w:gridCol w:w="1836"/>
+        <w:gridCol w:w="7"/>
+        <w:gridCol w:w="1701"/>
+        <w:gridCol w:w="1843"/>
+      </w:tblGrid>
+      <w:tr>
+        <w:trPr>
+          <w:cnfStyle w:val="100000000000" w:firstRow="1" w:lastRow="0" w:firstColumn="0" w:lastColumn="0" w:oddVBand="0" w:evenVBand="0" w:oddHBand="0" w:evenHBand="0" w:firstRowFirstColumn="0" w:firstRowLastColumn="0" w:lastRowFirstColumn="0" w:lastRowLastColumn="0"/>
+          <w:trHeight w:val="550"/>
+        </w:trPr>
+        <w:tc>
+          <w:tcPr>
+            <w:cnfStyle w:val="001000000000" w:firstRow="0" w:lastRow="0" w:firstColumn="1" w:lastColumn="0" w:oddVBand="0" w:evenVBand="0" w:oddHBand="0" w:evenHBand="0" w:firstRowFirstColumn="0" w:firstRowLastColumn="0" w:lastRowFirstColumn="0" w:lastRowLastColumn="0"/>
+            <w:tcW w:w="1446" w:type="dxa"/>
+            <w:vMerge w:val="restart"/>
+            <w:tcBorders>
+              <w:top w:val="single" w:sz="18" w:space="0" w:color="auto"/>
+              <w:left w:val="single" w:sz="18" w:space="0" w:color="auto"/>
+              <w:right w:val="single" w:sz="18" w:space="0" w:color="auto"/>
+            </w:tcBorders>
+          </w:tcPr>
+          <w:p>
+            <w:pPr>
+              <w:rPr>
+                <w:rFonts w:ascii="Times New Roman" w:hAnsi="Times New Roman" w:cs="Times New Roman"/>
+              </w:rPr>
+            </w:pPr>
+            <w:r>
+              <w:rPr>
+                <w:rFonts w:ascii="Times New Roman" w:hAnsi="Times New Roman" w:cs="Times New Roman"/>
+              </w:rPr>
+              <w:t>Time</w:t>
+            </w:r>
+          </w:p>
+        </w:tc>
+        <w:tc>
+          <w:tcPr>
+            <w:tcW w:w="2099" w:type="dxa"/>
+            <w:vMerge w:val="restart"/>
+            <w:tcBorders>
+              <w:top w:val="single" w:sz="18" w:space="0" w:color="auto"/>
+              <w:left w:val="single" w:sz="18" w:space="0" w:color="auto"/>
+              <w:right w:val="single" w:sz="18" w:space="0" w:color="auto"/>
+            </w:tcBorders>
+          </w:tcPr>
+          <w:p>
+            <w:pPr>
+              <w:cnfStyle w:val="100000000000" w:firstRow="1" w:lastRow="0" w:firstColumn="0" w:lastColumn="0" w:oddVBand="0" w:evenVBand="0" w:oddHBand="0" w:evenHBand="0" w:firstRowFirstColumn="0" w:firstRowLastColumn="0" w:lastRowFirstColumn="0" w:lastRowLastColumn="0"/>
+              <w:rPr>
+                <w:rFonts w:ascii="Times New Roman" w:hAnsi="Times New Roman" w:cs="Times New Roman"/>
+              </w:rPr>
+            </w:pPr>
+            <w:r>
+              <w:rPr>
+                <w:rFonts w:ascii="Times New Roman" w:hAnsi="Times New Roman" w:cs="Times New Roman"/>
+              </w:rPr>
+              <w:t>Vaccine</w:t>
+            </w:r>
+          </w:p>
+        </w:tc>
+        <w:tc>
+          <w:tcPr>
+            <w:tcW w:w="1115" w:type="dxa"/>
+            <w:vMerge w:val="restart"/>
+            <w:tcBorders>
+              <w:top w:val="single" w:sz="18" w:space="0" w:color="auto"/>
+              <w:left w:val="single" w:sz="18" w:space="0" w:color="auto"/>
+              <w:right w:val="single" w:sz="18" w:space="0" w:color="auto"/>
+            </w:tcBorders>
+          </w:tcPr>
+          <w:p>
+            <w:pPr>
+              <w:cnfStyle w:val="100000000000" w:firstRow="1" w:lastRow="0" w:firstColumn="0" w:lastColumn="0" w:oddVBand="0" w:evenVBand="0" w:oddHBand="0" w:evenHBand="0" w:firstRowFirstColumn="0" w:firstRowLastColumn="0" w:lastRowFirstColumn="0" w:lastRowLastColumn="0"/>
+              <w:rPr>
+                <w:rFonts w:ascii="Times New Roman" w:hAnsi="Times New Roman" w:cs="Times New Roman"/>
+              </w:rPr>
+            </w:pPr>
+            <w:r>
+              <w:rPr>
+                <w:rFonts w:ascii="Times New Roman" w:hAnsi="Times New Roman" w:cs="Times New Roman"/>
+              </w:rPr>
+              <w:t>Eligible children on data</w:t>
+            </w:r>
+          </w:p>
+        </w:tc>
+        <w:tc>
+          <w:tcPr>
+            <w:tcW w:w="3550" w:type="dxa"/>
+            <w:gridSpan w:val="2"/>
+            <w:tcBorders>
+              <w:top w:val="single" w:sz="18" w:space="0" w:color="auto"/>
+              <w:left w:val="single" w:sz="18" w:space="0" w:color="auto"/>
+              <w:bottom w:val="single" w:sz="18" w:space="0" w:color="auto"/>
+              <w:right w:val="single" w:sz="18" w:space="0" w:color="auto"/>
+            </w:tcBorders>
+          </w:tcPr>
+          <w:p>
+            <w:pPr>
+              <w:cnfStyle w:val="100000000000" w:firstRow="1" w:lastRow="0" w:firstColumn="0" w:lastColumn="0" w:oddVBand="0" w:evenVBand="0" w:oddHBand="0" w:evenHBand="0" w:firstRowFirstColumn="0" w:firstRowLastColumn="0" w:lastRowFirstColumn="0" w:lastRowLastColumn="0"/>
+              <w:rPr>
+                <w:rFonts w:ascii="Times New Roman" w:hAnsi="Times New Roman" w:cs="Times New Roman"/>
+              </w:rPr>
+            </w:pPr>
+            <w:r>
+              <w:rPr>
+                <w:rFonts w:ascii="Times New Roman" w:hAnsi="Times New Roman" w:cs="Times New Roman"/>
+              </w:rPr>
+              <w:t>Pixel level aggregation of heatwave data</w:t>
+            </w:r>
+          </w:p>
+        </w:tc>
+        <w:tc>
+          <w:tcPr>
+            <w:tcW w:w="3551" w:type="dxa"/>
+            <w:gridSpan w:val="3"/>
+            <w:tcBorders>
+              <w:top w:val="single" w:sz="18" w:space="0" w:color="auto"/>
+              <w:left w:val="single" w:sz="18" w:space="0" w:color="auto"/>
+              <w:bottom w:val="single" w:sz="18" w:space="0" w:color="auto"/>
+              <w:right w:val="single" w:sz="18" w:space="0" w:color="auto"/>
+            </w:tcBorders>
+          </w:tcPr>
+          <w:p>
+            <w:pPr>
+              <w:cnfStyle w:val="100000000000" w:firstRow="1" w:lastRow="0" w:firstColumn="0" w:lastColumn="0" w:oddVBand="0" w:evenVBand="0" w:oddHBand="0" w:evenHBand="0" w:firstRowFirstColumn="0" w:firstRowLastColumn="0" w:lastRowFirstColumn="0" w:lastRowLastColumn="0"/>
+              <w:rPr>
+                <w:rFonts w:ascii="Times New Roman" w:hAnsi="Times New Roman" w:cs="Times New Roman"/>
+              </w:rPr>
+            </w:pPr>
+            <w:r>
+              <w:rPr>
+                <w:rFonts w:ascii="Times New Roman" w:hAnsi="Times New Roman" w:cs="Times New Roman"/>
+              </w:rPr>
+              <w:t>Areal (Admin 2) aggregation of heatwave data</w:t>
+            </w:r>
+          </w:p>
+        </w:tc>
+      </w:tr>
+      <w:tr>
+        <w:trPr>
+          <w:cnfStyle w:val="000000100000" w:firstRow="0" w:lastRow="0" w:firstColumn="0" w:lastColumn="0" w:oddVBand="0" w:evenVBand="0" w:oddHBand="1" w:evenHBand="0" w:firstRowFirstColumn="0" w:firstRowLastColumn="0" w:lastRowFirstColumn="0" w:lastRowLastColumn="0"/>
+          <w:trHeight w:val="550"/>
+        </w:trPr>
+        <w:tc>
+          <w:tcPr>
+            <w:cnfStyle w:val="001000000000" w:firstRow="0" w:lastRow="0" w:firstColumn="1" w:lastColumn="0" w:oddVBand="0" w:evenVBand="0" w:oddHBand="0" w:evenHBand="0" w:firstRowFirstColumn="0" w:firstRowLastColumn="0" w:lastRowFirstColumn="0" w:lastRowLastColumn="0"/>
+            <w:tcW w:w="1446" w:type="dxa"/>
+            <w:vMerge/>
+            <w:tcBorders>
+              <w:left w:val="single" w:sz="18" w:space="0" w:color="auto"/>
+              <w:bottom w:val="single" w:sz="18" w:space="0" w:color="auto"/>
+              <w:right w:val="single" w:sz="18" w:space="0" w:color="auto"/>
+            </w:tcBorders>
+          </w:tcPr>
+          <w:p>
+            <w:pPr>
+              <w:rPr>
+                <w:rFonts w:ascii="Times New Roman" w:hAnsi="Times New Roman" w:cs="Times New Roman"/>
+              </w:rPr>
+            </w:pPr>
+          </w:p>
+        </w:tc>
+        <w:tc>
+          <w:tcPr>
+            <w:tcW w:w="2099" w:type="dxa"/>
+            <w:vMerge/>
+            <w:tcBorders>
+              <w:left w:val="single" w:sz="18" w:space="0" w:color="auto"/>
+              <w:bottom w:val="single" w:sz="18" w:space="0" w:color="auto"/>
+              <w:right w:val="single" w:sz="18" w:space="0" w:color="auto"/>
+            </w:tcBorders>
+          </w:tcPr>
+          <w:p>
+            <w:pPr>
+              <w:cnfStyle w:val="000000100000" w:firstRow="0" w:lastRow="0" w:firstColumn="0" w:lastColumn="0" w:oddVBand="0" w:evenVBand="0" w:oddHBand="1" w:evenHBand="0" w:firstRowFirstColumn="0" w:firstRowLastColumn="0" w:lastRowFirstColumn="0" w:lastRowLastColumn="0"/>
+              <w:rPr>
+                <w:rFonts w:ascii="Times New Roman" w:hAnsi="Times New Roman" w:cs="Times New Roman"/>
+              </w:rPr>
+            </w:pPr>
+          </w:p>
+        </w:tc>
+        <w:tc>
+          <w:tcPr>
+            <w:tcW w:w="1115" w:type="dxa"/>
+            <w:vMerge/>
+            <w:tcBorders>
+              <w:left w:val="single" w:sz="18" w:space="0" w:color="auto"/>
+              <w:bottom w:val="single" w:sz="18" w:space="0" w:color="auto"/>
+              <w:right w:val="single" w:sz="18" w:space="0" w:color="auto"/>
+            </w:tcBorders>
+          </w:tcPr>
+          <w:p>
+            <w:pPr>
+              <w:cnfStyle w:val="000000100000" w:firstRow="0" w:lastRow="0" w:firstColumn="0" w:lastColumn="0" w:oddVBand="0" w:evenVBand="0" w:oddHBand="1" w:evenHBand="0" w:firstRowFirstColumn="0" w:firstRowLastColumn="0" w:lastRowFirstColumn="0" w:lastRowLastColumn="0"/>
+              <w:rPr>
+                <w:rFonts w:ascii="Times New Roman" w:hAnsi="Times New Roman" w:cs="Times New Roman"/>
+              </w:rPr>
+            </w:pPr>
+          </w:p>
+        </w:tc>
+        <w:tc>
+          <w:tcPr>
+            <w:tcW w:w="1714" w:type="dxa"/>
+            <w:tcBorders>
+              <w:left w:val="single" w:sz="18" w:space="0" w:color="auto"/>
+              <w:bottom w:val="single" w:sz="18" w:space="0" w:color="auto"/>
+              <w:right w:val="single" w:sz="18" w:space="0" w:color="auto"/>
+            </w:tcBorders>
+          </w:tcPr>
+          <w:p>
+            <w:pPr>
+              <w:cnfStyle w:val="000000100000" w:firstRow="0" w:lastRow="0" w:firstColumn="0" w:lastColumn="0" w:oddVBand="0" w:evenVBand="0" w:oddHBand="1" w:evenHBand="0" w:firstRowFirstColumn="0" w:firstRowLastColumn="0" w:lastRowFirstColumn="0" w:lastRowLastColumn="0"/>
+              <w:rPr>
+                <w:rFonts w:ascii="Times New Roman" w:hAnsi="Times New Roman" w:cs="Times New Roman"/>
+                <w:b/>
+                <w:bCs/>
+              </w:rPr>
+            </w:pPr>
+            <w:r>
+              <w:rPr>
+                <w:rFonts w:ascii="Times New Roman" w:hAnsi="Times New Roman" w:cs="Times New Roman"/>
+                <w:b/>
+                <w:bCs/>
+              </w:rPr>
+              <w:t>Threshold: 0.9</w:t>
+            </w:r>
+          </w:p>
+        </w:tc>
+        <w:tc>
+          <w:tcPr>
+            <w:tcW w:w="1836" w:type="dxa"/>
+            <w:tcBorders>
+              <w:left w:val="single" w:sz="18" w:space="0" w:color="auto"/>
+              <w:bottom w:val="single" w:sz="18" w:space="0" w:color="auto"/>
+              <w:right w:val="single" w:sz="18" w:space="0" w:color="auto"/>
+            </w:tcBorders>
+          </w:tcPr>
+          <w:p>
+            <w:pPr>
+              <w:cnfStyle w:val="000000100000" w:firstRow="0" w:lastRow="0" w:firstColumn="0" w:lastColumn="0" w:oddVBand="0" w:evenVBand="0" w:oddHBand="1" w:evenHBand="0" w:firstRowFirstColumn="0" w:firstRowLastColumn="0" w:lastRowFirstColumn="0" w:lastRowLastColumn="0"/>
+              <w:rPr>
+                <w:rFonts w:ascii="Times New Roman" w:hAnsi="Times New Roman" w:cs="Times New Roman"/>
+                <w:b/>
+                <w:bCs/>
+              </w:rPr>
+            </w:pPr>
+            <w:r>
+              <w:rPr>
+                <w:rFonts w:ascii="Times New Roman" w:hAnsi="Times New Roman" w:cs="Times New Roman"/>
+                <w:b/>
+                <w:bCs/>
+              </w:rPr>
+              <w:t>Threshold: 0.95</w:t>
+            </w:r>
+          </w:p>
+        </w:tc>
+        <w:tc>
+          <w:tcPr>
+            <w:tcW w:w="1708" w:type="dxa"/>
+            <w:gridSpan w:val="2"/>
+            <w:tcBorders>
+              <w:left w:val="single" w:sz="18" w:space="0" w:color="auto"/>
+              <w:bottom w:val="single" w:sz="18" w:space="0" w:color="auto"/>
+              <w:right w:val="single" w:sz="18" w:space="0" w:color="auto"/>
+            </w:tcBorders>
+          </w:tcPr>
+          <w:p>
+            <w:pPr>
+              <w:cnfStyle w:val="000000100000" w:firstRow="0" w:lastRow="0" w:firstColumn="0" w:lastColumn="0" w:oddVBand="0" w:evenVBand="0" w:oddHBand="1" w:evenHBand="0" w:firstRowFirstColumn="0" w:firstRowLastColumn="0" w:lastRowFirstColumn="0" w:lastRowLastColumn="0"/>
+              <w:rPr>
+                <w:rFonts w:ascii="Times New Roman" w:hAnsi="Times New Roman" w:cs="Times New Roman"/>
+                <w:b/>
+                <w:bCs/>
+              </w:rPr>
+            </w:pPr>
+            <w:r>
+              <w:rPr>
+                <w:rFonts w:ascii="Times New Roman" w:hAnsi="Times New Roman" w:cs="Times New Roman"/>
+                <w:b/>
+                <w:bCs/>
+              </w:rPr>
+              <w:t>Threshold: 0.9</w:t>
+            </w:r>
+          </w:p>
+        </w:tc>
+        <w:tc>
+          <w:tcPr>
+            <w:tcW w:w="1843" w:type="dxa"/>
+            <w:tcBorders>
+              <w:left w:val="single" w:sz="18" w:space="0" w:color="auto"/>
+              <w:bottom w:val="single" w:sz="18" w:space="0" w:color="auto"/>
+              <w:right w:val="single" w:sz="18" w:space="0" w:color="auto"/>
+            </w:tcBorders>
+          </w:tcPr>
+          <w:p>
+            <w:pPr>
+              <w:cnfStyle w:val="000000100000" w:firstRow="0" w:lastRow="0" w:firstColumn="0" w:lastColumn="0" w:oddVBand="0" w:evenVBand="0" w:oddHBand="1" w:evenHBand="0" w:firstRowFirstColumn="0" w:firstRowLastColumn="0" w:lastRowFirstColumn="0" w:lastRowLastColumn="0"/>
+              <w:rPr>
+                <w:rFonts w:ascii="Times New Roman" w:hAnsi="Times New Roman" w:cs="Times New Roman"/>
+                <w:b/>
+                <w:bCs/>
+              </w:rPr>
+            </w:pPr>
+            <w:r>
+              <w:rPr>
+                <w:rFonts w:ascii="Times New Roman" w:hAnsi="Times New Roman" w:cs="Times New Roman"/>
+                <w:b/>
+                <w:bCs/>
+              </w:rPr>
+              <w:t>Threshold: 0.95</w:t>
+            </w:r>
+          </w:p>
+        </w:tc>
+      </w:tr>
+      <w:tr>
+        <w:tc>
+          <w:tcPr>
+            <w:cnfStyle w:val="001000000000" w:firstRow="0" w:lastRow="0" w:firstColumn="1" w:lastColumn="0" w:oddVBand="0" w:evenVBand="0" w:oddHBand="0" w:evenHBand="0" w:firstRowFirstColumn="0" w:firstRowLastColumn="0" w:lastRowFirstColumn="0" w:lastRowLastColumn="0"/>
+            <w:tcW w:w="1446" w:type="dxa"/>
+            <w:vMerge w:val="restart"/>
+            <w:tcBorders>
+              <w:top w:val="single" w:sz="18" w:space="0" w:color="auto"/>
+              <w:left w:val="single" w:sz="18" w:space="0" w:color="auto"/>
+              <w:right w:val="single" w:sz="18" w:space="0" w:color="auto"/>
+            </w:tcBorders>
+          </w:tcPr>
+          <w:p>
+            <w:pPr>
+              <w:rPr>
+                <w:rFonts w:ascii="Times New Roman" w:hAnsi="Times New Roman" w:cs="Times New Roman"/>
+              </w:rPr>
+            </w:pPr>
+            <w:r>
+              <w:rPr>
+                <w:rFonts w:ascii="Times New Roman" w:hAnsi="Times New Roman" w:cs="Times New Roman"/>
+              </w:rPr>
+              <w:t>Birth</w:t>
+            </w:r>
+          </w:p>
+        </w:tc>
+        <w:tc>
+          <w:tcPr>
+            <w:tcW w:w="2099" w:type="dxa"/>
+            <w:tcBorders>
+              <w:top w:val="single" w:sz="18" w:space="0" w:color="auto"/>
+              <w:left w:val="single" w:sz="18" w:space="0" w:color="auto"/>
+              <w:right w:val="single" w:sz="18" w:space="0" w:color="auto"/>
+            </w:tcBorders>
+          </w:tcPr>
+          <w:p>
+            <w:pPr>
+              <w:cnfStyle w:val="000000000000" w:firstRow="0" w:lastRow="0" w:firstColumn="0" w:lastColumn="0" w:oddVBand="0" w:evenVBand="0" w:oddHBand="0" w:evenHBand="0" w:firstRowFirstColumn="0" w:firstRowLastColumn="0" w:lastRowFirstColumn="0" w:lastRowLastColumn="0"/>
+              <w:rPr>
+                <w:rFonts w:ascii="Times New Roman" w:hAnsi="Times New Roman" w:cs="Times New Roman"/>
+              </w:rPr>
+            </w:pPr>
+            <w:r>
+              <w:rPr>
+                <w:rFonts w:ascii="Times New Roman" w:hAnsi="Times New Roman" w:cs="Times New Roman"/>
+              </w:rPr>
+              <w:t>BCG</w:t>
+            </w:r>
+          </w:p>
+        </w:tc>
+        <w:tc>
+          <w:tcPr>
+            <w:tcW w:w="1115" w:type="dxa"/>
+            <w:vMerge w:val="restart"/>
+            <w:tcBorders>
+              <w:top w:val="single" w:sz="18" w:space="0" w:color="auto"/>
+              <w:left w:val="single" w:sz="18" w:space="0" w:color="auto"/>
+              <w:right w:val="single" w:sz="18" w:space="0" w:color="auto"/>
+            </w:tcBorders>
+          </w:tcPr>
+          <w:p>
+            <w:pPr>
+              <w:cnfStyle w:val="000000000000" w:firstRow="0" w:lastRow="0" w:firstColumn="0" w:lastColumn="0" w:oddVBand="0" w:evenVBand="0" w:oddHBand="0" w:evenHBand="0" w:firstRowFirstColumn="0" w:firstRowLastColumn="0" w:lastRowFirstColumn="0" w:lastRowLastColumn="0"/>
+              <w:rPr>
+                <w:rFonts w:ascii="Times New Roman" w:hAnsi="Times New Roman" w:cs="Times New Roman"/>
+              </w:rPr>
+            </w:pPr>
+            <w:r>
+              <w:rPr>
+                <w:rFonts w:ascii="Times New Roman" w:hAnsi="Times New Roman" w:cs="Times New Roman"/>
+              </w:rPr>
+              <w:t>15,347</w:t>
+            </w:r>
+          </w:p>
+        </w:tc>
+        <w:tc>
+          <w:tcPr>
+            <w:tcW w:w="1714" w:type="dxa"/>
+            <w:tcBorders>
+              <w:top w:val="single" w:sz="18" w:space="0" w:color="auto"/>
+              <w:left w:val="single" w:sz="18" w:space="0" w:color="auto"/>
+              <w:right w:val="single" w:sz="18" w:space="0" w:color="auto"/>
+            </w:tcBorders>
+          </w:tcPr>
+          <w:p>
+            <w:pPr>
+              <w:cnfStyle w:val="000000000000" w:firstRow="0" w:lastRow="0" w:firstColumn="0" w:lastColumn="0" w:oddVBand="0" w:evenVBand="0" w:oddHBand="0" w:evenHBand="0" w:firstRowFirstColumn="0" w:firstRowLastColumn="0" w:lastRowFirstColumn="0" w:lastRowLastColumn="0"/>
+              <w:rPr>
+                <w:rFonts w:ascii="Times New Roman" w:hAnsi="Times New Roman" w:cs="Times New Roman"/>
+              </w:rPr>
+            </w:pPr>
+            <w:commentRangeStart w:id="0"/>
+            <w:r>
+              <w:rPr>
+                <w:rFonts w:ascii="Times New Roman" w:hAnsi="Times New Roman" w:cs="Times New Roman"/>
+              </w:rPr>
+              <w:t>73</w:t>
+            </w:r>
+            <w:commentRangeEnd w:id="0"/>
+            <w:r>
+              <w:rPr>
+                <w:rStyle w:val="CommentReference"/>
+              </w:rPr>
+              <w:commentReference w:id="0"/>
+            </w:r>
+          </w:p>
+        </w:tc>
+        <w:tc>
+          <w:tcPr>
+            <w:tcW w:w="1843" w:type="dxa"/>
+            <w:gridSpan w:val="2"/>
+            <w:tcBorders>
+              <w:top w:val="single" w:sz="18" w:space="0" w:color="auto"/>
+              <w:left w:val="single" w:sz="18" w:space="0" w:color="auto"/>
+              <w:right w:val="single" w:sz="18" w:space="0" w:color="auto"/>
+            </w:tcBorders>
+          </w:tcPr>
+          <w:p>
+            <w:pPr>
+              <w:cnfStyle w:val="000000000000" w:firstRow="0" w:lastRow="0" w:firstColumn="0" w:lastColumn="0" w:oddVBand="0" w:evenVBand="0" w:oddHBand="0" w:evenHBand="0" w:firstRowFirstColumn="0" w:firstRowLastColumn="0" w:lastRowFirstColumn="0" w:lastRowLastColumn="0"/>
+              <w:rPr>
+                <w:rFonts w:ascii="Times New Roman" w:hAnsi="Times New Roman" w:cs="Times New Roman"/>
+              </w:rPr>
+            </w:pPr>
+            <w:r>
+              <w:rPr>
+                <w:rFonts w:ascii="Times New Roman" w:hAnsi="Times New Roman" w:cs="Times New Roman"/>
+              </w:rPr>
+              <w:t>49</w:t>
+            </w:r>
+          </w:p>
+        </w:tc>
+        <w:tc>
+          <w:tcPr>
+            <w:tcW w:w="1701" w:type="dxa"/>
+            <w:tcBorders>
+              <w:top w:val="single" w:sz="18" w:space="0" w:color="auto"/>
+              <w:left w:val="single" w:sz="18" w:space="0" w:color="auto"/>
+              <w:right w:val="single" w:sz="18" w:space="0" w:color="auto"/>
+            </w:tcBorders>
+          </w:tcPr>
+          <w:p>
+            <w:pPr>
+              <w:cnfStyle w:val="000000000000" w:firstRow="0" w:lastRow="0" w:firstColumn="0" w:lastColumn="0" w:oddVBand="0" w:evenVBand="0" w:oddHBand="0" w:evenHBand="0" w:firstRowFirstColumn="0" w:firstRowLastColumn="0" w:lastRowFirstColumn="0" w:lastRowLastColumn="0"/>
+              <w:rPr>
+                <w:rFonts w:ascii="Times New Roman" w:hAnsi="Times New Roman" w:cs="Times New Roman"/>
+              </w:rPr>
+            </w:pPr>
+            <w:r>
+              <w:rPr>
+                <w:rFonts w:ascii="Times New Roman" w:hAnsi="Times New Roman" w:cs="Times New Roman"/>
+              </w:rPr>
+              <w:t>72</w:t>
+            </w:r>
+          </w:p>
+        </w:tc>
+        <w:tc>
+          <w:tcPr>
+            <w:tcW w:w="1843" w:type="dxa"/>
+            <w:tcBorders>
+              <w:top w:val="single" w:sz="18" w:space="0" w:color="auto"/>
+              <w:left w:val="single" w:sz="18" w:space="0" w:color="auto"/>
+              <w:right w:val="single" w:sz="18" w:space="0" w:color="auto"/>
+            </w:tcBorders>
+          </w:tcPr>
+          <w:p>
+            <w:pPr>
+              <w:cnfStyle w:val="000000000000" w:firstRow="0" w:lastRow="0" w:firstColumn="0" w:lastColumn="0" w:oddVBand="0" w:evenVBand="0" w:oddHBand="0" w:evenHBand="0" w:firstRowFirstColumn="0" w:firstRowLastColumn="0" w:lastRowFirstColumn="0" w:lastRowLastColumn="0"/>
+              <w:rPr>
+                <w:rFonts w:ascii="Times New Roman" w:hAnsi="Times New Roman" w:cs="Times New Roman"/>
+              </w:rPr>
+            </w:pPr>
+            <w:r>
+              <w:rPr>
+                <w:rFonts w:ascii="Times New Roman" w:hAnsi="Times New Roman" w:cs="Times New Roman"/>
+              </w:rPr>
+              <w:t>44</w:t>
+            </w:r>
+          </w:p>
+        </w:tc>
+      </w:tr>
+      <w:tr>
+        <w:trPr>
+          <w:cnfStyle w:val="000000100000" w:firstRow="0" w:lastRow="0" w:firstColumn="0" w:lastColumn="0" w:oddVBand="0" w:evenVBand="0" w:oddHBand="1" w:evenHBand="0" w:firstRowFirstColumn="0" w:firstRowLastColumn="0" w:lastRowFirstColumn="0" w:lastRowLastColumn="0"/>
+        </w:trPr>
+        <w:tc>
+          <w:tcPr>
+            <w:cnfStyle w:val="001000000000" w:firstRow="0" w:lastRow="0" w:firstColumn="1" w:lastColumn="0" w:oddVBand="0" w:evenVBand="0" w:oddHBand="0" w:evenHBand="0" w:firstRowFirstColumn="0" w:firstRowLastColumn="0" w:lastRowFirstColumn="0" w:lastRowLastColumn="0"/>
+            <w:tcW w:w="1446" w:type="dxa"/>
+            <w:vMerge/>
+            <w:tcBorders>
+              <w:left w:val="single" w:sz="18" w:space="0" w:color="auto"/>
+              <w:right w:val="single" w:sz="18" w:space="0" w:color="auto"/>
+            </w:tcBorders>
+          </w:tcPr>
+          <w:p>
+            <w:pPr>
+              <w:rPr>
+                <w:rFonts w:ascii="Times New Roman" w:hAnsi="Times New Roman" w:cs="Times New Roman"/>
+              </w:rPr>
+            </w:pPr>
+          </w:p>
+        </w:tc>
+        <w:tc>
+          <w:tcPr>
+            <w:tcW w:w="2099" w:type="dxa"/>
+            <w:tcBorders>
+              <w:left w:val="single" w:sz="18" w:space="0" w:color="auto"/>
+              <w:right w:val="single" w:sz="18" w:space="0" w:color="auto"/>
+            </w:tcBorders>
+          </w:tcPr>
+          <w:p>
+            <w:pPr>
+              <w:cnfStyle w:val="000000100000" w:firstRow="0" w:lastRow="0" w:firstColumn="0" w:lastColumn="0" w:oddVBand="0" w:evenVBand="0" w:oddHBand="1" w:evenHBand="0" w:firstRowFirstColumn="0" w:firstRowLastColumn="0" w:lastRowFirstColumn="0" w:lastRowLastColumn="0"/>
+              <w:rPr>
+                <w:rFonts w:ascii="Times New Roman" w:hAnsi="Times New Roman" w:cs="Times New Roman"/>
+              </w:rPr>
+            </w:pPr>
+            <w:r>
+              <w:rPr>
+                <w:rFonts w:ascii="Times New Roman" w:hAnsi="Times New Roman" w:cs="Times New Roman"/>
+              </w:rPr>
+              <w:t>OPV-0</w:t>
+            </w:r>
+          </w:p>
+        </w:tc>
+        <w:tc>
+          <w:tcPr>
+            <w:tcW w:w="1115" w:type="dxa"/>
+            <w:vMerge/>
+            <w:tcBorders>
+              <w:left w:val="single" w:sz="18" w:space="0" w:color="auto"/>
+              <w:right w:val="single" w:sz="18" w:space="0" w:color="auto"/>
+            </w:tcBorders>
+          </w:tcPr>
+          <w:p>
+            <w:pPr>
+              <w:cnfStyle w:val="000000100000" w:firstRow="0" w:lastRow="0" w:firstColumn="0" w:lastColumn="0" w:oddVBand="0" w:evenVBand="0" w:oddHBand="1" w:evenHBand="0" w:firstRowFirstColumn="0" w:firstRowLastColumn="0" w:lastRowFirstColumn="0" w:lastRowLastColumn="0"/>
+              <w:rPr>
+                <w:rFonts w:ascii="Times New Roman" w:hAnsi="Times New Roman" w:cs="Times New Roman"/>
+              </w:rPr>
+            </w:pPr>
+          </w:p>
+        </w:tc>
+        <w:tc>
+          <w:tcPr>
+            <w:tcW w:w="1714" w:type="dxa"/>
+            <w:tcBorders>
+              <w:left w:val="single" w:sz="18" w:space="0" w:color="auto"/>
+              <w:right w:val="single" w:sz="18" w:space="0" w:color="auto"/>
+            </w:tcBorders>
+          </w:tcPr>
+          <w:p>
+            <w:pPr>
+              <w:cnfStyle w:val="000000100000" w:firstRow="0" w:lastRow="0" w:firstColumn="0" w:lastColumn="0" w:oddVBand="0" w:evenVBand="0" w:oddHBand="1" w:evenHBand="0" w:firstRowFirstColumn="0" w:firstRowLastColumn="0" w:lastRowFirstColumn="0" w:lastRowLastColumn="0"/>
+              <w:rPr>
+                <w:rFonts w:ascii="Times New Roman" w:hAnsi="Times New Roman" w:cs="Times New Roman"/>
+              </w:rPr>
+            </w:pPr>
+            <w:r>
+              <w:rPr>
+                <w:rFonts w:ascii="Times New Roman" w:hAnsi="Times New Roman" w:cs="Times New Roman"/>
+              </w:rPr>
+              <w:t>73</w:t>
+            </w:r>
+          </w:p>
+        </w:tc>
+        <w:tc>
+          <w:tcPr>
+            <w:tcW w:w="1843" w:type="dxa"/>
+            <w:gridSpan w:val="2"/>
+            <w:tcBorders>
+              <w:left w:val="single" w:sz="18" w:space="0" w:color="auto"/>
+              <w:right w:val="single" w:sz="18" w:space="0" w:color="auto"/>
+            </w:tcBorders>
+          </w:tcPr>
+          <w:p>
+            <w:pPr>
+              <w:cnfStyle w:val="000000100000" w:firstRow="0" w:lastRow="0" w:firstColumn="0" w:lastColumn="0" w:oddVBand="0" w:evenVBand="0" w:oddHBand="1" w:evenHBand="0" w:firstRowFirstColumn="0" w:firstRowLastColumn="0" w:lastRowFirstColumn="0" w:lastRowLastColumn="0"/>
+              <w:rPr>
+                <w:rFonts w:ascii="Times New Roman" w:hAnsi="Times New Roman" w:cs="Times New Roman"/>
+              </w:rPr>
+            </w:pPr>
+            <w:r>
+              <w:rPr>
+                <w:rFonts w:ascii="Times New Roman" w:hAnsi="Times New Roman" w:cs="Times New Roman"/>
+              </w:rPr>
+              <w:t>49</w:t>
+            </w:r>
+          </w:p>
+        </w:tc>
+        <w:tc>
+          <w:tcPr>
+            <w:tcW w:w="1701" w:type="dxa"/>
+            <w:tcBorders>
+              <w:left w:val="single" w:sz="18" w:space="0" w:color="auto"/>
+              <w:right w:val="single" w:sz="18" w:space="0" w:color="auto"/>
+            </w:tcBorders>
+          </w:tcPr>
+          <w:p>
+            <w:pPr>
+              <w:cnfStyle w:val="000000100000" w:firstRow="0" w:lastRow="0" w:firstColumn="0" w:lastColumn="0" w:oddVBand="0" w:evenVBand="0" w:oddHBand="1" w:evenHBand="0" w:firstRowFirstColumn="0" w:firstRowLastColumn="0" w:lastRowFirstColumn="0" w:lastRowLastColumn="0"/>
+              <w:rPr>
+                <w:rFonts w:ascii="Times New Roman" w:hAnsi="Times New Roman" w:cs="Times New Roman"/>
+              </w:rPr>
+            </w:pPr>
+            <w:r>
+              <w:rPr>
+                <w:rFonts w:ascii="Times New Roman" w:hAnsi="Times New Roman" w:cs="Times New Roman"/>
+              </w:rPr>
+              <w:t>72</w:t>
+            </w:r>
+          </w:p>
+        </w:tc>
+        <w:tc>
+          <w:tcPr>
+            <w:tcW w:w="1843" w:type="dxa"/>
+            <w:tcBorders>
+              <w:left w:val="single" w:sz="18" w:space="0" w:color="auto"/>
+              <w:right w:val="single" w:sz="18" w:space="0" w:color="auto"/>
+            </w:tcBorders>
+          </w:tcPr>
+          <w:p>
+            <w:pPr>
+              <w:cnfStyle w:val="000000100000" w:firstRow="0" w:lastRow="0" w:firstColumn="0" w:lastColumn="0" w:oddVBand="0" w:evenVBand="0" w:oddHBand="1" w:evenHBand="0" w:firstRowFirstColumn="0" w:firstRowLastColumn="0" w:lastRowFirstColumn="0" w:lastRowLastColumn="0"/>
+              <w:rPr>
+                <w:rFonts w:ascii="Times New Roman" w:hAnsi="Times New Roman" w:cs="Times New Roman"/>
+              </w:rPr>
+            </w:pPr>
+            <w:r>
+              <w:rPr>
+                <w:rFonts w:ascii="Times New Roman" w:hAnsi="Times New Roman" w:cs="Times New Roman"/>
+              </w:rPr>
+              <w:t>44</w:t>
+            </w:r>
+          </w:p>
+        </w:tc>
+      </w:tr>
+      <w:tr>
+        <w:tc>
+          <w:tcPr>
+            <w:cnfStyle w:val="001000000000" w:firstRow="0" w:lastRow="0" w:firstColumn="1" w:lastColumn="0" w:oddVBand="0" w:evenVBand="0" w:oddHBand="0" w:evenHBand="0" w:firstRowFirstColumn="0" w:firstRowLastColumn="0" w:lastRowFirstColumn="0" w:lastRowLastColumn="0"/>
+            <w:tcW w:w="1446" w:type="dxa"/>
+            <w:vMerge/>
+            <w:tcBorders>
+              <w:left w:val="single" w:sz="18" w:space="0" w:color="auto"/>
+              <w:bottom w:val="single" w:sz="18" w:space="0" w:color="auto"/>
+              <w:right w:val="single" w:sz="18" w:space="0" w:color="auto"/>
+            </w:tcBorders>
+          </w:tcPr>
+          <w:p>
+            <w:pPr>
+              <w:rPr>
+                <w:rFonts w:ascii="Times New Roman" w:hAnsi="Times New Roman" w:cs="Times New Roman"/>
+              </w:rPr>
+            </w:pPr>
+          </w:p>
+        </w:tc>
+        <w:tc>
+          <w:tcPr>
+            <w:tcW w:w="2099" w:type="dxa"/>
+            <w:tcBorders>
+              <w:left w:val="single" w:sz="18" w:space="0" w:color="auto"/>
+              <w:bottom w:val="single" w:sz="18" w:space="0" w:color="auto"/>
+              <w:right w:val="single" w:sz="18" w:space="0" w:color="auto"/>
+            </w:tcBorders>
+          </w:tcPr>
+          <w:p>
+            <w:pPr>
+              <w:cnfStyle w:val="000000000000" w:firstRow="0" w:lastRow="0" w:firstColumn="0" w:lastColumn="0" w:oddVBand="0" w:evenVBand="0" w:oddHBand="0" w:evenHBand="0" w:firstRowFirstColumn="0" w:firstRowLastColumn="0" w:lastRowFirstColumn="0" w:lastRowLastColumn="0"/>
+              <w:rPr>
+                <w:rFonts w:ascii="Times New Roman" w:hAnsi="Times New Roman" w:cs="Times New Roman"/>
+              </w:rPr>
+            </w:pPr>
+            <w:r>
+              <w:rPr>
+                <w:rFonts w:ascii="Times New Roman" w:hAnsi="Times New Roman" w:cs="Times New Roman"/>
+              </w:rPr>
+              <w:t>Hepatitis B</w:t>
+            </w:r>
+          </w:p>
+        </w:tc>
+        <w:tc>
+          <w:tcPr>
+            <w:tcW w:w="1115" w:type="dxa"/>
+            <w:vMerge/>
+            <w:tcBorders>
+              <w:left w:val="single" w:sz="18" w:space="0" w:color="auto"/>
+              <w:bottom w:val="single" w:sz="18" w:space="0" w:color="auto"/>
+              <w:right w:val="single" w:sz="18" w:space="0" w:color="auto"/>
+            </w:tcBorders>
+          </w:tcPr>
+          <w:p>
+            <w:pPr>
+              <w:cnfStyle w:val="000000000000" w:firstRow="0" w:lastRow="0" w:firstColumn="0" w:lastColumn="0" w:oddVBand="0" w:evenVBand="0" w:oddHBand="0" w:evenHBand="0" w:firstRowFirstColumn="0" w:firstRowLastColumn="0" w:lastRowFirstColumn="0" w:lastRowLastColumn="0"/>
+              <w:rPr>
+                <w:rFonts w:ascii="Times New Roman" w:hAnsi="Times New Roman" w:cs="Times New Roman"/>
+              </w:rPr>
+            </w:pPr>
+          </w:p>
+        </w:tc>
+        <w:tc>
+          <w:tcPr>
+            <w:tcW w:w="1714" w:type="dxa"/>
+            <w:tcBorders>
+              <w:left w:val="single" w:sz="18" w:space="0" w:color="auto"/>
+              <w:bottom w:val="single" w:sz="18" w:space="0" w:color="auto"/>
+              <w:right w:val="single" w:sz="18" w:space="0" w:color="auto"/>
+            </w:tcBorders>
+          </w:tcPr>
+          <w:p>
+            <w:pPr>
+              <w:cnfStyle w:val="000000000000" w:firstRow="0" w:lastRow="0" w:firstColumn="0" w:lastColumn="0" w:oddVBand="0" w:evenVBand="0" w:oddHBand="0" w:evenHBand="0" w:firstRowFirstColumn="0" w:firstRowLastColumn="0" w:lastRowFirstColumn="0" w:lastRowLastColumn="0"/>
+              <w:rPr>
+                <w:rFonts w:ascii="Times New Roman" w:hAnsi="Times New Roman" w:cs="Times New Roman"/>
+              </w:rPr>
+            </w:pPr>
+            <w:r>
+              <w:rPr>
+                <w:rFonts w:ascii="Times New Roman" w:hAnsi="Times New Roman" w:cs="Times New Roman"/>
+              </w:rPr>
+              <w:t>73</w:t>
+            </w:r>
+          </w:p>
+        </w:tc>
+        <w:tc>
+          <w:tcPr>
+            <w:tcW w:w="1843" w:type="dxa"/>
+            <w:gridSpan w:val="2"/>
+            <w:tcBorders>
+              <w:left w:val="single" w:sz="18" w:space="0" w:color="auto"/>
+              <w:bottom w:val="single" w:sz="18" w:space="0" w:color="auto"/>
+              <w:right w:val="single" w:sz="18" w:space="0" w:color="auto"/>
+            </w:tcBorders>
+          </w:tcPr>
+          <w:p>
+            <w:pPr>
+              <w:cnfStyle w:val="000000000000" w:firstRow="0" w:lastRow="0" w:firstColumn="0" w:lastColumn="0" w:oddVBand="0" w:evenVBand="0" w:oddHBand="0" w:evenHBand="0" w:firstRowFirstColumn="0" w:firstRowLastColumn="0" w:lastRowFirstColumn="0" w:lastRowLastColumn="0"/>
+              <w:rPr>
+                <w:rFonts w:ascii="Times New Roman" w:hAnsi="Times New Roman" w:cs="Times New Roman"/>
+              </w:rPr>
+            </w:pPr>
+            <w:r>
+              <w:rPr>
+                <w:rFonts w:ascii="Times New Roman" w:hAnsi="Times New Roman" w:cs="Times New Roman"/>
+              </w:rPr>
+              <w:t>49</w:t>
+            </w:r>
+          </w:p>
+        </w:tc>
+        <w:tc>
+          <w:tcPr>
+            <w:tcW w:w="1701" w:type="dxa"/>
+            <w:tcBorders>
+              <w:left w:val="single" w:sz="18" w:space="0" w:color="auto"/>
+              <w:bottom w:val="single" w:sz="18" w:space="0" w:color="auto"/>
+              <w:right w:val="single" w:sz="18" w:space="0" w:color="auto"/>
+            </w:tcBorders>
+          </w:tcPr>
+          <w:p>
+            <w:pPr>
+              <w:cnfStyle w:val="000000000000" w:firstRow="0" w:lastRow="0" w:firstColumn="0" w:lastColumn="0" w:oddVBand="0" w:evenVBand="0" w:oddHBand="0" w:evenHBand="0" w:firstRowFirstColumn="0" w:firstRowLastColumn="0" w:lastRowFirstColumn="0" w:lastRowLastColumn="0"/>
+              <w:rPr>
+                <w:rFonts w:ascii="Times New Roman" w:hAnsi="Times New Roman" w:cs="Times New Roman"/>
+              </w:rPr>
+            </w:pPr>
+            <w:r>
+              <w:rPr>
+                <w:rFonts w:ascii="Times New Roman" w:hAnsi="Times New Roman" w:cs="Times New Roman"/>
+              </w:rPr>
+              <w:t>72</w:t>
+            </w:r>
+          </w:p>
+        </w:tc>
+        <w:tc>
+          <w:tcPr>
+            <w:tcW w:w="1843" w:type="dxa"/>
+            <w:tcBorders>
+              <w:left w:val="single" w:sz="18" w:space="0" w:color="auto"/>
+              <w:bottom w:val="single" w:sz="18" w:space="0" w:color="auto"/>
+              <w:right w:val="single" w:sz="18" w:space="0" w:color="auto"/>
+            </w:tcBorders>
+          </w:tcPr>
+          <w:p>
+            <w:pPr>
+              <w:cnfStyle w:val="000000000000" w:firstRow="0" w:lastRow="0" w:firstColumn="0" w:lastColumn="0" w:oddVBand="0" w:evenVBand="0" w:oddHBand="0" w:evenHBand="0" w:firstRowFirstColumn="0" w:firstRowLastColumn="0" w:lastRowFirstColumn="0" w:lastRowLastColumn="0"/>
+              <w:rPr>
+                <w:rFonts w:ascii="Times New Roman" w:hAnsi="Times New Roman" w:cs="Times New Roman"/>
+              </w:rPr>
+            </w:pPr>
+            <w:r>
+              <w:rPr>
+                <w:rFonts w:ascii="Times New Roman" w:hAnsi="Times New Roman" w:cs="Times New Roman"/>
+              </w:rPr>
+              <w:t>44</w:t>
+            </w:r>
+          </w:p>
+        </w:tc>
+      </w:tr>
+      <w:tr>
+        <w:trPr>
+          <w:cnfStyle w:val="000000100000" w:firstRow="0" w:lastRow="0" w:firstColumn="0" w:lastColumn="0" w:oddVBand="0" w:evenVBand="0" w:oddHBand="1" w:evenHBand="0" w:firstRowFirstColumn="0" w:firstRowLastColumn="0" w:lastRowFirstColumn="0" w:lastRowLastColumn="0"/>
+        </w:trPr>
+        <w:tc>
+          <w:tcPr>
+            <w:cnfStyle w:val="001000000000" w:firstRow="0" w:lastRow="0" w:firstColumn="1" w:lastColumn="0" w:oddVBand="0" w:evenVBand="0" w:oddHBand="0" w:evenHBand="0" w:firstRowFirstColumn="0" w:firstRowLastColumn="0" w:lastRowFirstColumn="0" w:lastRowLastColumn="0"/>
+            <w:tcW w:w="1446" w:type="dxa"/>
+            <w:vMerge w:val="restart"/>
+            <w:tcBorders>
+              <w:top w:val="single" w:sz="18" w:space="0" w:color="auto"/>
+              <w:left w:val="single" w:sz="18" w:space="0" w:color="auto"/>
+              <w:right w:val="single" w:sz="18" w:space="0" w:color="auto"/>
+            </w:tcBorders>
+          </w:tcPr>
+          <w:p>
+            <w:pPr>
+              <w:rPr>
+                <w:rFonts w:ascii="Times New Roman" w:hAnsi="Times New Roman" w:cs="Times New Roman"/>
+              </w:rPr>
+            </w:pPr>
+            <w:r>
+              <w:rPr>
+                <w:rFonts w:ascii="Times New Roman" w:hAnsi="Times New Roman" w:cs="Times New Roman"/>
+              </w:rPr>
+              <w:t>6 Weeks</w:t>
+            </w:r>
+          </w:p>
+        </w:tc>
+        <w:tc>
+          <w:tcPr>
+            <w:tcW w:w="2099" w:type="dxa"/>
+            <w:tcBorders>
+              <w:top w:val="single" w:sz="18" w:space="0" w:color="auto"/>
+              <w:left w:val="single" w:sz="18" w:space="0" w:color="auto"/>
+              <w:right w:val="single" w:sz="18" w:space="0" w:color="auto"/>
+            </w:tcBorders>
+          </w:tcPr>
+          <w:p>
+            <w:pPr>
+              <w:cnfStyle w:val="000000100000" w:firstRow="0" w:lastRow="0" w:firstColumn="0" w:lastColumn="0" w:oddVBand="0" w:evenVBand="0" w:oddHBand="1" w:evenHBand="0" w:firstRowFirstColumn="0" w:firstRowLastColumn="0" w:lastRowFirstColumn="0" w:lastRowLastColumn="0"/>
+              <w:rPr>
+                <w:rFonts w:ascii="Times New Roman" w:hAnsi="Times New Roman" w:cs="Times New Roman"/>
+              </w:rPr>
+            </w:pPr>
+            <w:r>
+              <w:rPr>
+                <w:rFonts w:ascii="Times New Roman" w:hAnsi="Times New Roman" w:cs="Times New Roman"/>
+              </w:rPr>
+              <w:t>Pentavalent-1</w:t>
+            </w:r>
+          </w:p>
+        </w:tc>
+        <w:tc>
+          <w:tcPr>
+            <w:tcW w:w="1115" w:type="dxa"/>
+            <w:vMerge w:val="restart"/>
+            <w:tcBorders>
+              <w:top w:val="single" w:sz="18" w:space="0" w:color="auto"/>
+              <w:left w:val="single" w:sz="18" w:space="0" w:color="auto"/>
+              <w:right w:val="single" w:sz="18" w:space="0" w:color="auto"/>
+            </w:tcBorders>
+          </w:tcPr>
+          <w:p>
+            <w:pPr>
+              <w:cnfStyle w:val="000000100000" w:firstRow="0" w:lastRow="0" w:firstColumn="0" w:lastColumn="0" w:oddVBand="0" w:evenVBand="0" w:oddHBand="1" w:evenHBand="0" w:firstRowFirstColumn="0" w:firstRowLastColumn="0" w:lastRowFirstColumn="0" w:lastRowLastColumn="0"/>
+              <w:rPr>
+                <w:rFonts w:ascii="Times New Roman" w:hAnsi="Times New Roman" w:cs="Times New Roman"/>
+              </w:rPr>
+            </w:pPr>
+            <w:r>
+              <w:rPr>
+                <w:rFonts w:ascii="Times New Roman" w:hAnsi="Times New Roman" w:cs="Times New Roman"/>
+              </w:rPr>
+              <w:t>14,933</w:t>
+            </w:r>
+          </w:p>
+        </w:tc>
+        <w:tc>
+          <w:tcPr>
+            <w:tcW w:w="1714" w:type="dxa"/>
+            <w:tcBorders>
+              <w:top w:val="single" w:sz="18" w:space="0" w:color="auto"/>
+              <w:left w:val="single" w:sz="18" w:space="0" w:color="auto"/>
+              <w:right w:val="single" w:sz="18" w:space="0" w:color="auto"/>
+            </w:tcBorders>
+          </w:tcPr>
+          <w:p>
+            <w:pPr>
+              <w:cnfStyle w:val="000000100000" w:firstRow="0" w:lastRow="0" w:firstColumn="0" w:lastColumn="0" w:oddVBand="0" w:evenVBand="0" w:oddHBand="1" w:evenHBand="0" w:firstRowFirstColumn="0" w:firstRowLastColumn="0" w:lastRowFirstColumn="0" w:lastRowLastColumn="0"/>
+              <w:rPr>
+                <w:rFonts w:ascii="Times New Roman" w:hAnsi="Times New Roman" w:cs="Times New Roman"/>
+              </w:rPr>
+            </w:pPr>
+            <w:r>
+              <w:rPr>
+                <w:rFonts w:ascii="Times New Roman" w:hAnsi="Times New Roman" w:cs="Times New Roman"/>
+              </w:rPr>
+              <w:t>72</w:t>
+            </w:r>
+          </w:p>
+        </w:tc>
+        <w:tc>
+          <w:tcPr>
+            <w:tcW w:w="1843" w:type="dxa"/>
+            <w:gridSpan w:val="2"/>
+            <w:tcBorders>
+              <w:top w:val="single" w:sz="18" w:space="0" w:color="auto"/>
+              <w:left w:val="single" w:sz="18" w:space="0" w:color="auto"/>
+              <w:right w:val="single" w:sz="18" w:space="0" w:color="auto"/>
+            </w:tcBorders>
+          </w:tcPr>
+          <w:p>
+            <w:pPr>
+              <w:cnfStyle w:val="000000100000" w:firstRow="0" w:lastRow="0" w:firstColumn="0" w:lastColumn="0" w:oddVBand="0" w:evenVBand="0" w:oddHBand="1" w:evenHBand="0" w:firstRowFirstColumn="0" w:firstRowLastColumn="0" w:lastRowFirstColumn="0" w:lastRowLastColumn="0"/>
+              <w:rPr>
+                <w:rFonts w:ascii="Times New Roman" w:hAnsi="Times New Roman" w:cs="Times New Roman"/>
+              </w:rPr>
+            </w:pPr>
+            <w:r>
+              <w:rPr>
+                <w:rFonts w:ascii="Times New Roman" w:hAnsi="Times New Roman" w:cs="Times New Roman"/>
+              </w:rPr>
+              <w:t>50</w:t>
+            </w:r>
+          </w:p>
+        </w:tc>
+        <w:tc>
+          <w:tcPr>
+            <w:tcW w:w="1701" w:type="dxa"/>
+            <w:tcBorders>
+              <w:top w:val="single" w:sz="18" w:space="0" w:color="auto"/>
+              <w:left w:val="single" w:sz="18" w:space="0" w:color="auto"/>
+              <w:right w:val="single" w:sz="18" w:space="0" w:color="auto"/>
+            </w:tcBorders>
+          </w:tcPr>
+          <w:p>
+            <w:pPr>
+              <w:cnfStyle w:val="000000100000" w:firstRow="0" w:lastRow="0" w:firstColumn="0" w:lastColumn="0" w:oddVBand="0" w:evenVBand="0" w:oddHBand="1" w:evenHBand="0" w:firstRowFirstColumn="0" w:firstRowLastColumn="0" w:lastRowFirstColumn="0" w:lastRowLastColumn="0"/>
+              <w:rPr>
+                <w:rFonts w:ascii="Times New Roman" w:hAnsi="Times New Roman" w:cs="Times New Roman"/>
+              </w:rPr>
+            </w:pPr>
+            <w:r>
+              <w:rPr>
+                <w:rFonts w:ascii="Times New Roman" w:hAnsi="Times New Roman" w:cs="Times New Roman"/>
+              </w:rPr>
+              <w:t>76</w:t>
+            </w:r>
+          </w:p>
+        </w:tc>
+        <w:tc>
+          <w:tcPr>
+            <w:tcW w:w="1843" w:type="dxa"/>
+            <w:tcBorders>
+              <w:top w:val="single" w:sz="18" w:space="0" w:color="auto"/>
+              <w:left w:val="single" w:sz="18" w:space="0" w:color="auto"/>
+              <w:right w:val="single" w:sz="18" w:space="0" w:color="auto"/>
+            </w:tcBorders>
+          </w:tcPr>
+          <w:p>
+            <w:pPr>
+              <w:cnfStyle w:val="000000100000" w:firstRow="0" w:lastRow="0" w:firstColumn="0" w:lastColumn="0" w:oddVBand="0" w:evenVBand="0" w:oddHBand="1" w:evenHBand="0" w:firstRowFirstColumn="0" w:firstRowLastColumn="0" w:lastRowFirstColumn="0" w:lastRowLastColumn="0"/>
+              <w:rPr>
+                <w:rFonts w:ascii="Times New Roman" w:hAnsi="Times New Roman" w:cs="Times New Roman"/>
+              </w:rPr>
+            </w:pPr>
+            <w:r>
+              <w:rPr>
+                <w:rFonts w:ascii="Times New Roman" w:hAnsi="Times New Roman" w:cs="Times New Roman"/>
+              </w:rPr>
+              <w:t>48</w:t>
+            </w:r>
+          </w:p>
+        </w:tc>
+      </w:tr>
+      <w:tr>
+        <w:tc>
+          <w:tcPr>
+            <w:cnfStyle w:val="001000000000" w:firstRow="0" w:lastRow="0" w:firstColumn="1" w:lastColumn="0" w:oddVBand="0" w:evenVBand="0" w:oddHBand="0" w:evenHBand="0" w:firstRowFirstColumn="0" w:firstRowLastColumn="0" w:lastRowFirstColumn="0" w:lastRowLastColumn="0"/>
+            <w:tcW w:w="1446" w:type="dxa"/>
+            <w:vMerge/>
+            <w:tcBorders>
+              <w:left w:val="single" w:sz="18" w:space="0" w:color="auto"/>
+              <w:right w:val="single" w:sz="18" w:space="0" w:color="auto"/>
+            </w:tcBorders>
+          </w:tcPr>
+          <w:p>
+            <w:pPr>
+              <w:rPr>
+                <w:rFonts w:ascii="Times New Roman" w:hAnsi="Times New Roman" w:cs="Times New Roman"/>
+              </w:rPr>
+            </w:pPr>
+          </w:p>
+        </w:tc>
+        <w:tc>
+          <w:tcPr>
+            <w:tcW w:w="2099" w:type="dxa"/>
+            <w:tcBorders>
+              <w:left w:val="single" w:sz="18" w:space="0" w:color="auto"/>
+              <w:right w:val="single" w:sz="18" w:space="0" w:color="auto"/>
+            </w:tcBorders>
+          </w:tcPr>
+          <w:p>
+            <w:pPr>
+              <w:cnfStyle w:val="000000000000" w:firstRow="0" w:lastRow="0" w:firstColumn="0" w:lastColumn="0" w:oddVBand="0" w:evenVBand="0" w:oddHBand="0" w:evenHBand="0" w:firstRowFirstColumn="0" w:firstRowLastColumn="0" w:lastRowFirstColumn="0" w:lastRowLastColumn="0"/>
+              <w:rPr>
+                <w:rFonts w:ascii="Times New Roman" w:hAnsi="Times New Roman" w:cs="Times New Roman"/>
+              </w:rPr>
+            </w:pPr>
+            <w:r>
+              <w:rPr>
+                <w:rFonts w:ascii="Times New Roman" w:hAnsi="Times New Roman" w:cs="Times New Roman"/>
+              </w:rPr>
+              <w:t>OPV-1</w:t>
+            </w:r>
+          </w:p>
+        </w:tc>
+        <w:tc>
+          <w:tcPr>
+            <w:tcW w:w="1115" w:type="dxa"/>
+            <w:vMerge/>
+            <w:tcBorders>
+              <w:left w:val="single" w:sz="18" w:space="0" w:color="auto"/>
+              <w:right w:val="single" w:sz="18" w:space="0" w:color="auto"/>
+            </w:tcBorders>
+          </w:tcPr>
+          <w:p>
+            <w:pPr>
+              <w:cnfStyle w:val="000000000000" w:firstRow="0" w:lastRow="0" w:firstColumn="0" w:lastColumn="0" w:oddVBand="0" w:evenVBand="0" w:oddHBand="0" w:evenHBand="0" w:firstRowFirstColumn="0" w:firstRowLastColumn="0" w:lastRowFirstColumn="0" w:lastRowLastColumn="0"/>
+              <w:rPr>
+                <w:rFonts w:ascii="Times New Roman" w:hAnsi="Times New Roman" w:cs="Times New Roman"/>
+              </w:rPr>
+            </w:pPr>
+          </w:p>
+        </w:tc>
+        <w:tc>
+          <w:tcPr>
+            <w:tcW w:w="1714" w:type="dxa"/>
+            <w:tcBorders>
+              <w:left w:val="single" w:sz="18" w:space="0" w:color="auto"/>
+              <w:right w:val="single" w:sz="18" w:space="0" w:color="auto"/>
+            </w:tcBorders>
+          </w:tcPr>
+          <w:p>
+            <w:pPr>
+              <w:cnfStyle w:val="000000000000" w:firstRow="0" w:lastRow="0" w:firstColumn="0" w:lastColumn="0" w:oddVBand="0" w:evenVBand="0" w:oddHBand="0" w:evenHBand="0" w:firstRowFirstColumn="0" w:firstRowLastColumn="0" w:lastRowFirstColumn="0" w:lastRowLastColumn="0"/>
+              <w:rPr>
+                <w:rFonts w:ascii="Times New Roman" w:hAnsi="Times New Roman" w:cs="Times New Roman"/>
+              </w:rPr>
+            </w:pPr>
+            <w:r>
+              <w:rPr>
+                <w:rFonts w:ascii="Times New Roman" w:hAnsi="Times New Roman" w:cs="Times New Roman"/>
+              </w:rPr>
+              <w:t>73</w:t>
+            </w:r>
+          </w:p>
+        </w:tc>
+        <w:tc>
+          <w:tcPr>
+            <w:tcW w:w="1843" w:type="dxa"/>
+            <w:gridSpan w:val="2"/>
+            <w:tcBorders>
+              <w:left w:val="single" w:sz="18" w:space="0" w:color="auto"/>
+              <w:right w:val="single" w:sz="18" w:space="0" w:color="auto"/>
+            </w:tcBorders>
+          </w:tcPr>
+          <w:p>
+            <w:pPr>
+              <w:cnfStyle w:val="000000000000" w:firstRow="0" w:lastRow="0" w:firstColumn="0" w:lastColumn="0" w:oddVBand="0" w:evenVBand="0" w:oddHBand="0" w:evenHBand="0" w:firstRowFirstColumn="0" w:firstRowLastColumn="0" w:lastRowFirstColumn="0" w:lastRowLastColumn="0"/>
+              <w:rPr>
+                <w:rFonts w:ascii="Times New Roman" w:hAnsi="Times New Roman" w:cs="Times New Roman"/>
+              </w:rPr>
+            </w:pPr>
+            <w:r>
+              <w:rPr>
+                <w:rFonts w:ascii="Times New Roman" w:hAnsi="Times New Roman" w:cs="Times New Roman"/>
+              </w:rPr>
+              <w:t>51</w:t>
+            </w:r>
+          </w:p>
+        </w:tc>
+        <w:tc>
+          <w:tcPr>
+            <w:tcW w:w="1701" w:type="dxa"/>
+            <w:tcBorders>
+              <w:left w:val="single" w:sz="18" w:space="0" w:color="auto"/>
+              <w:right w:val="single" w:sz="18" w:space="0" w:color="auto"/>
+            </w:tcBorders>
+          </w:tcPr>
+          <w:p>
+            <w:pPr>
+              <w:cnfStyle w:val="000000000000" w:firstRow="0" w:lastRow="0" w:firstColumn="0" w:lastColumn="0" w:oddVBand="0" w:evenVBand="0" w:oddHBand="0" w:evenHBand="0" w:firstRowFirstColumn="0" w:firstRowLastColumn="0" w:lastRowFirstColumn="0" w:lastRowLastColumn="0"/>
+              <w:rPr>
+                <w:rFonts w:ascii="Times New Roman" w:hAnsi="Times New Roman" w:cs="Times New Roman"/>
+              </w:rPr>
+            </w:pPr>
+            <w:r>
+              <w:rPr>
+                <w:rFonts w:ascii="Times New Roman" w:hAnsi="Times New Roman" w:cs="Times New Roman"/>
+              </w:rPr>
+              <w:t>76</w:t>
+            </w:r>
+          </w:p>
+        </w:tc>
+        <w:tc>
+          <w:tcPr>
+            <w:tcW w:w="1843" w:type="dxa"/>
+            <w:tcBorders>
+              <w:left w:val="single" w:sz="18" w:space="0" w:color="auto"/>
+              <w:right w:val="single" w:sz="18" w:space="0" w:color="auto"/>
+            </w:tcBorders>
+          </w:tcPr>
+          <w:p>
+            <w:pPr>
+              <w:cnfStyle w:val="000000000000" w:firstRow="0" w:lastRow="0" w:firstColumn="0" w:lastColumn="0" w:oddVBand="0" w:evenVBand="0" w:oddHBand="0" w:evenHBand="0" w:firstRowFirstColumn="0" w:firstRowLastColumn="0" w:lastRowFirstColumn="0" w:lastRowLastColumn="0"/>
+              <w:rPr>
+                <w:rFonts w:ascii="Times New Roman" w:hAnsi="Times New Roman" w:cs="Times New Roman"/>
+              </w:rPr>
+            </w:pPr>
+            <w:r>
+              <w:rPr>
+                <w:rFonts w:ascii="Times New Roman" w:hAnsi="Times New Roman" w:cs="Times New Roman"/>
+              </w:rPr>
+              <w:t>49</w:t>
+            </w:r>
+          </w:p>
+        </w:tc>
+      </w:tr>
+      <w:tr>
+        <w:trPr>
+          <w:cnfStyle w:val="000000100000" w:firstRow="0" w:lastRow="0" w:firstColumn="0" w:lastColumn="0" w:oddVBand="0" w:evenVBand="0" w:oddHBand="1" w:evenHBand="0" w:firstRowFirstColumn="0" w:firstRowLastColumn="0" w:lastRowFirstColumn="0" w:lastRowLastColumn="0"/>
+        </w:trPr>
+        <w:tc>
+          <w:tcPr>
+            <w:cnfStyle w:val="001000000000" w:firstRow="0" w:lastRow="0" w:firstColumn="1" w:lastColumn="0" w:oddVBand="0" w:evenVBand="0" w:oddHBand="0" w:evenHBand="0" w:firstRowFirstColumn="0" w:firstRowLastColumn="0" w:lastRowFirstColumn="0" w:lastRowLastColumn="0"/>
+            <w:tcW w:w="1446" w:type="dxa"/>
+            <w:vMerge/>
+            <w:tcBorders>
+              <w:left w:val="single" w:sz="18" w:space="0" w:color="auto"/>
+              <w:bottom w:val="single" w:sz="18" w:space="0" w:color="auto"/>
+              <w:right w:val="single" w:sz="18" w:space="0" w:color="auto"/>
+            </w:tcBorders>
+          </w:tcPr>
+          <w:p>
+            <w:pPr>
+              <w:rPr>
+                <w:rFonts w:ascii="Times New Roman" w:hAnsi="Times New Roman" w:cs="Times New Roman"/>
+              </w:rPr>
+            </w:pPr>
+          </w:p>
+        </w:tc>
+        <w:tc>
+          <w:tcPr>
+            <w:tcW w:w="2099" w:type="dxa"/>
+            <w:tcBorders>
+              <w:left w:val="single" w:sz="18" w:space="0" w:color="auto"/>
+              <w:bottom w:val="single" w:sz="18" w:space="0" w:color="auto"/>
+              <w:right w:val="single" w:sz="18" w:space="0" w:color="auto"/>
+            </w:tcBorders>
+          </w:tcPr>
+          <w:p>
+            <w:pPr>
+              <w:cnfStyle w:val="000000100000" w:firstRow="0" w:lastRow="0" w:firstColumn="0" w:lastColumn="0" w:oddVBand="0" w:evenVBand="0" w:oddHBand="1" w:evenHBand="0" w:firstRowFirstColumn="0" w:firstRowLastColumn="0" w:lastRowFirstColumn="0" w:lastRowLastColumn="0"/>
+              <w:rPr>
+                <w:rFonts w:ascii="Times New Roman" w:hAnsi="Times New Roman" w:cs="Times New Roman"/>
+              </w:rPr>
+            </w:pPr>
+            <w:r>
+              <w:rPr>
+                <w:rFonts w:ascii="Times New Roman" w:hAnsi="Times New Roman" w:cs="Times New Roman"/>
+              </w:rPr>
+              <w:t>Pneumococcal-1</w:t>
+            </w:r>
+          </w:p>
+        </w:tc>
+        <w:tc>
+          <w:tcPr>
+            <w:tcW w:w="1115" w:type="dxa"/>
+            <w:vMerge/>
+            <w:tcBorders>
+              <w:left w:val="single" w:sz="18" w:space="0" w:color="auto"/>
+              <w:bottom w:val="single" w:sz="18" w:space="0" w:color="auto"/>
+              <w:right w:val="single" w:sz="18" w:space="0" w:color="auto"/>
+            </w:tcBorders>
+          </w:tcPr>
+          <w:p>
+            <w:pPr>
+              <w:cnfStyle w:val="000000100000" w:firstRow="0" w:lastRow="0" w:firstColumn="0" w:lastColumn="0" w:oddVBand="0" w:evenVBand="0" w:oddHBand="1" w:evenHBand="0" w:firstRowFirstColumn="0" w:firstRowLastColumn="0" w:lastRowFirstColumn="0" w:lastRowLastColumn="0"/>
+              <w:rPr>
+                <w:rFonts w:ascii="Times New Roman" w:hAnsi="Times New Roman" w:cs="Times New Roman"/>
+              </w:rPr>
+            </w:pPr>
+          </w:p>
+        </w:tc>
+        <w:tc>
+          <w:tcPr>
+            <w:tcW w:w="1714" w:type="dxa"/>
+            <w:tcBorders>
+              <w:left w:val="single" w:sz="18" w:space="0" w:color="auto"/>
+              <w:bottom w:val="single" w:sz="18" w:space="0" w:color="auto"/>
+              <w:right w:val="single" w:sz="18" w:space="0" w:color="auto"/>
+            </w:tcBorders>
+          </w:tcPr>
+          <w:p>
+            <w:pPr>
+              <w:cnfStyle w:val="000000100000" w:firstRow="0" w:lastRow="0" w:firstColumn="0" w:lastColumn="0" w:oddVBand="0" w:evenVBand="0" w:oddHBand="1" w:evenHBand="0" w:firstRowFirstColumn="0" w:firstRowLastColumn="0" w:lastRowFirstColumn="0" w:lastRowLastColumn="0"/>
+              <w:rPr>
+                <w:rFonts w:ascii="Times New Roman" w:hAnsi="Times New Roman" w:cs="Times New Roman"/>
+              </w:rPr>
+            </w:pPr>
+            <w:r>
+              <w:rPr>
+                <w:rFonts w:ascii="Times New Roman" w:hAnsi="Times New Roman" w:cs="Times New Roman"/>
+              </w:rPr>
+              <w:t>56</w:t>
+            </w:r>
+          </w:p>
+        </w:tc>
+        <w:tc>
+          <w:tcPr>
+            <w:tcW w:w="1843" w:type="dxa"/>
+            <w:gridSpan w:val="2"/>
+            <w:tcBorders>
+              <w:left w:val="single" w:sz="18" w:space="0" w:color="auto"/>
+              <w:bottom w:val="single" w:sz="18" w:space="0" w:color="auto"/>
+              <w:right w:val="single" w:sz="18" w:space="0" w:color="auto"/>
+            </w:tcBorders>
+          </w:tcPr>
+          <w:p>
+            <w:pPr>
+              <w:cnfStyle w:val="000000100000" w:firstRow="0" w:lastRow="0" w:firstColumn="0" w:lastColumn="0" w:oddVBand="0" w:evenVBand="0" w:oddHBand="1" w:evenHBand="0" w:firstRowFirstColumn="0" w:firstRowLastColumn="0" w:lastRowFirstColumn="0" w:lastRowLastColumn="0"/>
+              <w:rPr>
+                <w:rFonts w:ascii="Times New Roman" w:hAnsi="Times New Roman" w:cs="Times New Roman"/>
+              </w:rPr>
+            </w:pPr>
+            <w:r>
+              <w:rPr>
+                <w:rFonts w:ascii="Times New Roman" w:hAnsi="Times New Roman" w:cs="Times New Roman"/>
+              </w:rPr>
+              <w:t>50</w:t>
+            </w:r>
+          </w:p>
+        </w:tc>
+        <w:tc>
+          <w:tcPr>
+            <w:tcW w:w="1701" w:type="dxa"/>
+            <w:tcBorders>
+              <w:left w:val="single" w:sz="18" w:space="0" w:color="auto"/>
+              <w:bottom w:val="single" w:sz="18" w:space="0" w:color="auto"/>
+              <w:right w:val="single" w:sz="18" w:space="0" w:color="auto"/>
+            </w:tcBorders>
+          </w:tcPr>
+          <w:p>
+            <w:pPr>
+              <w:cnfStyle w:val="000000100000" w:firstRow="0" w:lastRow="0" w:firstColumn="0" w:lastColumn="0" w:oddVBand="0" w:evenVBand="0" w:oddHBand="1" w:evenHBand="0" w:firstRowFirstColumn="0" w:firstRowLastColumn="0" w:lastRowFirstColumn="0" w:lastRowLastColumn="0"/>
+              <w:rPr>
+                <w:rFonts w:ascii="Times New Roman" w:hAnsi="Times New Roman" w:cs="Times New Roman"/>
+              </w:rPr>
+            </w:pPr>
+            <w:r>
+              <w:rPr>
+                <w:rFonts w:ascii="Times New Roman" w:hAnsi="Times New Roman" w:cs="Times New Roman"/>
+              </w:rPr>
+              <w:t>76</w:t>
+            </w:r>
+          </w:p>
+        </w:tc>
+        <w:tc>
+          <w:tcPr>
+            <w:tcW w:w="1843" w:type="dxa"/>
+            <w:tcBorders>
+              <w:left w:val="single" w:sz="18" w:space="0" w:color="auto"/>
+              <w:bottom w:val="single" w:sz="18" w:space="0" w:color="auto"/>
+              <w:right w:val="single" w:sz="18" w:space="0" w:color="auto"/>
+            </w:tcBorders>
+          </w:tcPr>
+          <w:p>
+            <w:pPr>
+              <w:cnfStyle w:val="000000100000" w:firstRow="0" w:lastRow="0" w:firstColumn="0" w:lastColumn="0" w:oddVBand="0" w:evenVBand="0" w:oddHBand="1" w:evenHBand="0" w:firstRowFirstColumn="0" w:firstRowLastColumn="0" w:lastRowFirstColumn="0" w:lastRowLastColumn="0"/>
+              <w:rPr>
+                <w:rFonts w:ascii="Times New Roman" w:hAnsi="Times New Roman" w:cs="Times New Roman"/>
+              </w:rPr>
+            </w:pPr>
+            <w:r>
+              <w:rPr>
+                <w:rFonts w:ascii="Times New Roman" w:hAnsi="Times New Roman" w:cs="Times New Roman"/>
+              </w:rPr>
+              <w:t>48</w:t>
+            </w:r>
+          </w:p>
+        </w:tc>
+      </w:tr>
+      <w:tr>
+        <w:tc>
+          <w:tcPr>
+            <w:cnfStyle w:val="001000000000" w:firstRow="0" w:lastRow="0" w:firstColumn="1" w:lastColumn="0" w:oddVBand="0" w:evenVBand="0" w:oddHBand="0" w:evenHBand="0" w:firstRowFirstColumn="0" w:firstRowLastColumn="0" w:lastRowFirstColumn="0" w:lastRowLastColumn="0"/>
+            <w:tcW w:w="1446" w:type="dxa"/>
+            <w:vMerge w:val="restart"/>
+            <w:tcBorders>
+              <w:top w:val="single" w:sz="18" w:space="0" w:color="auto"/>
+              <w:left w:val="single" w:sz="18" w:space="0" w:color="auto"/>
+              <w:right w:val="single" w:sz="18" w:space="0" w:color="auto"/>
+            </w:tcBorders>
+          </w:tcPr>
+          <w:p>
+            <w:pPr>
+              <w:rPr>
+                <w:rFonts w:ascii="Times New Roman" w:hAnsi="Times New Roman" w:cs="Times New Roman"/>
+              </w:rPr>
+            </w:pPr>
+            <w:r>
+              <w:rPr>
+                <w:rFonts w:ascii="Times New Roman" w:hAnsi="Times New Roman" w:cs="Times New Roman"/>
+              </w:rPr>
+              <w:t>10 Weeks</w:t>
+            </w:r>
+          </w:p>
+        </w:tc>
+        <w:tc>
+          <w:tcPr>
+            <w:tcW w:w="2099" w:type="dxa"/>
+            <w:tcBorders>
+              <w:top w:val="single" w:sz="18" w:space="0" w:color="auto"/>
+              <w:left w:val="single" w:sz="18" w:space="0" w:color="auto"/>
+              <w:right w:val="single" w:sz="18" w:space="0" w:color="auto"/>
+            </w:tcBorders>
+          </w:tcPr>
+          <w:p>
+            <w:pPr>
+              <w:cnfStyle w:val="000000000000" w:firstRow="0" w:lastRow="0" w:firstColumn="0" w:lastColumn="0" w:oddVBand="0" w:evenVBand="0" w:oddHBand="0" w:evenHBand="0" w:firstRowFirstColumn="0" w:firstRowLastColumn="0" w:lastRowFirstColumn="0" w:lastRowLastColumn="0"/>
+              <w:rPr>
+                <w:rFonts w:ascii="Times New Roman" w:hAnsi="Times New Roman" w:cs="Times New Roman"/>
+              </w:rPr>
+            </w:pPr>
+            <w:r>
+              <w:rPr>
+                <w:rFonts w:ascii="Times New Roman" w:hAnsi="Times New Roman" w:cs="Times New Roman"/>
+              </w:rPr>
+              <w:t>Pentavalent-2</w:t>
+            </w:r>
+          </w:p>
+        </w:tc>
+        <w:tc>
+          <w:tcPr>
+            <w:tcW w:w="1115" w:type="dxa"/>
+            <w:vMerge w:val="restart"/>
+            <w:tcBorders>
+              <w:top w:val="single" w:sz="18" w:space="0" w:color="auto"/>
+              <w:left w:val="single" w:sz="18" w:space="0" w:color="auto"/>
+              <w:right w:val="single" w:sz="18" w:space="0" w:color="auto"/>
+            </w:tcBorders>
+          </w:tcPr>
+          <w:p>
+            <w:pPr>
+              <w:cnfStyle w:val="000000000000" w:firstRow="0" w:lastRow="0" w:firstColumn="0" w:lastColumn="0" w:oddVBand="0" w:evenVBand="0" w:oddHBand="0" w:evenHBand="0" w:firstRowFirstColumn="0" w:firstRowLastColumn="0" w:lastRowFirstColumn="0" w:lastRowLastColumn="0"/>
+              <w:rPr>
+                <w:rFonts w:ascii="Times New Roman" w:hAnsi="Times New Roman" w:cs="Times New Roman"/>
+              </w:rPr>
+            </w:pPr>
+            <w:r>
+              <w:rPr>
+                <w:rFonts w:ascii="Times New Roman" w:hAnsi="Times New Roman" w:cs="Times New Roman"/>
+              </w:rPr>
+              <w:t>14,508</w:t>
+            </w:r>
+          </w:p>
+        </w:tc>
+        <w:tc>
+          <w:tcPr>
+            <w:tcW w:w="1714" w:type="dxa"/>
+            <w:tcBorders>
+              <w:top w:val="single" w:sz="18" w:space="0" w:color="auto"/>
+              <w:left w:val="single" w:sz="18" w:space="0" w:color="auto"/>
+              <w:right w:val="single" w:sz="18" w:space="0" w:color="auto"/>
+            </w:tcBorders>
+          </w:tcPr>
+          <w:p>
+            <w:pPr>
+              <w:cnfStyle w:val="000000000000" w:firstRow="0" w:lastRow="0" w:firstColumn="0" w:lastColumn="0" w:oddVBand="0" w:evenVBand="0" w:oddHBand="0" w:evenHBand="0" w:firstRowFirstColumn="0" w:firstRowLastColumn="0" w:lastRowFirstColumn="0" w:lastRowLastColumn="0"/>
+              <w:rPr>
+                <w:rFonts w:ascii="Times New Roman" w:hAnsi="Times New Roman" w:cs="Times New Roman"/>
+              </w:rPr>
+            </w:pPr>
+            <w:r>
+              <w:rPr>
+                <w:rFonts w:ascii="Times New Roman" w:hAnsi="Times New Roman" w:cs="Times New Roman"/>
+              </w:rPr>
+              <w:t>56</w:t>
+            </w:r>
+          </w:p>
+        </w:tc>
+        <w:tc>
+          <w:tcPr>
+            <w:tcW w:w="1843" w:type="dxa"/>
+            <w:gridSpan w:val="2"/>
+            <w:tcBorders>
+              <w:top w:val="single" w:sz="18" w:space="0" w:color="auto"/>
+              <w:left w:val="single" w:sz="18" w:space="0" w:color="auto"/>
+              <w:right w:val="single" w:sz="18" w:space="0" w:color="auto"/>
+            </w:tcBorders>
+          </w:tcPr>
+          <w:p>
+            <w:pPr>
+              <w:cnfStyle w:val="000000000000" w:firstRow="0" w:lastRow="0" w:firstColumn="0" w:lastColumn="0" w:oddVBand="0" w:evenVBand="0" w:oddHBand="0" w:evenHBand="0" w:firstRowFirstColumn="0" w:firstRowLastColumn="0" w:lastRowFirstColumn="0" w:lastRowLastColumn="0"/>
+              <w:rPr>
+                <w:rFonts w:ascii="Times New Roman" w:hAnsi="Times New Roman" w:cs="Times New Roman"/>
+              </w:rPr>
+            </w:pPr>
+            <w:r>
+              <w:rPr>
+                <w:rFonts w:ascii="Times New Roman" w:hAnsi="Times New Roman" w:cs="Times New Roman"/>
+              </w:rPr>
+              <w:t>44</w:t>
+            </w:r>
+          </w:p>
+        </w:tc>
+        <w:tc>
+          <w:tcPr>
+            <w:tcW w:w="1701" w:type="dxa"/>
+            <w:tcBorders>
+              <w:top w:val="single" w:sz="18" w:space="0" w:color="auto"/>
+              <w:left w:val="single" w:sz="18" w:space="0" w:color="auto"/>
+              <w:right w:val="single" w:sz="18" w:space="0" w:color="auto"/>
+            </w:tcBorders>
+          </w:tcPr>
+          <w:p>
+            <w:pPr>
+              <w:cnfStyle w:val="000000000000" w:firstRow="0" w:lastRow="0" w:firstColumn="0" w:lastColumn="0" w:oddVBand="0" w:evenVBand="0" w:oddHBand="0" w:evenHBand="0" w:firstRowFirstColumn="0" w:firstRowLastColumn="0" w:lastRowFirstColumn="0" w:lastRowLastColumn="0"/>
+              <w:rPr>
+                <w:rFonts w:ascii="Times New Roman" w:hAnsi="Times New Roman" w:cs="Times New Roman"/>
+              </w:rPr>
+            </w:pPr>
+            <w:r>
+              <w:rPr>
+                <w:rFonts w:ascii="Times New Roman" w:hAnsi="Times New Roman" w:cs="Times New Roman"/>
+              </w:rPr>
+              <w:t>58</w:t>
+            </w:r>
+          </w:p>
+        </w:tc>
+        <w:tc>
+          <w:tcPr>
+            <w:tcW w:w="1843" w:type="dxa"/>
+            <w:tcBorders>
+              <w:top w:val="single" w:sz="18" w:space="0" w:color="auto"/>
+              <w:left w:val="single" w:sz="18" w:space="0" w:color="auto"/>
+              <w:right w:val="single" w:sz="18" w:space="0" w:color="auto"/>
+            </w:tcBorders>
+          </w:tcPr>
+          <w:p>
+            <w:pPr>
+              <w:cnfStyle w:val="000000000000" w:firstRow="0" w:lastRow="0" w:firstColumn="0" w:lastColumn="0" w:oddVBand="0" w:evenVBand="0" w:oddHBand="0" w:evenHBand="0" w:firstRowFirstColumn="0" w:firstRowLastColumn="0" w:lastRowFirstColumn="0" w:lastRowLastColumn="0"/>
+              <w:rPr>
+                <w:rFonts w:ascii="Times New Roman" w:hAnsi="Times New Roman" w:cs="Times New Roman"/>
+              </w:rPr>
+            </w:pPr>
+            <w:r>
+              <w:rPr>
+                <w:rFonts w:ascii="Times New Roman" w:hAnsi="Times New Roman" w:cs="Times New Roman"/>
+              </w:rPr>
+              <w:t>41</w:t>
+            </w:r>
+          </w:p>
+        </w:tc>
+      </w:tr>
+      <w:tr>
+        <w:trPr>
+          <w:cnfStyle w:val="000000100000" w:firstRow="0" w:lastRow="0" w:firstColumn="0" w:lastColumn="0" w:oddVBand="0" w:evenVBand="0" w:oddHBand="1" w:evenHBand="0" w:firstRowFirstColumn="0" w:firstRowLastColumn="0" w:lastRowFirstColumn="0" w:lastRowLastColumn="0"/>
+        </w:trPr>
+        <w:tc>
+          <w:tcPr>
+            <w:cnfStyle w:val="001000000000" w:firstRow="0" w:lastRow="0" w:firstColumn="1" w:lastColumn="0" w:oddVBand="0" w:evenVBand="0" w:oddHBand="0" w:evenHBand="0" w:firstRowFirstColumn="0" w:firstRowLastColumn="0" w:lastRowFirstColumn="0" w:lastRowLastColumn="0"/>
+            <w:tcW w:w="1446" w:type="dxa"/>
+            <w:vMerge/>
+            <w:tcBorders>
+              <w:left w:val="single" w:sz="18" w:space="0" w:color="auto"/>
+              <w:right w:val="single" w:sz="18" w:space="0" w:color="auto"/>
+            </w:tcBorders>
+          </w:tcPr>
+          <w:p>
+            <w:pPr>
+              <w:rPr>
+                <w:rFonts w:ascii="Times New Roman" w:hAnsi="Times New Roman" w:cs="Times New Roman"/>
+              </w:rPr>
+            </w:pPr>
+          </w:p>
+        </w:tc>
+        <w:tc>
+          <w:tcPr>
+            <w:tcW w:w="2099" w:type="dxa"/>
+            <w:tcBorders>
+              <w:left w:val="single" w:sz="18" w:space="0" w:color="auto"/>
+              <w:right w:val="single" w:sz="18" w:space="0" w:color="auto"/>
+            </w:tcBorders>
+          </w:tcPr>
+          <w:p>
+            <w:pPr>
+              <w:cnfStyle w:val="000000100000" w:firstRow="0" w:lastRow="0" w:firstColumn="0" w:lastColumn="0" w:oddVBand="0" w:evenVBand="0" w:oddHBand="1" w:evenHBand="0" w:firstRowFirstColumn="0" w:firstRowLastColumn="0" w:lastRowFirstColumn="0" w:lastRowLastColumn="0"/>
+              <w:rPr>
+                <w:rFonts w:ascii="Times New Roman" w:hAnsi="Times New Roman" w:cs="Times New Roman"/>
+              </w:rPr>
+            </w:pPr>
+            <w:r>
+              <w:rPr>
+                <w:rFonts w:ascii="Times New Roman" w:hAnsi="Times New Roman" w:cs="Times New Roman"/>
+              </w:rPr>
+              <w:t>OPV-2</w:t>
+            </w:r>
+          </w:p>
+        </w:tc>
+        <w:tc>
+          <w:tcPr>
+            <w:tcW w:w="1115" w:type="dxa"/>
+            <w:vMerge/>
+            <w:tcBorders>
+              <w:left w:val="single" w:sz="18" w:space="0" w:color="auto"/>
+              <w:right w:val="single" w:sz="18" w:space="0" w:color="auto"/>
+            </w:tcBorders>
+          </w:tcPr>
+          <w:p>
+            <w:pPr>
+              <w:cnfStyle w:val="000000100000" w:firstRow="0" w:lastRow="0" w:firstColumn="0" w:lastColumn="0" w:oddVBand="0" w:evenVBand="0" w:oddHBand="1" w:evenHBand="0" w:firstRowFirstColumn="0" w:firstRowLastColumn="0" w:lastRowFirstColumn="0" w:lastRowLastColumn="0"/>
+              <w:rPr>
+                <w:rFonts w:ascii="Times New Roman" w:hAnsi="Times New Roman" w:cs="Times New Roman"/>
+              </w:rPr>
+            </w:pPr>
+          </w:p>
+        </w:tc>
+        <w:tc>
+          <w:tcPr>
+            <w:tcW w:w="1714" w:type="dxa"/>
+            <w:tcBorders>
+              <w:left w:val="single" w:sz="18" w:space="0" w:color="auto"/>
+              <w:right w:val="single" w:sz="18" w:space="0" w:color="auto"/>
+            </w:tcBorders>
+          </w:tcPr>
+          <w:p>
+            <w:pPr>
+              <w:cnfStyle w:val="000000100000" w:firstRow="0" w:lastRow="0" w:firstColumn="0" w:lastColumn="0" w:oddVBand="0" w:evenVBand="0" w:oddHBand="1" w:evenHBand="0" w:firstRowFirstColumn="0" w:firstRowLastColumn="0" w:lastRowFirstColumn="0" w:lastRowLastColumn="0"/>
+              <w:rPr>
+                <w:rFonts w:ascii="Times New Roman" w:hAnsi="Times New Roman" w:cs="Times New Roman"/>
+              </w:rPr>
+            </w:pPr>
+            <w:r>
+              <w:rPr>
+                <w:rFonts w:ascii="Times New Roman" w:hAnsi="Times New Roman" w:cs="Times New Roman"/>
+              </w:rPr>
+              <w:t>56</w:t>
+            </w:r>
+          </w:p>
+        </w:tc>
+        <w:tc>
+          <w:tcPr>
+            <w:tcW w:w="1843" w:type="dxa"/>
+            <w:gridSpan w:val="2"/>
+            <w:tcBorders>
+              <w:left w:val="single" w:sz="18" w:space="0" w:color="auto"/>
+              <w:right w:val="single" w:sz="18" w:space="0" w:color="auto"/>
+            </w:tcBorders>
+          </w:tcPr>
+          <w:p>
+            <w:pPr>
+              <w:cnfStyle w:val="000000100000" w:firstRow="0" w:lastRow="0" w:firstColumn="0" w:lastColumn="0" w:oddVBand="0" w:evenVBand="0" w:oddHBand="1" w:evenHBand="0" w:firstRowFirstColumn="0" w:firstRowLastColumn="0" w:lastRowFirstColumn="0" w:lastRowLastColumn="0"/>
+              <w:rPr>
+                <w:rFonts w:ascii="Times New Roman" w:hAnsi="Times New Roman" w:cs="Times New Roman"/>
+              </w:rPr>
+            </w:pPr>
+            <w:r>
+              <w:rPr>
+                <w:rFonts w:ascii="Times New Roman" w:hAnsi="Times New Roman" w:cs="Times New Roman"/>
+              </w:rPr>
+              <w:t>44</w:t>
+            </w:r>
+          </w:p>
+        </w:tc>
+        <w:tc>
+          <w:tcPr>
+            <w:tcW w:w="1701" w:type="dxa"/>
+            <w:tcBorders>
+              <w:left w:val="single" w:sz="18" w:space="0" w:color="auto"/>
+              <w:right w:val="single" w:sz="18" w:space="0" w:color="auto"/>
+            </w:tcBorders>
+          </w:tcPr>
+          <w:p>
+            <w:pPr>
+              <w:cnfStyle w:val="000000100000" w:firstRow="0" w:lastRow="0" w:firstColumn="0" w:lastColumn="0" w:oddVBand="0" w:evenVBand="0" w:oddHBand="1" w:evenHBand="0" w:firstRowFirstColumn="0" w:firstRowLastColumn="0" w:lastRowFirstColumn="0" w:lastRowLastColumn="0"/>
+              <w:rPr>
+                <w:rFonts w:ascii="Times New Roman" w:hAnsi="Times New Roman" w:cs="Times New Roman"/>
+              </w:rPr>
+            </w:pPr>
+            <w:r>
+              <w:rPr>
+                <w:rFonts w:ascii="Times New Roman" w:hAnsi="Times New Roman" w:cs="Times New Roman"/>
+              </w:rPr>
+              <w:t>58</w:t>
+            </w:r>
+          </w:p>
+        </w:tc>
+        <w:tc>
+          <w:tcPr>
+            <w:tcW w:w="1843" w:type="dxa"/>
+            <w:tcBorders>
+              <w:left w:val="single" w:sz="18" w:space="0" w:color="auto"/>
+              <w:right w:val="single" w:sz="18" w:space="0" w:color="auto"/>
+            </w:tcBorders>
+          </w:tcPr>
+          <w:p>
+            <w:pPr>
+              <w:cnfStyle w:val="000000100000" w:firstRow="0" w:lastRow="0" w:firstColumn="0" w:lastColumn="0" w:oddVBand="0" w:evenVBand="0" w:oddHBand="1" w:evenHBand="0" w:firstRowFirstColumn="0" w:firstRowLastColumn="0" w:lastRowFirstColumn="0" w:lastRowLastColumn="0"/>
+              <w:rPr>
+                <w:rFonts w:ascii="Times New Roman" w:hAnsi="Times New Roman" w:cs="Times New Roman"/>
+              </w:rPr>
+            </w:pPr>
+            <w:r>
+              <w:rPr>
+                <w:rFonts w:ascii="Times New Roman" w:hAnsi="Times New Roman" w:cs="Times New Roman"/>
+              </w:rPr>
+              <w:t>41</w:t>
+            </w:r>
+          </w:p>
+        </w:tc>
+      </w:tr>
+      <w:tr>
+        <w:tc>
+          <w:tcPr>
+            <w:cnfStyle w:val="001000000000" w:firstRow="0" w:lastRow="0" w:firstColumn="1" w:lastColumn="0" w:oddVBand="0" w:evenVBand="0" w:oddHBand="0" w:evenHBand="0" w:firstRowFirstColumn="0" w:firstRowLastColumn="0" w:lastRowFirstColumn="0" w:lastRowLastColumn="0"/>
+            <w:tcW w:w="1446" w:type="dxa"/>
+            <w:vMerge/>
+            <w:tcBorders>
+              <w:left w:val="single" w:sz="18" w:space="0" w:color="auto"/>
+              <w:bottom w:val="single" w:sz="18" w:space="0" w:color="auto"/>
+              <w:right w:val="single" w:sz="18" w:space="0" w:color="auto"/>
+            </w:tcBorders>
+          </w:tcPr>
+          <w:p>
+            <w:pPr>
+              <w:rPr>
+                <w:rFonts w:ascii="Times New Roman" w:hAnsi="Times New Roman" w:cs="Times New Roman"/>
+              </w:rPr>
+            </w:pPr>
+          </w:p>
+        </w:tc>
+        <w:tc>
+          <w:tcPr>
+            <w:tcW w:w="2099" w:type="dxa"/>
+            <w:tcBorders>
+              <w:left w:val="single" w:sz="18" w:space="0" w:color="auto"/>
+              <w:bottom w:val="single" w:sz="18" w:space="0" w:color="auto"/>
+              <w:right w:val="single" w:sz="18" w:space="0" w:color="auto"/>
+            </w:tcBorders>
+          </w:tcPr>
+          <w:p>
+            <w:pPr>
+              <w:cnfStyle w:val="000000000000" w:firstRow="0" w:lastRow="0" w:firstColumn="0" w:lastColumn="0" w:oddVBand="0" w:evenVBand="0" w:oddHBand="0" w:evenHBand="0" w:firstRowFirstColumn="0" w:firstRowLastColumn="0" w:lastRowFirstColumn="0" w:lastRowLastColumn="0"/>
+              <w:rPr>
+                <w:rFonts w:ascii="Times New Roman" w:hAnsi="Times New Roman" w:cs="Times New Roman"/>
+              </w:rPr>
+            </w:pPr>
+            <w:r>
+              <w:rPr>
+                <w:rFonts w:ascii="Times New Roman" w:hAnsi="Times New Roman" w:cs="Times New Roman"/>
+              </w:rPr>
+              <w:t>Pneumococcal-2</w:t>
+            </w:r>
+          </w:p>
+        </w:tc>
+        <w:tc>
+          <w:tcPr>
+            <w:tcW w:w="1115" w:type="dxa"/>
+            <w:vMerge/>
+            <w:tcBorders>
+              <w:left w:val="single" w:sz="18" w:space="0" w:color="auto"/>
+              <w:bottom w:val="single" w:sz="18" w:space="0" w:color="auto"/>
+              <w:right w:val="single" w:sz="18" w:space="0" w:color="auto"/>
+            </w:tcBorders>
+          </w:tcPr>
+          <w:p>
+            <w:pPr>
+              <w:cnfStyle w:val="000000000000" w:firstRow="0" w:lastRow="0" w:firstColumn="0" w:lastColumn="0" w:oddVBand="0" w:evenVBand="0" w:oddHBand="0" w:evenHBand="0" w:firstRowFirstColumn="0" w:firstRowLastColumn="0" w:lastRowFirstColumn="0" w:lastRowLastColumn="0"/>
+              <w:rPr>
+                <w:rFonts w:ascii="Times New Roman" w:hAnsi="Times New Roman" w:cs="Times New Roman"/>
+              </w:rPr>
+            </w:pPr>
+          </w:p>
+        </w:tc>
+        <w:tc>
+          <w:tcPr>
+            <w:tcW w:w="1714" w:type="dxa"/>
+            <w:tcBorders>
+              <w:left w:val="single" w:sz="18" w:space="0" w:color="auto"/>
+              <w:bottom w:val="single" w:sz="18" w:space="0" w:color="auto"/>
+              <w:right w:val="single" w:sz="18" w:space="0" w:color="auto"/>
+            </w:tcBorders>
+          </w:tcPr>
+          <w:p>
+            <w:pPr>
+              <w:cnfStyle w:val="000000000000" w:firstRow="0" w:lastRow="0" w:firstColumn="0" w:lastColumn="0" w:oddVBand="0" w:evenVBand="0" w:oddHBand="0" w:evenHBand="0" w:firstRowFirstColumn="0" w:firstRowLastColumn="0" w:lastRowFirstColumn="0" w:lastRowLastColumn="0"/>
+              <w:rPr>
+                <w:rFonts w:ascii="Times New Roman" w:hAnsi="Times New Roman" w:cs="Times New Roman"/>
+              </w:rPr>
+            </w:pPr>
+            <w:r>
+              <w:rPr>
+                <w:rFonts w:ascii="Times New Roman" w:hAnsi="Times New Roman" w:cs="Times New Roman"/>
+              </w:rPr>
+              <w:t>56</w:t>
+            </w:r>
+          </w:p>
+        </w:tc>
+        <w:tc>
+          <w:tcPr>
+            <w:tcW w:w="1843" w:type="dxa"/>
+            <w:gridSpan w:val="2"/>
+            <w:tcBorders>
+              <w:left w:val="single" w:sz="18" w:space="0" w:color="auto"/>
+              <w:bottom w:val="single" w:sz="18" w:space="0" w:color="auto"/>
+              <w:right w:val="single" w:sz="18" w:space="0" w:color="auto"/>
+            </w:tcBorders>
+          </w:tcPr>
+          <w:p>
+            <w:pPr>
+              <w:cnfStyle w:val="000000000000" w:firstRow="0" w:lastRow="0" w:firstColumn="0" w:lastColumn="0" w:oddVBand="0" w:evenVBand="0" w:oddHBand="0" w:evenHBand="0" w:firstRowFirstColumn="0" w:firstRowLastColumn="0" w:lastRowFirstColumn="0" w:lastRowLastColumn="0"/>
+              <w:rPr>
+                <w:rFonts w:ascii="Times New Roman" w:hAnsi="Times New Roman" w:cs="Times New Roman"/>
+              </w:rPr>
+            </w:pPr>
+            <w:r>
+              <w:rPr>
+                <w:rFonts w:ascii="Times New Roman" w:hAnsi="Times New Roman" w:cs="Times New Roman"/>
+              </w:rPr>
+              <w:t>44</w:t>
+            </w:r>
+          </w:p>
+        </w:tc>
+        <w:tc>
+          <w:tcPr>
+            <w:tcW w:w="1701" w:type="dxa"/>
+            <w:tcBorders>
+              <w:left w:val="single" w:sz="18" w:space="0" w:color="auto"/>
+              <w:bottom w:val="single" w:sz="18" w:space="0" w:color="auto"/>
+              <w:right w:val="single" w:sz="18" w:space="0" w:color="auto"/>
+            </w:tcBorders>
+          </w:tcPr>
+          <w:p>
+            <w:pPr>
+              <w:cnfStyle w:val="000000000000" w:firstRow="0" w:lastRow="0" w:firstColumn="0" w:lastColumn="0" w:oddVBand="0" w:evenVBand="0" w:oddHBand="0" w:evenHBand="0" w:firstRowFirstColumn="0" w:firstRowLastColumn="0" w:lastRowFirstColumn="0" w:lastRowLastColumn="0"/>
+              <w:rPr>
+                <w:rFonts w:ascii="Times New Roman" w:hAnsi="Times New Roman" w:cs="Times New Roman"/>
+              </w:rPr>
+            </w:pPr>
+            <w:r>
+              <w:rPr>
+                <w:rFonts w:ascii="Times New Roman" w:hAnsi="Times New Roman" w:cs="Times New Roman"/>
+              </w:rPr>
+              <w:t>58</w:t>
+            </w:r>
+          </w:p>
+        </w:tc>
+        <w:tc>
+          <w:tcPr>
+            <w:tcW w:w="1843" w:type="dxa"/>
+            <w:tcBorders>
+              <w:left w:val="single" w:sz="18" w:space="0" w:color="auto"/>
+              <w:bottom w:val="single" w:sz="18" w:space="0" w:color="auto"/>
+              <w:right w:val="single" w:sz="18" w:space="0" w:color="auto"/>
+            </w:tcBorders>
+          </w:tcPr>
+          <w:p>
+            <w:pPr>
+              <w:cnfStyle w:val="000000000000" w:firstRow="0" w:lastRow="0" w:firstColumn="0" w:lastColumn="0" w:oddVBand="0" w:evenVBand="0" w:oddHBand="0" w:evenHBand="0" w:firstRowFirstColumn="0" w:firstRowLastColumn="0" w:lastRowFirstColumn="0" w:lastRowLastColumn="0"/>
+              <w:rPr>
+                <w:rFonts w:ascii="Times New Roman" w:hAnsi="Times New Roman" w:cs="Times New Roman"/>
+              </w:rPr>
+            </w:pPr>
+            <w:r>
+              <w:rPr>
+                <w:rFonts w:ascii="Times New Roman" w:hAnsi="Times New Roman" w:cs="Times New Roman"/>
+              </w:rPr>
+              <w:t>41</w:t>
+            </w:r>
+          </w:p>
+        </w:tc>
+      </w:tr>
+      <w:tr>
+        <w:trPr>
+          <w:cnfStyle w:val="000000100000" w:firstRow="0" w:lastRow="0" w:firstColumn="0" w:lastColumn="0" w:oddVBand="0" w:evenVBand="0" w:oddHBand="1" w:evenHBand="0" w:firstRowFirstColumn="0" w:firstRowLastColumn="0" w:lastRowFirstColumn="0" w:lastRowLastColumn="0"/>
+        </w:trPr>
+        <w:tc>
+          <w:tcPr>
+            <w:cnfStyle w:val="001000000000" w:firstRow="0" w:lastRow="0" w:firstColumn="1" w:lastColumn="0" w:oddVBand="0" w:evenVBand="0" w:oddHBand="0" w:evenHBand="0" w:firstRowFirstColumn="0" w:firstRowLastColumn="0" w:lastRowFirstColumn="0" w:lastRowLastColumn="0"/>
+            <w:tcW w:w="1446" w:type="dxa"/>
+            <w:vMerge w:val="restart"/>
+            <w:tcBorders>
+              <w:top w:val="single" w:sz="18" w:space="0" w:color="auto"/>
+              <w:left w:val="single" w:sz="18" w:space="0" w:color="auto"/>
+              <w:right w:val="single" w:sz="18" w:space="0" w:color="auto"/>
+            </w:tcBorders>
+          </w:tcPr>
+          <w:p>
+            <w:pPr>
+              <w:rPr>
+                <w:rFonts w:ascii="Times New Roman" w:hAnsi="Times New Roman" w:cs="Times New Roman"/>
+              </w:rPr>
+            </w:pPr>
+            <w:r>
+              <w:rPr>
+                <w:rFonts w:ascii="Times New Roman" w:hAnsi="Times New Roman" w:cs="Times New Roman"/>
+              </w:rPr>
+              <w:t>14 Weeks</w:t>
+            </w:r>
+          </w:p>
+        </w:tc>
+        <w:tc>
+          <w:tcPr>
+            <w:tcW w:w="2099" w:type="dxa"/>
+            <w:tcBorders>
+              <w:top w:val="single" w:sz="18" w:space="0" w:color="auto"/>
+              <w:left w:val="single" w:sz="18" w:space="0" w:color="auto"/>
+              <w:right w:val="single" w:sz="18" w:space="0" w:color="auto"/>
+            </w:tcBorders>
+          </w:tcPr>
+          <w:p>
+            <w:pPr>
+              <w:cnfStyle w:val="000000100000" w:firstRow="0" w:lastRow="0" w:firstColumn="0" w:lastColumn="0" w:oddVBand="0" w:evenVBand="0" w:oddHBand="1" w:evenHBand="0" w:firstRowFirstColumn="0" w:firstRowLastColumn="0" w:lastRowFirstColumn="0" w:lastRowLastColumn="0"/>
+              <w:rPr>
+                <w:rFonts w:ascii="Times New Roman" w:hAnsi="Times New Roman" w:cs="Times New Roman"/>
+              </w:rPr>
+            </w:pPr>
+            <w:r>
+              <w:rPr>
+                <w:rFonts w:ascii="Times New Roman" w:hAnsi="Times New Roman" w:cs="Times New Roman"/>
+              </w:rPr>
+              <w:t>Pentavalent-3</w:t>
+            </w:r>
+          </w:p>
+        </w:tc>
+        <w:tc>
+          <w:tcPr>
+            <w:tcW w:w="1115" w:type="dxa"/>
+            <w:vMerge w:val="restart"/>
+            <w:tcBorders>
+              <w:top w:val="single" w:sz="18" w:space="0" w:color="auto"/>
+              <w:left w:val="single" w:sz="18" w:space="0" w:color="auto"/>
+              <w:right w:val="single" w:sz="18" w:space="0" w:color="auto"/>
+            </w:tcBorders>
+          </w:tcPr>
+          <w:p>
+            <w:pPr>
+              <w:cnfStyle w:val="000000100000" w:firstRow="0" w:lastRow="0" w:firstColumn="0" w:lastColumn="0" w:oddVBand="0" w:evenVBand="0" w:oddHBand="1" w:evenHBand="0" w:firstRowFirstColumn="0" w:firstRowLastColumn="0" w:lastRowFirstColumn="0" w:lastRowLastColumn="0"/>
+              <w:rPr>
+                <w:rFonts w:ascii="Times New Roman" w:hAnsi="Times New Roman" w:cs="Times New Roman"/>
+              </w:rPr>
+            </w:pPr>
+            <w:r>
+              <w:rPr>
+                <w:rFonts w:ascii="Times New Roman" w:hAnsi="Times New Roman" w:cs="Times New Roman"/>
+              </w:rPr>
+              <w:t>14,056</w:t>
+            </w:r>
+          </w:p>
+        </w:tc>
+        <w:tc>
+          <w:tcPr>
+            <w:tcW w:w="1714" w:type="dxa"/>
+            <w:tcBorders>
+              <w:top w:val="single" w:sz="18" w:space="0" w:color="auto"/>
+              <w:left w:val="single" w:sz="18" w:space="0" w:color="auto"/>
+              <w:right w:val="single" w:sz="18" w:space="0" w:color="auto"/>
+            </w:tcBorders>
+          </w:tcPr>
+          <w:p>
+            <w:pPr>
+              <w:cnfStyle w:val="000000100000" w:firstRow="0" w:lastRow="0" w:firstColumn="0" w:lastColumn="0" w:oddVBand="0" w:evenVBand="0" w:oddHBand="1" w:evenHBand="0" w:firstRowFirstColumn="0" w:firstRowLastColumn="0" w:lastRowFirstColumn="0" w:lastRowLastColumn="0"/>
+              <w:rPr>
+                <w:rFonts w:ascii="Times New Roman" w:hAnsi="Times New Roman" w:cs="Times New Roman"/>
+              </w:rPr>
+            </w:pPr>
+            <w:r>
+              <w:rPr>
+                <w:rFonts w:ascii="Times New Roman" w:hAnsi="Times New Roman" w:cs="Times New Roman"/>
+              </w:rPr>
+              <w:t>75</w:t>
+            </w:r>
+          </w:p>
+        </w:tc>
+        <w:tc>
+          <w:tcPr>
+            <w:tcW w:w="1843" w:type="dxa"/>
+            <w:gridSpan w:val="2"/>
+            <w:tcBorders>
+              <w:top w:val="single" w:sz="18" w:space="0" w:color="auto"/>
+              <w:left w:val="single" w:sz="18" w:space="0" w:color="auto"/>
+              <w:right w:val="single" w:sz="18" w:space="0" w:color="auto"/>
+            </w:tcBorders>
+          </w:tcPr>
+          <w:p>
+            <w:pPr>
+              <w:cnfStyle w:val="000000100000" w:firstRow="0" w:lastRow="0" w:firstColumn="0" w:lastColumn="0" w:oddVBand="0" w:evenVBand="0" w:oddHBand="1" w:evenHBand="0" w:firstRowFirstColumn="0" w:firstRowLastColumn="0" w:lastRowFirstColumn="0" w:lastRowLastColumn="0"/>
+              <w:rPr>
+                <w:rFonts w:ascii="Times New Roman" w:hAnsi="Times New Roman" w:cs="Times New Roman"/>
+              </w:rPr>
+            </w:pPr>
+            <w:r>
+              <w:rPr>
+                <w:rFonts w:ascii="Times New Roman" w:hAnsi="Times New Roman" w:cs="Times New Roman"/>
+              </w:rPr>
+              <w:t>54</w:t>
+            </w:r>
+          </w:p>
+        </w:tc>
+        <w:tc>
+          <w:tcPr>
+            <w:tcW w:w="1701" w:type="dxa"/>
+            <w:tcBorders>
+              <w:top w:val="single" w:sz="18" w:space="0" w:color="auto"/>
+              <w:left w:val="single" w:sz="18" w:space="0" w:color="auto"/>
+              <w:right w:val="single" w:sz="18" w:space="0" w:color="auto"/>
+            </w:tcBorders>
+          </w:tcPr>
+          <w:p>
+            <w:pPr>
+              <w:cnfStyle w:val="000000100000" w:firstRow="0" w:lastRow="0" w:firstColumn="0" w:lastColumn="0" w:oddVBand="0" w:evenVBand="0" w:oddHBand="1" w:evenHBand="0" w:firstRowFirstColumn="0" w:firstRowLastColumn="0" w:lastRowFirstColumn="0" w:lastRowLastColumn="0"/>
+              <w:rPr>
+                <w:rFonts w:ascii="Times New Roman" w:hAnsi="Times New Roman" w:cs="Times New Roman"/>
+              </w:rPr>
+            </w:pPr>
+            <w:r>
+              <w:rPr>
+                <w:rFonts w:ascii="Times New Roman" w:hAnsi="Times New Roman" w:cs="Times New Roman"/>
+              </w:rPr>
+              <w:t>73</w:t>
+            </w:r>
+          </w:p>
+        </w:tc>
+        <w:tc>
+          <w:tcPr>
+            <w:tcW w:w="1843" w:type="dxa"/>
+            <w:tcBorders>
+              <w:top w:val="single" w:sz="18" w:space="0" w:color="auto"/>
+              <w:left w:val="single" w:sz="18" w:space="0" w:color="auto"/>
+              <w:right w:val="single" w:sz="18" w:space="0" w:color="auto"/>
+            </w:tcBorders>
+          </w:tcPr>
+          <w:p>
+            <w:pPr>
+              <w:cnfStyle w:val="000000100000" w:firstRow="0" w:lastRow="0" w:firstColumn="0" w:lastColumn="0" w:oddVBand="0" w:evenVBand="0" w:oddHBand="1" w:evenHBand="0" w:firstRowFirstColumn="0" w:firstRowLastColumn="0" w:lastRowFirstColumn="0" w:lastRowLastColumn="0"/>
+              <w:rPr>
+                <w:rFonts w:ascii="Times New Roman" w:hAnsi="Times New Roman" w:cs="Times New Roman"/>
+              </w:rPr>
+            </w:pPr>
+            <w:r>
+              <w:rPr>
+                <w:rFonts w:ascii="Times New Roman" w:hAnsi="Times New Roman" w:cs="Times New Roman"/>
+              </w:rPr>
+              <w:t>52</w:t>
+            </w:r>
+          </w:p>
+        </w:tc>
+      </w:tr>
+      <w:tr>
+        <w:tc>
+          <w:tcPr>
+            <w:cnfStyle w:val="001000000000" w:firstRow="0" w:lastRow="0" w:firstColumn="1" w:lastColumn="0" w:oddVBand="0" w:evenVBand="0" w:oddHBand="0" w:evenHBand="0" w:firstRowFirstColumn="0" w:firstRowLastColumn="0" w:lastRowFirstColumn="0" w:lastRowLastColumn="0"/>
+            <w:tcW w:w="1446" w:type="dxa"/>
+            <w:vMerge/>
+            <w:tcBorders>
+              <w:left w:val="single" w:sz="18" w:space="0" w:color="auto"/>
+              <w:right w:val="single" w:sz="18" w:space="0" w:color="auto"/>
+            </w:tcBorders>
+          </w:tcPr>
+          <w:p>
+            <w:pPr>
+              <w:rPr>
+                <w:rFonts w:ascii="Times New Roman" w:hAnsi="Times New Roman" w:cs="Times New Roman"/>
+              </w:rPr>
+            </w:pPr>
+          </w:p>
+        </w:tc>
+        <w:tc>
+          <w:tcPr>
+            <w:tcW w:w="2099" w:type="dxa"/>
+            <w:tcBorders>
+              <w:left w:val="single" w:sz="18" w:space="0" w:color="auto"/>
+              <w:right w:val="single" w:sz="18" w:space="0" w:color="auto"/>
+            </w:tcBorders>
+          </w:tcPr>
+          <w:p>
+            <w:pPr>
+              <w:cnfStyle w:val="000000000000" w:firstRow="0" w:lastRow="0" w:firstColumn="0" w:lastColumn="0" w:oddVBand="0" w:evenVBand="0" w:oddHBand="0" w:evenHBand="0" w:firstRowFirstColumn="0" w:firstRowLastColumn="0" w:lastRowFirstColumn="0" w:lastRowLastColumn="0"/>
+              <w:rPr>
+                <w:rFonts w:ascii="Times New Roman" w:hAnsi="Times New Roman" w:cs="Times New Roman"/>
+              </w:rPr>
+            </w:pPr>
+            <w:r>
+              <w:rPr>
+                <w:rFonts w:ascii="Times New Roman" w:hAnsi="Times New Roman" w:cs="Times New Roman"/>
+              </w:rPr>
+              <w:t>OPV-3</w:t>
+            </w:r>
+          </w:p>
+        </w:tc>
+        <w:tc>
+          <w:tcPr>
+            <w:tcW w:w="1115" w:type="dxa"/>
+            <w:vMerge/>
+            <w:tcBorders>
+              <w:left w:val="single" w:sz="18" w:space="0" w:color="auto"/>
+              <w:right w:val="single" w:sz="18" w:space="0" w:color="auto"/>
+            </w:tcBorders>
+          </w:tcPr>
+          <w:p>
+            <w:pPr>
+              <w:cnfStyle w:val="000000000000" w:firstRow="0" w:lastRow="0" w:firstColumn="0" w:lastColumn="0" w:oddVBand="0" w:evenVBand="0" w:oddHBand="0" w:evenHBand="0" w:firstRowFirstColumn="0" w:firstRowLastColumn="0" w:lastRowFirstColumn="0" w:lastRowLastColumn="0"/>
+              <w:rPr>
+                <w:rFonts w:ascii="Times New Roman" w:hAnsi="Times New Roman" w:cs="Times New Roman"/>
+              </w:rPr>
+            </w:pPr>
+          </w:p>
+        </w:tc>
+        <w:tc>
+          <w:tcPr>
+            <w:tcW w:w="1714" w:type="dxa"/>
+            <w:tcBorders>
+              <w:left w:val="single" w:sz="18" w:space="0" w:color="auto"/>
+              <w:right w:val="single" w:sz="18" w:space="0" w:color="auto"/>
+            </w:tcBorders>
+          </w:tcPr>
+          <w:p>
+            <w:pPr>
+              <w:cnfStyle w:val="000000000000" w:firstRow="0" w:lastRow="0" w:firstColumn="0" w:lastColumn="0" w:oddVBand="0" w:evenVBand="0" w:oddHBand="0" w:evenHBand="0" w:firstRowFirstColumn="0" w:firstRowLastColumn="0" w:lastRowFirstColumn="0" w:lastRowLastColumn="0"/>
+              <w:rPr>
+                <w:rFonts w:ascii="Times New Roman" w:hAnsi="Times New Roman" w:cs="Times New Roman"/>
+              </w:rPr>
+            </w:pPr>
+            <w:r>
+              <w:rPr>
+                <w:rFonts w:ascii="Times New Roman" w:hAnsi="Times New Roman" w:cs="Times New Roman"/>
+              </w:rPr>
+              <w:t>75</w:t>
+            </w:r>
+          </w:p>
+        </w:tc>
+        <w:tc>
+          <w:tcPr>
+            <w:tcW w:w="1843" w:type="dxa"/>
+            <w:gridSpan w:val="2"/>
+            <w:tcBorders>
+              <w:left w:val="single" w:sz="18" w:space="0" w:color="auto"/>
+              <w:right w:val="single" w:sz="18" w:space="0" w:color="auto"/>
+            </w:tcBorders>
+          </w:tcPr>
+          <w:p>
+            <w:pPr>
+              <w:cnfStyle w:val="000000000000" w:firstRow="0" w:lastRow="0" w:firstColumn="0" w:lastColumn="0" w:oddVBand="0" w:evenVBand="0" w:oddHBand="0" w:evenHBand="0" w:firstRowFirstColumn="0" w:firstRowLastColumn="0" w:lastRowFirstColumn="0" w:lastRowLastColumn="0"/>
+              <w:rPr>
+                <w:rFonts w:ascii="Times New Roman" w:hAnsi="Times New Roman" w:cs="Times New Roman"/>
+              </w:rPr>
+            </w:pPr>
+            <w:r>
+              <w:rPr>
+                <w:rFonts w:ascii="Times New Roman" w:hAnsi="Times New Roman" w:cs="Times New Roman"/>
+              </w:rPr>
+              <w:t>54</w:t>
+            </w:r>
+          </w:p>
+        </w:tc>
+        <w:tc>
+          <w:tcPr>
+            <w:tcW w:w="1701" w:type="dxa"/>
+            <w:tcBorders>
+              <w:left w:val="single" w:sz="18" w:space="0" w:color="auto"/>
+              <w:right w:val="single" w:sz="18" w:space="0" w:color="auto"/>
+            </w:tcBorders>
+          </w:tcPr>
+          <w:p>
+            <w:pPr>
+              <w:cnfStyle w:val="000000000000" w:firstRow="0" w:lastRow="0" w:firstColumn="0" w:lastColumn="0" w:oddVBand="0" w:evenVBand="0" w:oddHBand="0" w:evenHBand="0" w:firstRowFirstColumn="0" w:firstRowLastColumn="0" w:lastRowFirstColumn="0" w:lastRowLastColumn="0"/>
+              <w:rPr>
+                <w:rFonts w:ascii="Times New Roman" w:hAnsi="Times New Roman" w:cs="Times New Roman"/>
+              </w:rPr>
+            </w:pPr>
+            <w:r>
+              <w:rPr>
+                <w:rFonts w:ascii="Times New Roman" w:hAnsi="Times New Roman" w:cs="Times New Roman"/>
+              </w:rPr>
+              <w:t>73</w:t>
+            </w:r>
+          </w:p>
+        </w:tc>
+        <w:tc>
+          <w:tcPr>
+            <w:tcW w:w="1843" w:type="dxa"/>
+            <w:tcBorders>
+              <w:left w:val="single" w:sz="18" w:space="0" w:color="auto"/>
+              <w:right w:val="single" w:sz="18" w:space="0" w:color="auto"/>
+            </w:tcBorders>
+          </w:tcPr>
+          <w:p>
+            <w:pPr>
+              <w:cnfStyle w:val="000000000000" w:firstRow="0" w:lastRow="0" w:firstColumn="0" w:lastColumn="0" w:oddVBand="0" w:evenVBand="0" w:oddHBand="0" w:evenHBand="0" w:firstRowFirstColumn="0" w:firstRowLastColumn="0" w:lastRowFirstColumn="0" w:lastRowLastColumn="0"/>
+              <w:rPr>
+                <w:rFonts w:ascii="Times New Roman" w:hAnsi="Times New Roman" w:cs="Times New Roman"/>
+              </w:rPr>
+            </w:pPr>
+            <w:r>
+              <w:rPr>
+                <w:rFonts w:ascii="Times New Roman" w:hAnsi="Times New Roman" w:cs="Times New Roman"/>
+              </w:rPr>
+              <w:t>52</w:t>
+            </w:r>
+          </w:p>
+        </w:tc>
+      </w:tr>
+      <w:tr>
+        <w:trPr>
+          <w:cnfStyle w:val="000000100000" w:firstRow="0" w:lastRow="0" w:firstColumn="0" w:lastColumn="0" w:oddVBand="0" w:evenVBand="0" w:oddHBand="1" w:evenHBand="0" w:firstRowFirstColumn="0" w:firstRowLastColumn="0" w:lastRowFirstColumn="0" w:lastRowLastColumn="0"/>
+        </w:trPr>
+        <w:tc>
+          <w:tcPr>
+            <w:cnfStyle w:val="001000000000" w:firstRow="0" w:lastRow="0" w:firstColumn="1" w:lastColumn="0" w:oddVBand="0" w:evenVBand="0" w:oddHBand="0" w:evenHBand="0" w:firstRowFirstColumn="0" w:firstRowLastColumn="0" w:lastRowFirstColumn="0" w:lastRowLastColumn="0"/>
+            <w:tcW w:w="1446" w:type="dxa"/>
+            <w:vMerge/>
+            <w:tcBorders>
+              <w:left w:val="single" w:sz="18" w:space="0" w:color="auto"/>
+              <w:bottom w:val="single" w:sz="18" w:space="0" w:color="auto"/>
+              <w:right w:val="single" w:sz="18" w:space="0" w:color="auto"/>
+            </w:tcBorders>
+          </w:tcPr>
+          <w:p>
+            <w:pPr>
+              <w:rPr>
+                <w:rFonts w:ascii="Times New Roman" w:hAnsi="Times New Roman" w:cs="Times New Roman"/>
+              </w:rPr>
+            </w:pPr>
+          </w:p>
+        </w:tc>
+        <w:tc>
+          <w:tcPr>
+            <w:tcW w:w="2099" w:type="dxa"/>
+            <w:tcBorders>
+              <w:left w:val="single" w:sz="18" w:space="0" w:color="auto"/>
+              <w:bottom w:val="single" w:sz="18" w:space="0" w:color="auto"/>
+              <w:right w:val="single" w:sz="18" w:space="0" w:color="auto"/>
+            </w:tcBorders>
+          </w:tcPr>
+          <w:p>
+            <w:pPr>
+              <w:cnfStyle w:val="000000100000" w:firstRow="0" w:lastRow="0" w:firstColumn="0" w:lastColumn="0" w:oddVBand="0" w:evenVBand="0" w:oddHBand="1" w:evenHBand="0" w:firstRowFirstColumn="0" w:firstRowLastColumn="0" w:lastRowFirstColumn="0" w:lastRowLastColumn="0"/>
+              <w:rPr>
+                <w:rFonts w:ascii="Times New Roman" w:hAnsi="Times New Roman" w:cs="Times New Roman"/>
+              </w:rPr>
+            </w:pPr>
+            <w:r>
+              <w:rPr>
+                <w:rFonts w:ascii="Times New Roman" w:hAnsi="Times New Roman" w:cs="Times New Roman"/>
+              </w:rPr>
+              <w:t>Pneumococcal-3</w:t>
+            </w:r>
+          </w:p>
+        </w:tc>
+        <w:tc>
+          <w:tcPr>
+            <w:tcW w:w="1115" w:type="dxa"/>
+            <w:vMerge/>
+            <w:tcBorders>
+              <w:left w:val="single" w:sz="18" w:space="0" w:color="auto"/>
+              <w:bottom w:val="single" w:sz="18" w:space="0" w:color="auto"/>
+              <w:right w:val="single" w:sz="18" w:space="0" w:color="auto"/>
+            </w:tcBorders>
+          </w:tcPr>
+          <w:p>
+            <w:pPr>
+              <w:cnfStyle w:val="000000100000" w:firstRow="0" w:lastRow="0" w:firstColumn="0" w:lastColumn="0" w:oddVBand="0" w:evenVBand="0" w:oddHBand="1" w:evenHBand="0" w:firstRowFirstColumn="0" w:firstRowLastColumn="0" w:lastRowFirstColumn="0" w:lastRowLastColumn="0"/>
+              <w:rPr>
+                <w:rFonts w:ascii="Times New Roman" w:hAnsi="Times New Roman" w:cs="Times New Roman"/>
+              </w:rPr>
+            </w:pPr>
+          </w:p>
+        </w:tc>
+        <w:tc>
+          <w:tcPr>
+            <w:tcW w:w="1714" w:type="dxa"/>
+            <w:tcBorders>
+              <w:left w:val="single" w:sz="18" w:space="0" w:color="auto"/>
+              <w:bottom w:val="single" w:sz="18" w:space="0" w:color="auto"/>
+              <w:right w:val="single" w:sz="18" w:space="0" w:color="auto"/>
+            </w:tcBorders>
+          </w:tcPr>
+          <w:p>
+            <w:pPr>
+              <w:cnfStyle w:val="000000100000" w:firstRow="0" w:lastRow="0" w:firstColumn="0" w:lastColumn="0" w:oddVBand="0" w:evenVBand="0" w:oddHBand="1" w:evenHBand="0" w:firstRowFirstColumn="0" w:firstRowLastColumn="0" w:lastRowFirstColumn="0" w:lastRowLastColumn="0"/>
+              <w:rPr>
+                <w:rFonts w:ascii="Times New Roman" w:hAnsi="Times New Roman" w:cs="Times New Roman"/>
+              </w:rPr>
+            </w:pPr>
+            <w:r>
+              <w:rPr>
+                <w:rFonts w:ascii="Times New Roman" w:hAnsi="Times New Roman" w:cs="Times New Roman"/>
+              </w:rPr>
+              <w:t>75</w:t>
+            </w:r>
+          </w:p>
+        </w:tc>
+        <w:tc>
+          <w:tcPr>
+            <w:tcW w:w="1843" w:type="dxa"/>
+            <w:gridSpan w:val="2"/>
+            <w:tcBorders>
+              <w:left w:val="single" w:sz="18" w:space="0" w:color="auto"/>
+              <w:bottom w:val="single" w:sz="18" w:space="0" w:color="auto"/>
+              <w:right w:val="single" w:sz="18" w:space="0" w:color="auto"/>
+            </w:tcBorders>
+          </w:tcPr>
+          <w:p>
+            <w:pPr>
+              <w:cnfStyle w:val="000000100000" w:firstRow="0" w:lastRow="0" w:firstColumn="0" w:lastColumn="0" w:oddVBand="0" w:evenVBand="0" w:oddHBand="1" w:evenHBand="0" w:firstRowFirstColumn="0" w:firstRowLastColumn="0" w:lastRowFirstColumn="0" w:lastRowLastColumn="0"/>
+              <w:rPr>
+                <w:rFonts w:ascii="Times New Roman" w:hAnsi="Times New Roman" w:cs="Times New Roman"/>
+              </w:rPr>
+            </w:pPr>
+            <w:r>
+              <w:rPr>
+                <w:rFonts w:ascii="Times New Roman" w:hAnsi="Times New Roman" w:cs="Times New Roman"/>
+              </w:rPr>
+              <w:t>54</w:t>
+            </w:r>
+          </w:p>
+        </w:tc>
+        <w:tc>
+          <w:tcPr>
+            <w:tcW w:w="1701" w:type="dxa"/>
+            <w:tcBorders>
+              <w:left w:val="single" w:sz="18" w:space="0" w:color="auto"/>
+              <w:bottom w:val="single" w:sz="18" w:space="0" w:color="auto"/>
+              <w:right w:val="single" w:sz="18" w:space="0" w:color="auto"/>
+            </w:tcBorders>
+          </w:tcPr>
+          <w:p>
+            <w:pPr>
+              <w:cnfStyle w:val="000000100000" w:firstRow="0" w:lastRow="0" w:firstColumn="0" w:lastColumn="0" w:oddVBand="0" w:evenVBand="0" w:oddHBand="1" w:evenHBand="0" w:firstRowFirstColumn="0" w:firstRowLastColumn="0" w:lastRowFirstColumn="0" w:lastRowLastColumn="0"/>
+              <w:rPr>
+                <w:rFonts w:ascii="Times New Roman" w:hAnsi="Times New Roman" w:cs="Times New Roman"/>
+              </w:rPr>
+            </w:pPr>
+            <w:r>
+              <w:rPr>
+                <w:rFonts w:ascii="Times New Roman" w:hAnsi="Times New Roman" w:cs="Times New Roman"/>
+              </w:rPr>
+              <w:t>73</w:t>
+            </w:r>
+          </w:p>
+        </w:tc>
+        <w:tc>
+          <w:tcPr>
+            <w:tcW w:w="1843" w:type="dxa"/>
+            <w:tcBorders>
+              <w:left w:val="single" w:sz="18" w:space="0" w:color="auto"/>
+              <w:bottom w:val="single" w:sz="18" w:space="0" w:color="auto"/>
+              <w:right w:val="single" w:sz="18" w:space="0" w:color="auto"/>
+            </w:tcBorders>
+          </w:tcPr>
+          <w:p>
+            <w:pPr>
+              <w:cnfStyle w:val="000000100000" w:firstRow="0" w:lastRow="0" w:firstColumn="0" w:lastColumn="0" w:oddVBand="0" w:evenVBand="0" w:oddHBand="1" w:evenHBand="0" w:firstRowFirstColumn="0" w:firstRowLastColumn="0" w:lastRowFirstColumn="0" w:lastRowLastColumn="0"/>
+              <w:rPr>
+                <w:rFonts w:ascii="Times New Roman" w:hAnsi="Times New Roman" w:cs="Times New Roman"/>
+              </w:rPr>
+            </w:pPr>
+            <w:r>
+              <w:rPr>
+                <w:rFonts w:ascii="Times New Roman" w:hAnsi="Times New Roman" w:cs="Times New Roman"/>
+              </w:rPr>
+              <w:t>52</w:t>
+            </w:r>
+          </w:p>
+        </w:tc>
+      </w:tr>
+      <w:tr>
+        <w:tc>
+          <w:tcPr>
+            <w:cnfStyle w:val="001000000000" w:firstRow="0" w:lastRow="0" w:firstColumn="1" w:lastColumn="0" w:oddVBand="0" w:evenVBand="0" w:oddHBand="0" w:evenHBand="0" w:firstRowFirstColumn="0" w:firstRowLastColumn="0" w:lastRowFirstColumn="0" w:lastRowLastColumn="0"/>
+            <w:tcW w:w="1446" w:type="dxa"/>
+            <w:tcBorders>
+              <w:top w:val="single" w:sz="18" w:space="0" w:color="auto"/>
+              <w:left w:val="single" w:sz="18" w:space="0" w:color="auto"/>
+              <w:bottom w:val="single" w:sz="18" w:space="0" w:color="auto"/>
+              <w:right w:val="single" w:sz="18" w:space="0" w:color="auto"/>
+            </w:tcBorders>
+          </w:tcPr>
+          <w:p>
+            <w:pPr>
+              <w:rPr>
+                <w:rFonts w:ascii="Times New Roman" w:hAnsi="Times New Roman" w:cs="Times New Roman"/>
+              </w:rPr>
+            </w:pPr>
+            <w:r>
+              <w:rPr>
+                <w:rFonts w:ascii="Times New Roman" w:hAnsi="Times New Roman" w:cs="Times New Roman"/>
+              </w:rPr>
+              <w:t>6 Months</w:t>
+            </w:r>
+          </w:p>
+        </w:tc>
+        <w:tc>
+          <w:tcPr>
+            <w:tcW w:w="2099" w:type="dxa"/>
+            <w:tcBorders>
+              <w:top w:val="single" w:sz="18" w:space="0" w:color="auto"/>
+              <w:left w:val="single" w:sz="18" w:space="0" w:color="auto"/>
+              <w:bottom w:val="single" w:sz="18" w:space="0" w:color="auto"/>
+              <w:right w:val="single" w:sz="18" w:space="0" w:color="auto"/>
+            </w:tcBorders>
+          </w:tcPr>
+          <w:p>
+            <w:pPr>
+              <w:cnfStyle w:val="000000000000" w:firstRow="0" w:lastRow="0" w:firstColumn="0" w:lastColumn="0" w:oddVBand="0" w:evenVBand="0" w:oddHBand="0" w:evenHBand="0" w:firstRowFirstColumn="0" w:firstRowLastColumn="0" w:lastRowFirstColumn="0" w:lastRowLastColumn="0"/>
+              <w:rPr>
+                <w:rFonts w:ascii="Times New Roman" w:hAnsi="Times New Roman" w:cs="Times New Roman"/>
+              </w:rPr>
+            </w:pPr>
+            <w:r>
+              <w:rPr>
+                <w:rFonts w:ascii="Times New Roman" w:hAnsi="Times New Roman" w:cs="Times New Roman"/>
+              </w:rPr>
+              <w:t>Vitamin A</w:t>
+            </w:r>
+          </w:p>
+        </w:tc>
+        <w:tc>
+          <w:tcPr>
+            <w:tcW w:w="1115" w:type="dxa"/>
+            <w:tcBorders>
+              <w:top w:val="single" w:sz="18" w:space="0" w:color="auto"/>
+              <w:left w:val="single" w:sz="18" w:space="0" w:color="auto"/>
+              <w:bottom w:val="single" w:sz="18" w:space="0" w:color="auto"/>
+              <w:right w:val="single" w:sz="18" w:space="0" w:color="auto"/>
+            </w:tcBorders>
+          </w:tcPr>
+          <w:p>
+            <w:pPr>
+              <w:cnfStyle w:val="000000000000" w:firstRow="0" w:lastRow="0" w:firstColumn="0" w:lastColumn="0" w:oddVBand="0" w:evenVBand="0" w:oddHBand="0" w:evenHBand="0" w:firstRowFirstColumn="0" w:firstRowLastColumn="0" w:lastRowFirstColumn="0" w:lastRowLastColumn="0"/>
+              <w:rPr>
+                <w:rFonts w:ascii="Times New Roman" w:hAnsi="Times New Roman" w:cs="Times New Roman"/>
+              </w:rPr>
+            </w:pPr>
+            <w:r>
+              <w:rPr>
+                <w:rFonts w:ascii="Times New Roman" w:hAnsi="Times New Roman" w:cs="Times New Roman"/>
+              </w:rPr>
+              <w:t>12,653</w:t>
+            </w:r>
+          </w:p>
+        </w:tc>
+        <w:tc>
+          <w:tcPr>
+            <w:tcW w:w="1714" w:type="dxa"/>
+            <w:tcBorders>
+              <w:top w:val="single" w:sz="18" w:space="0" w:color="auto"/>
+              <w:left w:val="single" w:sz="18" w:space="0" w:color="auto"/>
+              <w:bottom w:val="single" w:sz="18" w:space="0" w:color="auto"/>
+              <w:right w:val="single" w:sz="18" w:space="0" w:color="auto"/>
+            </w:tcBorders>
+          </w:tcPr>
+          <w:p>
+            <w:pPr>
+              <w:cnfStyle w:val="000000000000" w:firstRow="0" w:lastRow="0" w:firstColumn="0" w:lastColumn="0" w:oddVBand="0" w:evenVBand="0" w:oddHBand="0" w:evenHBand="0" w:firstRowFirstColumn="0" w:firstRowLastColumn="0" w:lastRowFirstColumn="0" w:lastRowLastColumn="0"/>
+              <w:rPr>
+                <w:rFonts w:ascii="Times New Roman" w:hAnsi="Times New Roman" w:cs="Times New Roman"/>
+              </w:rPr>
+            </w:pPr>
+            <w:r>
+              <w:rPr>
+                <w:rFonts w:ascii="Times New Roman" w:hAnsi="Times New Roman" w:cs="Times New Roman"/>
+              </w:rPr>
+              <w:t>64</w:t>
+            </w:r>
+          </w:p>
+        </w:tc>
+        <w:tc>
+          <w:tcPr>
+            <w:tcW w:w="1843" w:type="dxa"/>
+            <w:gridSpan w:val="2"/>
+            <w:tcBorders>
+              <w:top w:val="single" w:sz="18" w:space="0" w:color="auto"/>
+              <w:left w:val="single" w:sz="18" w:space="0" w:color="auto"/>
+              <w:bottom w:val="single" w:sz="18" w:space="0" w:color="auto"/>
+              <w:right w:val="single" w:sz="18" w:space="0" w:color="auto"/>
+            </w:tcBorders>
+          </w:tcPr>
+          <w:p>
+            <w:pPr>
+              <w:cnfStyle w:val="000000000000" w:firstRow="0" w:lastRow="0" w:firstColumn="0" w:lastColumn="0" w:oddVBand="0" w:evenVBand="0" w:oddHBand="0" w:evenHBand="0" w:firstRowFirstColumn="0" w:firstRowLastColumn="0" w:lastRowFirstColumn="0" w:lastRowLastColumn="0"/>
+              <w:rPr>
+                <w:rFonts w:ascii="Times New Roman" w:hAnsi="Times New Roman" w:cs="Times New Roman"/>
+              </w:rPr>
+            </w:pPr>
+            <w:r>
+              <w:rPr>
+                <w:rFonts w:ascii="Times New Roman" w:hAnsi="Times New Roman" w:cs="Times New Roman"/>
+              </w:rPr>
+              <w:t>51</w:t>
+            </w:r>
+          </w:p>
+        </w:tc>
+        <w:tc>
+          <w:tcPr>
+            <w:tcW w:w="1701" w:type="dxa"/>
+            <w:tcBorders>
+              <w:top w:val="single" w:sz="18" w:space="0" w:color="auto"/>
+              <w:left w:val="single" w:sz="18" w:space="0" w:color="auto"/>
+              <w:bottom w:val="single" w:sz="18" w:space="0" w:color="auto"/>
+              <w:right w:val="single" w:sz="18" w:space="0" w:color="auto"/>
+            </w:tcBorders>
+          </w:tcPr>
+          <w:p>
+            <w:pPr>
+              <w:cnfStyle w:val="000000000000" w:firstRow="0" w:lastRow="0" w:firstColumn="0" w:lastColumn="0" w:oddVBand="0" w:evenVBand="0" w:oddHBand="0" w:evenHBand="0" w:firstRowFirstColumn="0" w:firstRowLastColumn="0" w:lastRowFirstColumn="0" w:lastRowLastColumn="0"/>
+              <w:rPr>
+                <w:rFonts w:ascii="Times New Roman" w:hAnsi="Times New Roman" w:cs="Times New Roman"/>
+              </w:rPr>
+            </w:pPr>
+            <w:r>
+              <w:rPr>
+                <w:rFonts w:ascii="Times New Roman" w:hAnsi="Times New Roman" w:cs="Times New Roman"/>
+              </w:rPr>
+              <w:t>66</w:t>
+            </w:r>
+          </w:p>
+        </w:tc>
+        <w:tc>
+          <w:tcPr>
+            <w:tcW w:w="1843" w:type="dxa"/>
+            <w:tcBorders>
+              <w:top w:val="single" w:sz="18" w:space="0" w:color="auto"/>
+              <w:left w:val="single" w:sz="18" w:space="0" w:color="auto"/>
+              <w:bottom w:val="single" w:sz="18" w:space="0" w:color="auto"/>
+              <w:right w:val="single" w:sz="18" w:space="0" w:color="auto"/>
+            </w:tcBorders>
+          </w:tcPr>
+          <w:p>
+            <w:pPr>
+              <w:cnfStyle w:val="000000000000" w:firstRow="0" w:lastRow="0" w:firstColumn="0" w:lastColumn="0" w:oddVBand="0" w:evenVBand="0" w:oddHBand="0" w:evenHBand="0" w:firstRowFirstColumn="0" w:firstRowLastColumn="0" w:lastRowFirstColumn="0" w:lastRowLastColumn="0"/>
+              <w:rPr>
+                <w:rFonts w:ascii="Times New Roman" w:hAnsi="Times New Roman" w:cs="Times New Roman"/>
+              </w:rPr>
+            </w:pPr>
+            <w:r>
+              <w:rPr>
+                <w:rFonts w:ascii="Times New Roman" w:hAnsi="Times New Roman" w:cs="Times New Roman"/>
+              </w:rPr>
+              <w:t>53</w:t>
+            </w:r>
+          </w:p>
+        </w:tc>
+      </w:tr>
+      <w:tr>
+        <w:trPr>
+          <w:cnfStyle w:val="000000100000" w:firstRow="0" w:lastRow="0" w:firstColumn="0" w:lastColumn="0" w:oddVBand="0" w:evenVBand="0" w:oddHBand="1" w:evenHBand="0" w:firstRowFirstColumn="0" w:firstRowLastColumn="0" w:lastRowFirstColumn="0" w:lastRowLastColumn="0"/>
+        </w:trPr>
+        <w:tc>
+          <w:tcPr>
+            <w:cnfStyle w:val="001000000000" w:firstRow="0" w:lastRow="0" w:firstColumn="1" w:lastColumn="0" w:oddVBand="0" w:evenVBand="0" w:oddHBand="0" w:evenHBand="0" w:firstRowFirstColumn="0" w:firstRowLastColumn="0" w:lastRowFirstColumn="0" w:lastRowLastColumn="0"/>
+            <w:tcW w:w="1446" w:type="dxa"/>
+            <w:tcBorders>
+              <w:top w:val="single" w:sz="18" w:space="0" w:color="auto"/>
+              <w:left w:val="single" w:sz="18" w:space="0" w:color="auto"/>
+              <w:bottom w:val="single" w:sz="18" w:space="0" w:color="auto"/>
+              <w:right w:val="single" w:sz="18" w:space="0" w:color="auto"/>
+            </w:tcBorders>
+          </w:tcPr>
+          <w:p>
+            <w:pPr>
+              <w:rPr>
+                <w:rFonts w:ascii="Times New Roman" w:hAnsi="Times New Roman" w:cs="Times New Roman"/>
+              </w:rPr>
+            </w:pPr>
+            <w:r>
+              <w:rPr>
+                <w:rFonts w:ascii="Times New Roman" w:hAnsi="Times New Roman" w:cs="Times New Roman"/>
+              </w:rPr>
+              <w:t>9 months</w:t>
+            </w:r>
+          </w:p>
+        </w:tc>
+        <w:tc>
+          <w:tcPr>
+            <w:tcW w:w="2099" w:type="dxa"/>
+            <w:tcBorders>
+              <w:top w:val="single" w:sz="18" w:space="0" w:color="auto"/>
+              <w:left w:val="single" w:sz="18" w:space="0" w:color="auto"/>
+              <w:bottom w:val="single" w:sz="18" w:space="0" w:color="auto"/>
+              <w:right w:val="single" w:sz="18" w:space="0" w:color="auto"/>
+            </w:tcBorders>
+          </w:tcPr>
+          <w:p>
+            <w:pPr>
+              <w:cnfStyle w:val="000000100000" w:firstRow="0" w:lastRow="0" w:firstColumn="0" w:lastColumn="0" w:oddVBand="0" w:evenVBand="0" w:oddHBand="1" w:evenHBand="0" w:firstRowFirstColumn="0" w:firstRowLastColumn="0" w:lastRowFirstColumn="0" w:lastRowLastColumn="0"/>
+              <w:rPr>
+                <w:rFonts w:ascii="Times New Roman" w:hAnsi="Times New Roman" w:cs="Times New Roman"/>
+              </w:rPr>
+            </w:pPr>
+            <w:r>
+              <w:rPr>
+                <w:rFonts w:ascii="Times New Roman" w:hAnsi="Times New Roman" w:cs="Times New Roman"/>
+              </w:rPr>
+              <w:t>MCV-1</w:t>
+            </w:r>
+          </w:p>
+        </w:tc>
+        <w:tc>
+          <w:tcPr>
+            <w:tcW w:w="1115" w:type="dxa"/>
+            <w:tcBorders>
+              <w:top w:val="single" w:sz="18" w:space="0" w:color="auto"/>
+              <w:left w:val="single" w:sz="18" w:space="0" w:color="auto"/>
+              <w:bottom w:val="single" w:sz="18" w:space="0" w:color="auto"/>
+              <w:right w:val="single" w:sz="18" w:space="0" w:color="auto"/>
+            </w:tcBorders>
+          </w:tcPr>
+          <w:p>
+            <w:pPr>
+              <w:cnfStyle w:val="000000100000" w:firstRow="0" w:lastRow="0" w:firstColumn="0" w:lastColumn="0" w:oddVBand="0" w:evenVBand="0" w:oddHBand="1" w:evenHBand="0" w:firstRowFirstColumn="0" w:firstRowLastColumn="0" w:lastRowFirstColumn="0" w:lastRowLastColumn="0"/>
+              <w:rPr>
+                <w:rFonts w:ascii="Times New Roman" w:hAnsi="Times New Roman" w:cs="Times New Roman"/>
+              </w:rPr>
+            </w:pPr>
+            <w:r>
+              <w:rPr>
+                <w:rFonts w:ascii="Times New Roman" w:hAnsi="Times New Roman" w:cs="Times New Roman"/>
+              </w:rPr>
+              <w:t>11,300</w:t>
+            </w:r>
+          </w:p>
+        </w:tc>
+        <w:tc>
+          <w:tcPr>
+            <w:tcW w:w="1714" w:type="dxa"/>
+            <w:tcBorders>
+              <w:top w:val="single" w:sz="18" w:space="0" w:color="auto"/>
+              <w:left w:val="single" w:sz="18" w:space="0" w:color="auto"/>
+              <w:bottom w:val="single" w:sz="18" w:space="0" w:color="auto"/>
+              <w:right w:val="single" w:sz="18" w:space="0" w:color="auto"/>
+            </w:tcBorders>
+          </w:tcPr>
+          <w:p>
+            <w:pPr>
+              <w:cnfStyle w:val="000000100000" w:firstRow="0" w:lastRow="0" w:firstColumn="0" w:lastColumn="0" w:oddVBand="0" w:evenVBand="0" w:oddHBand="1" w:evenHBand="0" w:firstRowFirstColumn="0" w:firstRowLastColumn="0" w:lastRowFirstColumn="0" w:lastRowLastColumn="0"/>
+              <w:rPr>
+                <w:rFonts w:ascii="Times New Roman" w:hAnsi="Times New Roman" w:cs="Times New Roman"/>
+              </w:rPr>
+            </w:pPr>
+            <w:r>
+              <w:rPr>
+                <w:rFonts w:ascii="Times New Roman" w:hAnsi="Times New Roman" w:cs="Times New Roman"/>
+              </w:rPr>
+              <w:t>84</w:t>
+            </w:r>
+          </w:p>
+        </w:tc>
+        <w:tc>
+          <w:tcPr>
+            <w:tcW w:w="1843" w:type="dxa"/>
+            <w:gridSpan w:val="2"/>
+            <w:tcBorders>
+              <w:top w:val="single" w:sz="18" w:space="0" w:color="auto"/>
+              <w:left w:val="single" w:sz="18" w:space="0" w:color="auto"/>
+              <w:bottom w:val="single" w:sz="18" w:space="0" w:color="auto"/>
+              <w:right w:val="single" w:sz="18" w:space="0" w:color="auto"/>
+            </w:tcBorders>
+          </w:tcPr>
+          <w:p>
+            <w:pPr>
+              <w:cnfStyle w:val="000000100000" w:firstRow="0" w:lastRow="0" w:firstColumn="0" w:lastColumn="0" w:oddVBand="0" w:evenVBand="0" w:oddHBand="1" w:evenHBand="0" w:firstRowFirstColumn="0" w:firstRowLastColumn="0" w:lastRowFirstColumn="0" w:lastRowLastColumn="0"/>
+              <w:rPr>
+                <w:rFonts w:ascii="Times New Roman" w:hAnsi="Times New Roman" w:cs="Times New Roman"/>
+              </w:rPr>
+            </w:pPr>
+            <w:r>
+              <w:rPr>
+                <w:rFonts w:ascii="Times New Roman" w:hAnsi="Times New Roman" w:cs="Times New Roman"/>
+              </w:rPr>
+              <w:t>64</w:t>
+            </w:r>
+          </w:p>
+        </w:tc>
+        <w:tc>
+          <w:tcPr>
+            <w:tcW w:w="1701" w:type="dxa"/>
+            <w:tcBorders>
+              <w:top w:val="single" w:sz="18" w:space="0" w:color="auto"/>
+              <w:left w:val="single" w:sz="18" w:space="0" w:color="auto"/>
+              <w:bottom w:val="single" w:sz="18" w:space="0" w:color="auto"/>
+              <w:right w:val="single" w:sz="18" w:space="0" w:color="auto"/>
+            </w:tcBorders>
+          </w:tcPr>
+          <w:p>
+            <w:pPr>
+              <w:cnfStyle w:val="000000100000" w:firstRow="0" w:lastRow="0" w:firstColumn="0" w:lastColumn="0" w:oddVBand="0" w:evenVBand="0" w:oddHBand="1" w:evenHBand="0" w:firstRowFirstColumn="0" w:firstRowLastColumn="0" w:lastRowFirstColumn="0" w:lastRowLastColumn="0"/>
+              <w:rPr>
+                <w:rFonts w:ascii="Times New Roman" w:hAnsi="Times New Roman" w:cs="Times New Roman"/>
+              </w:rPr>
+            </w:pPr>
+            <w:r>
+              <w:rPr>
+                <w:rFonts w:ascii="Times New Roman" w:hAnsi="Times New Roman" w:cs="Times New Roman"/>
+              </w:rPr>
+              <w:t>83</w:t>
+            </w:r>
+          </w:p>
+        </w:tc>
+        <w:tc>
+          <w:tcPr>
+            <w:tcW w:w="1843" w:type="dxa"/>
+            <w:tcBorders>
+              <w:top w:val="single" w:sz="18" w:space="0" w:color="auto"/>
+              <w:left w:val="single" w:sz="18" w:space="0" w:color="auto"/>
+              <w:bottom w:val="single" w:sz="18" w:space="0" w:color="auto"/>
+              <w:right w:val="single" w:sz="18" w:space="0" w:color="auto"/>
+            </w:tcBorders>
+          </w:tcPr>
+          <w:p>
+            <w:pPr>
+              <w:cnfStyle w:val="000000100000" w:firstRow="0" w:lastRow="0" w:firstColumn="0" w:lastColumn="0" w:oddVBand="0" w:evenVBand="0" w:oddHBand="1" w:evenHBand="0" w:firstRowFirstColumn="0" w:firstRowLastColumn="0" w:lastRowFirstColumn="0" w:lastRowLastColumn="0"/>
+              <w:rPr>
+                <w:rFonts w:ascii="Times New Roman" w:hAnsi="Times New Roman" w:cs="Times New Roman"/>
+              </w:rPr>
+            </w:pPr>
+            <w:r>
+              <w:rPr>
+                <w:rFonts w:ascii="Times New Roman" w:hAnsi="Times New Roman" w:cs="Times New Roman"/>
+              </w:rPr>
+              <w:t>66</w:t>
+            </w:r>
+          </w:p>
+        </w:tc>
+      </w:tr>
+      <w:tr>
+        <w:tc>
+          <w:tcPr>
+            <w:cnfStyle w:val="001000000000" w:firstRow="0" w:lastRow="0" w:firstColumn="1" w:lastColumn="0" w:oddVBand="0" w:evenVBand="0" w:oddHBand="0" w:evenHBand="0" w:firstRowFirstColumn="0" w:firstRowLastColumn="0" w:lastRowFirstColumn="0" w:lastRowLastColumn="0"/>
+            <w:tcW w:w="1446" w:type="dxa"/>
+            <w:tcBorders>
+              <w:top w:val="single" w:sz="18" w:space="0" w:color="auto"/>
+              <w:left w:val="single" w:sz="18" w:space="0" w:color="auto"/>
+              <w:bottom w:val="single" w:sz="18" w:space="0" w:color="auto"/>
+              <w:right w:val="single" w:sz="18" w:space="0" w:color="auto"/>
+            </w:tcBorders>
+          </w:tcPr>
+          <w:p>
+            <w:pPr>
+              <w:rPr>
+                <w:rFonts w:ascii="Times New Roman" w:hAnsi="Times New Roman" w:cs="Times New Roman"/>
+              </w:rPr>
+            </w:pPr>
+            <w:r>
+              <w:rPr>
+                <w:rFonts w:ascii="Times New Roman" w:hAnsi="Times New Roman" w:cs="Times New Roman"/>
+              </w:rPr>
+              <w:t>15 months</w:t>
+            </w:r>
+          </w:p>
+        </w:tc>
+        <w:tc>
+          <w:tcPr>
+            <w:tcW w:w="2099" w:type="dxa"/>
+            <w:tcBorders>
+              <w:top w:val="single" w:sz="18" w:space="0" w:color="auto"/>
+              <w:left w:val="single" w:sz="18" w:space="0" w:color="auto"/>
+              <w:bottom w:val="single" w:sz="18" w:space="0" w:color="auto"/>
+              <w:right w:val="single" w:sz="18" w:space="0" w:color="auto"/>
+            </w:tcBorders>
+          </w:tcPr>
+          <w:p>
+            <w:pPr>
+              <w:cnfStyle w:val="000000000000" w:firstRow="0" w:lastRow="0" w:firstColumn="0" w:lastColumn="0" w:oddVBand="0" w:evenVBand="0" w:oddHBand="0" w:evenHBand="0" w:firstRowFirstColumn="0" w:firstRowLastColumn="0" w:lastRowFirstColumn="0" w:lastRowLastColumn="0"/>
+              <w:rPr>
+                <w:rFonts w:ascii="Times New Roman" w:hAnsi="Times New Roman" w:cs="Times New Roman"/>
+              </w:rPr>
+            </w:pPr>
+            <w:r>
+              <w:rPr>
+                <w:rFonts w:ascii="Times New Roman" w:hAnsi="Times New Roman" w:cs="Times New Roman"/>
+              </w:rPr>
+              <w:t>MCV-2</w:t>
+            </w:r>
+          </w:p>
+        </w:tc>
+        <w:tc>
+          <w:tcPr>
+            <w:tcW w:w="1115" w:type="dxa"/>
+            <w:tcBorders>
+              <w:top w:val="single" w:sz="18" w:space="0" w:color="auto"/>
+              <w:left w:val="single" w:sz="18" w:space="0" w:color="auto"/>
+              <w:bottom w:val="single" w:sz="18" w:space="0" w:color="auto"/>
+              <w:right w:val="single" w:sz="18" w:space="0" w:color="auto"/>
+            </w:tcBorders>
+          </w:tcPr>
+          <w:p>
+            <w:pPr>
+              <w:cnfStyle w:val="000000000000" w:firstRow="0" w:lastRow="0" w:firstColumn="0" w:lastColumn="0" w:oddVBand="0" w:evenVBand="0" w:oddHBand="0" w:evenHBand="0" w:firstRowFirstColumn="0" w:firstRowLastColumn="0" w:lastRowFirstColumn="0" w:lastRowLastColumn="0"/>
+              <w:rPr>
+                <w:rFonts w:ascii="Times New Roman" w:hAnsi="Times New Roman" w:cs="Times New Roman"/>
+              </w:rPr>
+            </w:pPr>
+            <w:r>
+              <w:rPr>
+                <w:rFonts w:ascii="Times New Roman" w:hAnsi="Times New Roman" w:cs="Times New Roman"/>
+              </w:rPr>
+              <w:t>8,464</w:t>
+            </w:r>
+          </w:p>
+        </w:tc>
+        <w:tc>
+          <w:tcPr>
+            <w:tcW w:w="1714" w:type="dxa"/>
+            <w:tcBorders>
+              <w:top w:val="single" w:sz="18" w:space="0" w:color="auto"/>
+              <w:left w:val="single" w:sz="18" w:space="0" w:color="auto"/>
+              <w:bottom w:val="single" w:sz="18" w:space="0" w:color="auto"/>
+              <w:right w:val="single" w:sz="18" w:space="0" w:color="auto"/>
+            </w:tcBorders>
+          </w:tcPr>
+          <w:p>
+            <w:pPr>
+              <w:cnfStyle w:val="000000000000" w:firstRow="0" w:lastRow="0" w:firstColumn="0" w:lastColumn="0" w:oddVBand="0" w:evenVBand="0" w:oddHBand="0" w:evenHBand="0" w:firstRowFirstColumn="0" w:firstRowLastColumn="0" w:lastRowFirstColumn="0" w:lastRowLastColumn="0"/>
+              <w:rPr>
+                <w:rFonts w:ascii="Times New Roman" w:hAnsi="Times New Roman" w:cs="Times New Roman"/>
+              </w:rPr>
+            </w:pPr>
+            <w:r>
+              <w:rPr>
+                <w:rFonts w:ascii="Times New Roman" w:hAnsi="Times New Roman" w:cs="Times New Roman"/>
+              </w:rPr>
+              <w:t>69</w:t>
+            </w:r>
+          </w:p>
+        </w:tc>
+        <w:tc>
+          <w:tcPr>
+            <w:tcW w:w="1843" w:type="dxa"/>
+            <w:gridSpan w:val="2"/>
+            <w:tcBorders>
+              <w:top w:val="single" w:sz="18" w:space="0" w:color="auto"/>
+              <w:left w:val="single" w:sz="18" w:space="0" w:color="auto"/>
+              <w:bottom w:val="single" w:sz="18" w:space="0" w:color="auto"/>
+              <w:right w:val="single" w:sz="18" w:space="0" w:color="auto"/>
+            </w:tcBorders>
+          </w:tcPr>
+          <w:p>
+            <w:pPr>
+              <w:cnfStyle w:val="000000000000" w:firstRow="0" w:lastRow="0" w:firstColumn="0" w:lastColumn="0" w:oddVBand="0" w:evenVBand="0" w:oddHBand="0" w:evenHBand="0" w:firstRowFirstColumn="0" w:firstRowLastColumn="0" w:lastRowFirstColumn="0" w:lastRowLastColumn="0"/>
+              <w:rPr>
+                <w:rFonts w:ascii="Times New Roman" w:hAnsi="Times New Roman" w:cs="Times New Roman"/>
+              </w:rPr>
+            </w:pPr>
+            <w:r>
+              <w:rPr>
+                <w:rFonts w:ascii="Times New Roman" w:hAnsi="Times New Roman" w:cs="Times New Roman"/>
+              </w:rPr>
+              <w:t>52</w:t>
+            </w:r>
+          </w:p>
+        </w:tc>
+        <w:tc>
+          <w:tcPr>
+            <w:tcW w:w="1701" w:type="dxa"/>
+            <w:tcBorders>
+              <w:top w:val="single" w:sz="18" w:space="0" w:color="auto"/>
+              <w:left w:val="single" w:sz="18" w:space="0" w:color="auto"/>
+              <w:bottom w:val="single" w:sz="18" w:space="0" w:color="auto"/>
+              <w:right w:val="single" w:sz="18" w:space="0" w:color="auto"/>
+            </w:tcBorders>
+          </w:tcPr>
+          <w:p>
+            <w:pPr>
+              <w:cnfStyle w:val="000000000000" w:firstRow="0" w:lastRow="0" w:firstColumn="0" w:lastColumn="0" w:oddVBand="0" w:evenVBand="0" w:oddHBand="0" w:evenHBand="0" w:firstRowFirstColumn="0" w:firstRowLastColumn="0" w:lastRowFirstColumn="0" w:lastRowLastColumn="0"/>
+              <w:rPr>
+                <w:rFonts w:ascii="Times New Roman" w:hAnsi="Times New Roman" w:cs="Times New Roman"/>
+              </w:rPr>
+            </w:pPr>
+            <w:r>
+              <w:rPr>
+                <w:rFonts w:ascii="Times New Roman" w:hAnsi="Times New Roman" w:cs="Times New Roman"/>
+              </w:rPr>
+              <w:t>69</w:t>
+            </w:r>
+          </w:p>
+        </w:tc>
+        <w:tc>
+          <w:tcPr>
+            <w:tcW w:w="1843" w:type="dxa"/>
+            <w:tcBorders>
+              <w:top w:val="single" w:sz="18" w:space="0" w:color="auto"/>
+              <w:left w:val="single" w:sz="18" w:space="0" w:color="auto"/>
+              <w:bottom w:val="single" w:sz="18" w:space="0" w:color="auto"/>
+              <w:right w:val="single" w:sz="18" w:space="0" w:color="auto"/>
+            </w:tcBorders>
+          </w:tcPr>
+          <w:p>
+            <w:pPr>
+              <w:cnfStyle w:val="000000000000" w:firstRow="0" w:lastRow="0" w:firstColumn="0" w:lastColumn="0" w:oddVBand="0" w:evenVBand="0" w:oddHBand="0" w:evenHBand="0" w:firstRowFirstColumn="0" w:firstRowLastColumn="0" w:lastRowFirstColumn="0" w:lastRowLastColumn="0"/>
+              <w:rPr>
+                <w:rFonts w:ascii="Times New Roman" w:hAnsi="Times New Roman" w:cs="Times New Roman"/>
+              </w:rPr>
+            </w:pPr>
+            <w:r>
+              <w:rPr>
+                <w:rFonts w:ascii="Times New Roman" w:hAnsi="Times New Roman" w:cs="Times New Roman"/>
+              </w:rPr>
+              <w:t>54</w:t>
+            </w:r>
+          </w:p>
+        </w:tc>
+      </w:tr>
+    </w:tbl>
+    <w:p>
+      <w:pPr>
+        <w:rPr>
+          <w:rFonts w:ascii="Times New Roman" w:hAnsi="Times New Roman" w:cs="Times New Roman"/>
+          <w:sz w:val="30"/>
+          <w:szCs w:val="30"/>
+        </w:rPr>
+      </w:pPr>
+    </w:p>
     <w:sectPr>
       <w:pgSz w:w="16838" w:h="11906" w:orient="landscape"/>
       <w:pgMar w:top="1440" w:right="1440" w:bottom="1440" w:left="1440" w:header="708" w:footer="708" w:gutter="0"/>
@@ -2345,6 +6337,151 @@
     </w:sectPr>
   </w:body>
 </w:document>
+</file>
+
+<file path=word/comments.xml><?xml version="1.0" encoding="utf-8"?>
+<w:comments xmlns:wpc="http://schemas.microsoft.com/office/word/2010/wordprocessingCanvas" xmlns:cx="http://schemas.microsoft.com/office/drawing/2014/chartex" xmlns:cx1="http://schemas.microsoft.com/office/drawing/2015/9/8/chartex" xmlns:cx2="http://schemas.microsoft.com/office/drawing/2015/10/21/chartex" xmlns:cx3="http://schemas.microsoft.com/office/drawing/2016/5/9/chartex" xmlns:cx4="http://schemas.microsoft.com/office/drawing/2016/5/10/chartex" xmlns:cx5="http://schemas.microsoft.com/office/drawing/2016/5/11/chartex" xmlns:cx6="http://schemas.microsoft.com/office/drawing/2016/5/12/chartex" xmlns:cx7="http://schemas.microsoft.com/office/drawing/2016/5/13/chartex" xmlns:cx8="http://schemas.microsoft.com/office/drawing/2016/5/14/chartex" xmlns:mc="http://schemas.openxmlformats.org/markup-compatibility/2006" xmlns:aink="http://schemas.microsoft.com/office/drawing/2016/ink" xmlns:am3d="http://schemas.microsoft.com/office/drawing/2017/model3d" xmlns:o="urn:schemas-microsoft-com:office:office" xmlns:oel="http://schemas.microsoft.com/office/2019/extlst" xmlns:r="http://schemas.openxmlformats.org/officeDocument/2006/relationships" xmlns:m="http://schemas.openxmlformats.org/officeDocument/2006/math" xmlns:v="urn:schemas-microsoft-com:vml" xmlns:wp14="http://schemas.microsoft.com/office/word/2010/wordprocessingDrawing" xmlns:wp="http://schemas.openxmlformats.org/drawingml/2006/wordprocessingDrawing" xmlns:w10="urn:schemas-microsoft-com:office:word" xmlns:w="http://schemas.openxmlformats.org/wordprocessingml/2006/main" xmlns:w14="http://schemas.microsoft.com/office/word/2010/wordml" xmlns:w15="http://schemas.microsoft.com/office/word/2012/wordml" xmlns:w16cex="http://schemas.microsoft.com/office/word/2018/wordml/cex" xmlns:w16cid="http://schemas.microsoft.com/office/word/2016/wordml/cid" xmlns:w16="http://schemas.microsoft.com/office/word/2018/wordml" xmlns:w16du="http://schemas.microsoft.com/office/word/2023/wordml/word16du" xmlns:w16sdtdh="http://schemas.microsoft.com/office/word/2020/wordml/sdtdatahash" xmlns:w16sdtfl="http://schemas.microsoft.com/office/word/2024/wordml/sdtformatlock" xmlns:w16se="http://schemas.microsoft.com/office/word/2015/wordml/symex" xmlns:wpg="http://schemas.microsoft.com/office/word/2010/wordprocessingGroup" xmlns:wpi="http://schemas.microsoft.com/office/word/2010/wordprocessingInk" xmlns:wne="http://schemas.microsoft.com/office/word/2006/wordml" xmlns:wps="http://schemas.microsoft.com/office/word/2010/wordprocessingShape" mc:Ignorable="w14 w15 w16se w16cid w16 w16cex w16sdtdh w16sdtfl w16du wp14">
+  <w:comment w:id="0" w:author="Stanley Saitet" w:date="2026-04-01T15:15:00Z" w:initials="SS">
+    <w:p>
+      <w:r>
+        <w:rPr>
+          <w:rStyle w:val="CommentReference"/>
+        </w:rPr>
+        <w:annotationRef/>
+      </w:r>
+      <w:r>
+        <w:rPr>
+          <w:sz w:val="20"/>
+          <w:szCs w:val="20"/>
+        </w:rPr>
+        <w:t>this simply means 73 children out of 15,347 children were exposed to heatwaves during their BCG vaccination time</w:t>
+      </w:r>
+    </w:p>
+  </w:comment>
+</w:comments>
+</file>
+
+<file path=word/commentsExtended.xml><?xml version="1.0" encoding="utf-8"?>
+<w15:commentsEx xmlns:wpc="http://schemas.microsoft.com/office/word/2010/wordprocessingCanvas" xmlns:cx="http://schemas.microsoft.com/office/drawing/2014/chartex" xmlns:cx1="http://schemas.microsoft.com/office/drawing/2015/9/8/chartex" xmlns:cx2="http://schemas.microsoft.com/office/drawing/2015/10/21/chartex" xmlns:cx3="http://schemas.microsoft.com/office/drawing/2016/5/9/chartex" xmlns:cx4="http://schemas.microsoft.com/office/drawing/2016/5/10/chartex" xmlns:cx5="http://schemas.microsoft.com/office/drawing/2016/5/11/chartex" xmlns:cx6="http://schemas.microsoft.com/office/drawing/2016/5/12/chartex" xmlns:cx7="http://schemas.microsoft.com/office/drawing/2016/5/13/chartex" xmlns:cx8="http://schemas.microsoft.com/office/drawing/2016/5/14/chartex" xmlns:mc="http://schemas.openxmlformats.org/markup-compatibility/2006" xmlns:aink="http://schemas.microsoft.com/office/drawing/2016/ink" xmlns:am3d="http://schemas.microsoft.com/office/drawing/2017/model3d" xmlns:o="urn:schemas-microsoft-com:office:office" xmlns:oel="http://schemas.microsoft.com/office/2019/extlst" xmlns:r="http://schemas.openxmlformats.org/officeDocument/2006/relationships" xmlns:m="http://schemas.openxmlformats.org/officeDocument/2006/math" xmlns:v="urn:schemas-microsoft-com:vml" xmlns:wp14="http://schemas.microsoft.com/office/word/2010/wordprocessingDrawing" xmlns:wp="http://schemas.openxmlformats.org/drawingml/2006/wordprocessingDrawing" xmlns:w10="urn:schemas-microsoft-com:office:word" xmlns:w="http://schemas.openxmlformats.org/wordprocessingml/2006/main" xmlns:w14="http://schemas.microsoft.com/office/word/2010/wordml" xmlns:w15="http://schemas.microsoft.com/office/word/2012/wordml" xmlns:w16cex="http://schemas.microsoft.com/office/word/2018/wordml/cex" xmlns:w16cid="http://schemas.microsoft.com/office/word/2016/wordml/cid" xmlns:w16="http://schemas.microsoft.com/office/word/2018/wordml" xmlns:w16du="http://schemas.microsoft.com/office/word/2023/wordml/word16du" xmlns:w16sdtdh="http://schemas.microsoft.com/office/word/2020/wordml/sdtdatahash" xmlns:w16sdtfl="http://schemas.microsoft.com/office/word/2024/wordml/sdtformatlock" xmlns:w16se="http://schemas.microsoft.com/office/word/2015/wordml/symex" xmlns:wpg="http://schemas.microsoft.com/office/word/2010/wordprocessingGroup" xmlns:wpi="http://schemas.microsoft.com/office/word/2010/wordprocessingInk" xmlns:wne="http://schemas.microsoft.com/office/word/2006/wordml" xmlns:wps="http://schemas.microsoft.com/office/word/2010/wordprocessingShape" mc:Ignorable="w14 w15 w16se w16cid w16 w16cex w16sdtdh w16sdtfl w16du wp14">
+  <w15:commentEx w15:paraId="5A59B778" w15:done="0"/>
+</w15:commentsEx>
+</file>
+
+<file path=word/commentsExtensible.xml><?xml version="1.0" encoding="utf-8"?>
+<w16cex:commentsExtensible xmlns:wpc="http://schemas.microsoft.com/office/word/2010/wordprocessingCanvas" xmlns:cx="http://schemas.microsoft.com/office/drawing/2014/chartex" xmlns:cx1="http://schemas.microsoft.com/office/drawing/2015/9/8/chartex" xmlns:cx2="http://schemas.microsoft.com/office/drawing/2015/10/21/chartex" xmlns:cx3="http://schemas.microsoft.com/office/drawing/2016/5/9/chartex" xmlns:cx4="http://schemas.microsoft.com/office/drawing/2016/5/10/chartex" xmlns:cx5="http://schemas.microsoft.com/office/drawing/2016/5/11/chartex" xmlns:cx6="http://schemas.microsoft.com/office/drawing/2016/5/12/chartex" xmlns:cx7="http://schemas.microsoft.com/office/drawing/2016/5/13/chartex" xmlns:cx8="http://schemas.microsoft.com/office/drawing/2016/5/14/chartex" xmlns:cr="http://schemas.microsoft.com/office/comments/2020/reactions" xmlns:mc="http://schemas.openxmlformats.org/markup-compatibility/2006" xmlns:aink="http://schemas.microsoft.com/office/drawing/2016/ink" xmlns:am3d="http://schemas.microsoft.com/office/drawing/2017/model3d" xmlns:o="urn:schemas-microsoft-com:office:office" xmlns:oel="http://schemas.microsoft.com/office/2019/extlst" xmlns:r="http://schemas.openxmlformats.org/officeDocument/2006/relationships" xmlns:m="http://schemas.openxmlformats.org/officeDocument/2006/math" xmlns:v="urn:schemas-microsoft-com:vml" xmlns:wp14="http://schemas.microsoft.com/office/word/2010/wordprocessingDrawing" xmlns:wp="http://schemas.openxmlformats.org/drawingml/2006/wordprocessingDrawing" xmlns:w10="urn:schemas-microsoft-com:office:word" xmlns:w="http://schemas.openxmlformats.org/wordprocessingml/2006/main" xmlns:w14="http://schemas.microsoft.com/office/word/2010/wordml" xmlns:w15="http://schemas.microsoft.com/office/word/2012/wordml" xmlns:w16cex="http://schemas.microsoft.com/office/word/2018/wordml/cex" xmlns:w16cid="http://schemas.microsoft.com/office/word/2016/wordml/cid" xmlns:w16="http://schemas.microsoft.com/office/word/2018/wordml" xmlns:w16du="http://schemas.microsoft.com/office/word/2023/wordml/word16du" xmlns:w16sdtdh="http://schemas.microsoft.com/office/word/2020/wordml/sdtdatahash" xmlns:w16sdtfl="http://schemas.microsoft.com/office/word/2024/wordml/sdtformatlock" xmlns:w16se="http://schemas.microsoft.com/office/word/2015/wordml/symex" xmlns:wpg="http://schemas.microsoft.com/office/word/2010/wordprocessingGroup" xmlns:wpi="http://schemas.microsoft.com/office/word/2010/wordprocessingInk" xmlns:wne="http://schemas.microsoft.com/office/word/2006/wordml" xmlns:wps="http://schemas.microsoft.com/office/word/2010/wordprocessingShape" mc:Ignorable="w14 w15 w16se w16cid w16 w16cex w16sdtdh w16sdtfl cr w16du wp14">
+  <w16cex:commentExtensible w16cex:durableId="68CCE76D" w16cex:dateUtc="2026-04-01T14:15:00Z"/>
+</w16cex:commentsExtensible>
+</file>
+
+<file path=word/commentsIds.xml><?xml version="1.0" encoding="utf-8"?>
+<w16cid:commentsIds xmlns:wpc="http://schemas.microsoft.com/office/word/2010/wordprocessingCanvas" xmlns:cx="http://schemas.microsoft.com/office/drawing/2014/chartex" xmlns:cx1="http://schemas.microsoft.com/office/drawing/2015/9/8/chartex" xmlns:cx2="http://schemas.microsoft.com/office/drawing/2015/10/21/chartex" xmlns:cx3="http://schemas.microsoft.com/office/drawing/2016/5/9/chartex" xmlns:cx4="http://schemas.microsoft.com/office/drawing/2016/5/10/chartex" xmlns:cx5="http://schemas.microsoft.com/office/drawing/2016/5/11/chartex" xmlns:cx6="http://schemas.microsoft.com/office/drawing/2016/5/12/chartex" xmlns:cx7="http://schemas.microsoft.com/office/drawing/2016/5/13/chartex" xmlns:cx8="http://schemas.microsoft.com/office/drawing/2016/5/14/chartex" xmlns:mc="http://schemas.openxmlformats.org/markup-compatibility/2006" xmlns:aink="http://schemas.microsoft.com/office/drawing/2016/ink" xmlns:am3d="http://schemas.microsoft.com/office/drawing/2017/model3d" xmlns:o="urn:schemas-microsoft-com:office:office" xmlns:oel="http://schemas.microsoft.com/office/2019/extlst" xmlns:r="http://schemas.openxmlformats.org/officeDocument/2006/relationships" xmlns:m="http://schemas.openxmlformats.org/officeDocument/2006/math" xmlns:v="urn:schemas-microsoft-com:vml" xmlns:wp14="http://schemas.microsoft.com/office/word/2010/wordprocessingDrawing" xmlns:wp="http://schemas.openxmlformats.org/drawingml/2006/wordprocessingDrawing" xmlns:w10="urn:schemas-microsoft-com:office:word" xmlns:w="http://schemas.openxmlformats.org/wordprocessingml/2006/main" xmlns:w14="http://schemas.microsoft.com/office/word/2010/wordml" xmlns:w15="http://schemas.microsoft.com/office/word/2012/wordml" xmlns:w16cex="http://schemas.microsoft.com/office/word/2018/wordml/cex" xmlns:w16cid="http://schemas.microsoft.com/office/word/2016/wordml/cid" xmlns:w16="http://schemas.microsoft.com/office/word/2018/wordml" xmlns:w16du="http://schemas.microsoft.com/office/word/2023/wordml/word16du" xmlns:w16sdtdh="http://schemas.microsoft.com/office/word/2020/wordml/sdtdatahash" xmlns:w16sdtfl="http://schemas.microsoft.com/office/word/2024/wordml/sdtformatlock" xmlns:w16se="http://schemas.microsoft.com/office/word/2015/wordml/symex" xmlns:wpg="http://schemas.microsoft.com/office/word/2010/wordprocessingGroup" xmlns:wpi="http://schemas.microsoft.com/office/word/2010/wordprocessingInk" xmlns:wne="http://schemas.microsoft.com/office/word/2006/wordml" xmlns:wps="http://schemas.microsoft.com/office/word/2010/wordprocessingShape" mc:Ignorable="w14 w15 w16se w16cid w16 w16cex w16sdtdh w16sdtfl w16du wp14">
+  <w16cid:commentId w16cid:paraId="5A59B778" w16cid:durableId="68CCE76D"/>
+</w16cid:commentsIds>
+</file>
+
+<file path=word/numbering.xml><?xml version="1.0" encoding="utf-8"?>
+<w:numbering xmlns:wpc="http://schemas.microsoft.com/office/word/2010/wordprocessingCanvas" xmlns:cx="http://schemas.microsoft.com/office/drawing/2014/chartex" xmlns:cx1="http://schemas.microsoft.com/office/drawing/2015/9/8/chartex" xmlns:cx2="http://schemas.microsoft.com/office/drawing/2015/10/21/chartex" xmlns:cx3="http://schemas.microsoft.com/office/drawing/2016/5/9/chartex" xmlns:cx4="http://schemas.microsoft.com/office/drawing/2016/5/10/chartex" xmlns:cx5="http://schemas.microsoft.com/office/drawing/2016/5/11/chartex" xmlns:cx6="http://schemas.microsoft.com/office/drawing/2016/5/12/chartex" xmlns:cx7="http://schemas.microsoft.com/office/drawing/2016/5/13/chartex" xmlns:cx8="http://schemas.microsoft.com/office/drawing/2016/5/14/chartex" xmlns:mc="http://schemas.openxmlformats.org/markup-compatibility/2006" xmlns:aink="http://schemas.microsoft.com/office/drawing/2016/ink" xmlns:am3d="http://schemas.microsoft.com/office/drawing/2017/model3d" xmlns:o="urn:schemas-microsoft-com:office:office" xmlns:oel="http://schemas.microsoft.com/office/2019/extlst" xmlns:r="http://schemas.openxmlformats.org/officeDocument/2006/relationships" xmlns:m="http://schemas.openxmlformats.org/officeDocument/2006/math" xmlns:v="urn:schemas-microsoft-com:vml" xmlns:wp14="http://schemas.microsoft.com/office/word/2010/wordprocessingDrawing" xmlns:wp="http://schemas.openxmlformats.org/drawingml/2006/wordprocessingDrawing" xmlns:w10="urn:schemas-microsoft-com:office:word" xmlns:w="http://schemas.openxmlformats.org/wordprocessingml/2006/main" xmlns:w14="http://schemas.microsoft.com/office/word/2010/wordml" xmlns:w15="http://schemas.microsoft.com/office/word/2012/wordml" xmlns:w16cex="http://schemas.microsoft.com/office/word/2018/wordml/cex" xmlns:w16cid="http://schemas.microsoft.com/office/word/2016/wordml/cid" xmlns:w16="http://schemas.microsoft.com/office/word/2018/wordml" xmlns:w16du="http://schemas.microsoft.com/office/word/2023/wordml/word16du" xmlns:w16sdtdh="http://schemas.microsoft.com/office/word/2020/wordml/sdtdatahash" xmlns:w16sdtfl="http://schemas.microsoft.com/office/word/2024/wordml/sdtformatlock" xmlns:w16se="http://schemas.microsoft.com/office/word/2015/wordml/symex" xmlns:wpg="http://schemas.microsoft.com/office/word/2010/wordprocessingGroup" xmlns:wpi="http://schemas.microsoft.com/office/word/2010/wordprocessingInk" xmlns:wne="http://schemas.microsoft.com/office/word/2006/wordml" xmlns:wps="http://schemas.microsoft.com/office/word/2010/wordprocessingShape" mc:Ignorable="w14 w15 w16se w16cid w16 w16cex w16sdtdh w16sdtfl w16du wp14">
+  <w:abstractNum w:abstractNumId="0" w15:restartNumberingAfterBreak="0">
+    <w:nsid w:val="41470B51"/>
+    <w:multiLevelType w:val="hybridMultilevel"/>
+    <w:tmpl w:val="97703C14"/>
+    <w:lvl w:ilvl="0" w:tplc="0809000F">
+      <w:start w:val="1"/>
+      <w:numFmt w:val="decimal"/>
+      <w:lvlText w:val="%1."/>
+      <w:lvlJc w:val="left"/>
+      <w:pPr>
+        <w:ind w:left="720" w:hanging="360"/>
+      </w:pPr>
+      <w:rPr>
+        <w:rFonts w:hint="default"/>
+      </w:rPr>
+    </w:lvl>
+    <w:lvl w:ilvl="1" w:tplc="08090019" w:tentative="1">
+      <w:start w:val="1"/>
+      <w:numFmt w:val="lowerLetter"/>
+      <w:lvlText w:val="%2."/>
+      <w:lvlJc w:val="left"/>
+      <w:pPr>
+        <w:ind w:left="1440" w:hanging="360"/>
+      </w:pPr>
+    </w:lvl>
+    <w:lvl w:ilvl="2" w:tplc="0809001B" w:tentative="1">
+      <w:start w:val="1"/>
+      <w:numFmt w:val="lowerRoman"/>
+      <w:lvlText w:val="%3."/>
+      <w:lvlJc w:val="right"/>
+      <w:pPr>
+        <w:ind w:left="2160" w:hanging="180"/>
+      </w:pPr>
+    </w:lvl>
+    <w:lvl w:ilvl="3" w:tplc="0809000F" w:tentative="1">
+      <w:start w:val="1"/>
+      <w:numFmt w:val="decimal"/>
+      <w:lvlText w:val="%4."/>
+      <w:lvlJc w:val="left"/>
+      <w:pPr>
+        <w:ind w:left="2880" w:hanging="360"/>
+      </w:pPr>
+    </w:lvl>
+    <w:lvl w:ilvl="4" w:tplc="08090019" w:tentative="1">
+      <w:start w:val="1"/>
+      <w:numFmt w:val="lowerLetter"/>
+      <w:lvlText w:val="%5."/>
+      <w:lvlJc w:val="left"/>
+      <w:pPr>
+        <w:ind w:left="3600" w:hanging="360"/>
+      </w:pPr>
+    </w:lvl>
+    <w:lvl w:ilvl="5" w:tplc="0809001B" w:tentative="1">
+      <w:start w:val="1"/>
+      <w:numFmt w:val="lowerRoman"/>
+      <w:lvlText w:val="%6."/>
+      <w:lvlJc w:val="right"/>
+      <w:pPr>
+        <w:ind w:left="4320" w:hanging="180"/>
+      </w:pPr>
+    </w:lvl>
+    <w:lvl w:ilvl="6" w:tplc="0809000F" w:tentative="1">
+      <w:start w:val="1"/>
+      <w:numFmt w:val="decimal"/>
+      <w:lvlText w:val="%7."/>
+      <w:lvlJc w:val="left"/>
+      <w:pPr>
+        <w:ind w:left="5040" w:hanging="360"/>
+      </w:pPr>
+    </w:lvl>
+    <w:lvl w:ilvl="7" w:tplc="08090019" w:tentative="1">
+      <w:start w:val="1"/>
+      <w:numFmt w:val="lowerLetter"/>
+      <w:lvlText w:val="%8."/>
+      <w:lvlJc w:val="left"/>
+      <w:pPr>
+        <w:ind w:left="5760" w:hanging="360"/>
+      </w:pPr>
+    </w:lvl>
+    <w:lvl w:ilvl="8" w:tplc="0809001B" w:tentative="1">
+      <w:start w:val="1"/>
+      <w:numFmt w:val="lowerRoman"/>
+      <w:lvlText w:val="%9."/>
+      <w:lvlJc w:val="right"/>
+      <w:pPr>
+        <w:ind w:left="6480" w:hanging="180"/>
+      </w:pPr>
+    </w:lvl>
+  </w:abstractNum>
+  <w:num w:numId="1" w16cid:durableId="531501909">
+    <w:abstractNumId w:val="0"/>
+  </w:num>
+</w:numbering>
+</file>
+
+<file path=word/people.xml><?xml version="1.0" encoding="utf-8"?>
+<w15:people xmlns:wpc="http://schemas.microsoft.com/office/word/2010/wordprocessingCanvas" xmlns:cx="http://schemas.microsoft.com/office/drawing/2014/chartex" xmlns:cx1="http://schemas.microsoft.com/office/drawing/2015/9/8/chartex" xmlns:cx2="http://schemas.microsoft.com/office/drawing/2015/10/21/chartex" xmlns:cx3="http://schemas.microsoft.com/office/drawing/2016/5/9/chartex" xmlns:cx4="http://schemas.microsoft.com/office/drawing/2016/5/10/chartex" xmlns:cx5="http://schemas.microsoft.com/office/drawing/2016/5/11/chartex" xmlns:cx6="http://schemas.microsoft.com/office/drawing/2016/5/12/chartex" xmlns:cx7="http://schemas.microsoft.com/office/drawing/2016/5/13/chartex" xmlns:cx8="http://schemas.microsoft.com/office/drawing/2016/5/14/chartex" xmlns:mc="http://schemas.openxmlformats.org/markup-compatibility/2006" xmlns:aink="http://schemas.microsoft.com/office/drawing/2016/ink" xmlns:am3d="http://schemas.microsoft.com/office/drawing/2017/model3d" xmlns:o="urn:schemas-microsoft-com:office:office" xmlns:oel="http://schemas.microsoft.com/office/2019/extlst" xmlns:r="http://schemas.openxmlformats.org/officeDocument/2006/relationships" xmlns:m="http://schemas.openxmlformats.org/officeDocument/2006/math" xmlns:v="urn:schemas-microsoft-com:vml" xmlns:wp14="http://schemas.microsoft.com/office/word/2010/wordprocessingDrawing" xmlns:wp="http://schemas.openxmlformats.org/drawingml/2006/wordprocessingDrawing" xmlns:w10="urn:schemas-microsoft-com:office:word" xmlns:w="http://schemas.openxmlformats.org/wordprocessingml/2006/main" xmlns:w14="http://schemas.microsoft.com/office/word/2010/wordml" xmlns:w15="http://schemas.microsoft.com/office/word/2012/wordml" xmlns:w16cex="http://schemas.microsoft.com/office/word/2018/wordml/cex" xmlns:w16cid="http://schemas.microsoft.com/office/word/2016/wordml/cid" xmlns:w16="http://schemas.microsoft.com/office/word/2018/wordml" xmlns:w16du="http://schemas.microsoft.com/office/word/2023/wordml/word16du" xmlns:w16sdtdh="http://schemas.microsoft.com/office/word/2020/wordml/sdtdatahash" xmlns:w16sdtfl="http://schemas.microsoft.com/office/word/2024/wordml/sdtformatlock" xmlns:w16se="http://schemas.microsoft.com/office/word/2015/wordml/symex" xmlns:wpg="http://schemas.microsoft.com/office/word/2010/wordprocessingGroup" xmlns:wpi="http://schemas.microsoft.com/office/word/2010/wordprocessingInk" xmlns:wne="http://schemas.microsoft.com/office/word/2006/wordml" xmlns:wps="http://schemas.microsoft.com/office/word/2010/wordprocessingShape" mc:Ignorable="w14 w15 w16se w16cid w16 w16cex w16sdtdh w16sdtfl w16du wp14">
+  <w15:person w15:author="Stanley Saitet">
+    <w15:presenceInfo w15:providerId="AD" w15:userId="S::lsh2503731@student.lshtm.ac.uk::142b3eb7-d302-43cb-9e5b-e9a8fdfb8e34"/>
+  </w15:person>
+</w15:people>
 </file>
 
 <file path=word/styles.xml><?xml version="1.0" encoding="utf-8"?>
@@ -3560,6 +7697,71 @@
       </w:tcPr>
     </w:tblStylePr>
   </w:style>
+  <w:style w:type="character" w:styleId="CommentReference">
+    <w:name w:val="annotation reference"/>
+    <w:basedOn w:val="DefaultParagraphFont"/>
+    <w:uiPriority w:val="99"/>
+    <w:semiHidden/>
+    <w:unhideWhenUsed/>
+    <w:rsid w:val="00186995"/>
+    <w:rPr>
+      <w:sz w:val="16"/>
+      <w:szCs w:val="16"/>
+    </w:rPr>
+  </w:style>
+  <w:style w:type="paragraph" w:styleId="CommentText">
+    <w:name w:val="annotation text"/>
+    <w:basedOn w:val="Normal"/>
+    <w:link w:val="CommentTextChar"/>
+    <w:uiPriority w:val="99"/>
+    <w:semiHidden/>
+    <w:unhideWhenUsed/>
+    <w:rsid w:val="00186995"/>
+    <w:rPr>
+      <w:sz w:val="20"/>
+      <w:szCs w:val="20"/>
+    </w:rPr>
+  </w:style>
+  <w:style w:type="character" w:customStyle="1" w:styleId="CommentTextChar">
+    <w:name w:val="Comment Text Char"/>
+    <w:basedOn w:val="DefaultParagraphFont"/>
+    <w:link w:val="CommentText"/>
+    <w:uiPriority w:val="99"/>
+    <w:semiHidden/>
+    <w:rsid w:val="00186995"/>
+    <w:rPr>
+      <w:sz w:val="20"/>
+      <w:szCs w:val="20"/>
+    </w:rPr>
+  </w:style>
+  <w:style w:type="paragraph" w:styleId="CommentSubject">
+    <w:name w:val="annotation subject"/>
+    <w:basedOn w:val="CommentText"/>
+    <w:next w:val="CommentText"/>
+    <w:link w:val="CommentSubjectChar"/>
+    <w:uiPriority w:val="99"/>
+    <w:semiHidden/>
+    <w:unhideWhenUsed/>
+    <w:rsid w:val="00186995"/>
+    <w:rPr>
+      <w:b/>
+      <w:bCs/>
+    </w:rPr>
+  </w:style>
+  <w:style w:type="character" w:customStyle="1" w:styleId="CommentSubjectChar">
+    <w:name w:val="Comment Subject Char"/>
+    <w:basedOn w:val="CommentTextChar"/>
+    <w:link w:val="CommentSubject"/>
+    <w:uiPriority w:val="99"/>
+    <w:semiHidden/>
+    <w:rsid w:val="00186995"/>
+    <w:rPr>
+      <w:b/>
+      <w:bCs/>
+      <w:sz w:val="20"/>
+      <w:szCs w:val="20"/>
+    </w:rPr>
+  </w:style>
 </w:styles>
 </file>
 
